--- a/dist/docs/templates/domain/standard-cost-update-checklist.docx
+++ b/dist/docs/templates/domain/standard-cost-update-checklist.docx
@@ -2,7 +2,7 @@
 <file path=word/document.xml><?xml version="1.0" encoding="utf-8"?>
 <w:document xmlns:w="http://schemas.openxmlformats.org/wordprocessingml/2006/main" xmlns:m="http://schemas.openxmlformats.org/officeDocument/2006/math" xmlns:r="http://schemas.openxmlformats.org/officeDocument/2006/relationships" xmlns:o="urn:schemas-microsoft-com:office:office" xmlns:v="urn:schemas-microsoft-com:vml" xmlns:w10="urn:schemas-microsoft-com:office:word" xmlns:a="http://schemas.openxmlformats.org/drawingml/2006/main" xmlns:pic="http://schemas.openxmlformats.org/drawingml/2006/picture" xmlns:wp="http://schemas.openxmlformats.org/drawingml/2006/wordprocessingDrawing">
   <w:body>
-    <w:bookmarkStart w:id="36" w:name="standard-cost-update-checklist"/>
+    <w:bookmarkStart w:id="37" w:name="standard-cost-update-checklist"/>
     <w:p>
       <w:pPr>
         <w:pStyle w:val="Heading1"/>
@@ -82,7 +82,22 @@
         <w:t xml:space="preserve"> </w:t>
       </w:r>
       <w:r>
-        <w:t xml:space="preserve">every cost cycle ([COMPANY: cycle frequency]) and every interim tariff-driven update. Training use: walkthrough in W5, dry run on a copy for B60-2 (W7 to W8), a live cycle, full parallel run or interim update as maker for B90-1 (W12 to W13). Module M5C. Hire B: the cost data is the part to push hardest; the business context is a refresher for you.</w:t>
+        <w:t xml:space="preserve">every cost cycle ([COMPANY: cycle frequency]) and every interim tariff-driven update. Training use: walkthrough in W5, dry run on a copy for B60-2 (W7 to W8), and one cycle as maker for B90-1: a live cycle, a full parallel run or an interim update. A live cycle with T in W12 or W13 starts Phase 1 at T-30, which is in W6 or W7 (Mon 11/30 for T = Wed 1/13), so Hire B joins it from Phase 1 with the Manager as checker. A parallel run or interim update uses the compressed calendar below: pick the option provisionally in the W8 1:1 (Fri 12/11) so Finance can book holiday-week time, and confirm it at the day-60 review (Fri 12/18), as</w:t>
+      </w:r>
+      <w:r>
+        <w:t xml:space="preserve"> </w:t>
+      </w:r>
+      <w:r>
+        <w:rPr>
+          <w:rStyle w:val="VerbatimChar"/>
+        </w:rPr>
+        <w:t xml:space="preserve">docs/01-30-60-90-plan.md</w:t>
+      </w:r>
+      <w:r>
+        <w:t xml:space="preserve"> </w:t>
+      </w:r>
+      <w:r>
+        <w:t xml:space="preserve">says. Module M5C. Hire B: the cost data is the part to push hardest; the business context is a refresher for you.</w:t>
       </w:r>
     </w:p>
     <w:bookmarkStart w:id="21" w:name="how-to-use-this-checklist"/>
@@ -334,6 +349,58 @@
             </w:pPr>
             <w:r>
               <w:t xml:space="preserve">[COMPANY: for example material plus material overhead sub-elements for freight, duty, brokerage]</w:t>
+            </w:r>
+          </w:p>
+        </w:tc>
+      </w:tr>
+      <w:tr>
+        <w:tc>
+          <w:tcPr/>
+          <w:p>
+            <w:pPr>
+              <w:pStyle w:val="Compact"/>
+              <w:jc w:val="left"/>
+            </w:pPr>
+            <w:r>
+              <w:t xml:space="preserve">Basis of each landed-cost sub-element</w:t>
+            </w:r>
+          </w:p>
+        </w:tc>
+        <w:tc>
+          <w:tcPr/>
+          <w:p>
+            <w:pPr>
+              <w:pStyle w:val="Compact"/>
+              <w:jc w:val="left"/>
+            </w:pPr>
+            <w:r>
+              <w:t xml:space="preserve">[COMPANY: per unit amount, or % of material value (EBS basis type Item, Lot or Total Value; Fusion equivalent)]. If duty is held as a % of material value, record how the rate is converted from the customs value: Oracle applies it to the material cost, not to the duty base</w:t>
+            </w:r>
+          </w:p>
+        </w:tc>
+      </w:tr>
+      <w:tr>
+        <w:tc>
+          <w:tcPr/>
+          <w:p>
+            <w:pPr>
+              <w:pStyle w:val="Compact"/>
+              <w:jc w:val="left"/>
+            </w:pPr>
+            <w:r>
+              <w:t xml:space="preserve">How duty reaches item cost and variance</w:t>
+            </w:r>
+          </w:p>
+        </w:tc>
+        <w:tc>
+          <w:tcPr/>
+          <w:p>
+            <w:pPr>
+              <w:pStyle w:val="Compact"/>
+              <w:jc w:val="left"/>
+            </w:pPr>
+            <w:r>
+              <w:t xml:space="preserve">[COMPANY: on the receipt through Oracle Landed Cost Management estimated charges, so duty differences show in PPV; or absorbed as a material overhead sub-element at standard, with actual duty from broker invoices posted to [COMPANY: duty account], so differences show as absorption versus actual]</w:t>
             </w:r>
           </w:p>
         </w:tc>
@@ -849,7 +916,7 @@
               <w:jc w:val="left"/>
             </w:pPr>
             <w:r>
-              <w:t xml:space="preserve">Only checked brief versions; effective dates vs the cost-effective date</w:t>
+              <w:t xml:space="preserve">Only checked brief versions; effective dates vs the cost-effective date. Include any duty the action switches off (brief 6.6) and any partial duty base, such as metal or non-US content (brief Part 7)</w:t>
             </w:r>
           </w:p>
         </w:tc>
@@ -964,7 +1031,7 @@
               <w:t xml:space="preserve"> </w:t>
             </w:r>
             <w:r>
-              <w:t xml:space="preserve">and record the date</w:t>
+              <w:t xml:space="preserve">and record the date. No MPF on USMCA-originating goods of Canada or Mexico when the preference is properly claimed on the entry (19 CFR 24.23(c)); on a mixed entry it applies to the non-originating goods only. Tie this to the same certification check as the Preference row</w:t>
             </w:r>
           </w:p>
         </w:tc>
@@ -1121,7 +1188,7 @@
       </w:tr>
     </w:tbl>
     <w:bookmarkEnd w:id="22"/>
-    <w:bookmarkStart w:id="23" w:name="cycle-calendar"/>
+    <w:bookmarkStart w:id="24" w:name="cycle-calendar"/>
     <w:p>
       <w:pPr>
         <w:pStyle w:val="Heading2"/>
@@ -1768,8 +1835,459 @@
         </w:tc>
       </w:tr>
     </w:tbl>
+    <w:p>
+      <w:pPr>
+        <w:pStyle w:val="BodyText"/>
+      </w:pPr>
+      <w:r>
+        <w:t xml:space="preserve">B90-1 with a live cycle: Phase 9 can finish after day 90 (T+5 is Wed 1/20 for T = Wed 1/13). The day-90 evidence needs Phases 1 to 7 done. The Phase 5 review then falls in W11 and W12, so name the checker and Finance cover before Phase 1 (rule 5).</w:t>
+      </w:r>
+    </w:p>
+    <w:bookmarkStart w:id="23" w:name="Xca66fe91a93ab877bf96b73db6f836a119ffb03"/>
+    <w:p>
+      <w:pPr>
+        <w:pStyle w:val="Heading3"/>
+      </w:pPr>
+      <w:r>
+        <w:t xml:space="preserve">Compressed calendar (interim tariff-driven update or parallel run; B90-1 option)</w:t>
+      </w:r>
+    </w:p>
+    <w:p>
+      <w:pPr>
+        <w:pStyle w:val="FirstParagraph"/>
+      </w:pPr>
+      <w:r>
+        <w:t xml:space="preserve">Use it for an interim duty update after a tariff action (only the affected items change) or for a parallel run on the latest cycle's data. Same phases, same controls, shorter timings. Working days exclude [COMPANY: holiday calendar]; the example treats Thu 11/26, Fri 11/27, Fri 12/25 and Fri 1/1 as holidays. For B90-1, T can be no later than Mon 1/11, so that Phases 8 and 9 end before the day-90 review (Fri 1/15).</w:t>
+      </w:r>
+    </w:p>
+    <w:tbl>
+      <w:tblPr>
+        <w:tblStyle w:val="Table"/>
+        <w:tblW w:type="auto" w:w="0"/>
+        <w:tblLook w:firstRow="1" w:lastRow="0" w:firstColumn="0" w:lastColumn="0" w:noHBand="0" w:noVBand="0" w:val="0020"/>
+        <w:jc w:val="start"/>
+      </w:tblPr>
+      <w:tblGrid>
+        <w:gridCol w:w="1980"/>
+        <w:gridCol w:w="1980"/>
+        <w:gridCol w:w="1980"/>
+        <w:gridCol w:w="1980"/>
+      </w:tblGrid>
+      <w:tr>
+        <w:trPr>
+          <w:tblHeader w:val="true"/>
+        </w:trPr>
+        <w:tc>
+          <w:tcPr/>
+          <w:p>
+            <w:pPr>
+              <w:pStyle w:val="Compact"/>
+              <w:jc w:val="left"/>
+            </w:pPr>
+            <w:r>
+              <w:t xml:space="preserve">Phase</w:t>
+            </w:r>
+          </w:p>
+        </w:tc>
+        <w:tc>
+          <w:tcPr/>
+          <w:p>
+            <w:pPr>
+              <w:pStyle w:val="Compact"/>
+              <w:jc w:val="left"/>
+            </w:pPr>
+            <w:r>
+              <w:t xml:space="preserve">Timing</w:t>
+            </w:r>
+          </w:p>
+        </w:tc>
+        <w:tc>
+          <w:tcPr/>
+          <w:p>
+            <w:pPr>
+              <w:pStyle w:val="Compact"/>
+              <w:jc w:val="left"/>
+            </w:pPr>
+            <w:r>
+              <w:t xml:space="preserve">Example: T = Mon 2027-01-11</w:t>
+            </w:r>
+          </w:p>
+        </w:tc>
+        <w:tc>
+          <w:tcPr/>
+          <w:p>
+            <w:pPr>
+              <w:pStyle w:val="Compact"/>
+              <w:jc w:val="left"/>
+            </w:pPr>
+            <w:r>
+              <w:t xml:space="preserve">Notes</w:t>
+            </w:r>
+          </w:p>
+        </w:tc>
+      </w:tr>
+      <w:tr>
+        <w:tc>
+          <w:tcPr/>
+          <w:p>
+            <w:pPr>
+              <w:pStyle w:val="Compact"/>
+              <w:jc w:val="left"/>
+            </w:pPr>
+            <w:r>
+              <w:t xml:space="preserve">1 Plan with Finance</w:t>
+            </w:r>
+          </w:p>
+        </w:tc>
+        <w:tc>
+          <w:tcPr/>
+          <w:p>
+            <w:pPr>
+              <w:pStyle w:val="Compact"/>
+              <w:jc w:val="left"/>
+            </w:pPr>
+            <w:r>
+              <w:t xml:space="preserve">T-13</w:t>
+            </w:r>
+          </w:p>
+        </w:tc>
+        <w:tc>
+          <w:tcPr/>
+          <w:p>
+            <w:pPr>
+              <w:pStyle w:val="Compact"/>
+              <w:jc w:val="left"/>
+            </w:pPr>
+            <w:r>
+              <w:t xml:space="preserve">Mon 12/21</w:t>
+            </w:r>
+          </w:p>
+        </w:tc>
+        <w:tc>
+          <w:tcPr/>
+          <w:p>
+            <w:pPr>
+              <w:pStyle w:val="Compact"/>
+              <w:jc w:val="left"/>
+            </w:pPr>
+            <w:r>
+              <w:t xml:space="preserve">30-minute call. Scope: items with the duty change (interim) or the latest cycle's items (parallel)</w:t>
+            </w:r>
+          </w:p>
+        </w:tc>
+      </w:tr>
+      <w:tr>
+        <w:tc>
+          <w:tcPr/>
+          <w:p>
+            <w:pPr>
+              <w:pStyle w:val="Compact"/>
+              <w:jc w:val="left"/>
+            </w:pPr>
+            <w:r>
+              <w:t xml:space="preserve">2 Collect inputs</w:t>
+            </w:r>
+          </w:p>
+        </w:tc>
+        <w:tc>
+          <w:tcPr/>
+          <w:p>
+            <w:pPr>
+              <w:pStyle w:val="Compact"/>
+              <w:jc w:val="left"/>
+            </w:pPr>
+            <w:r>
+              <w:t xml:space="preserve">T-13 to T-10</w:t>
+            </w:r>
+          </w:p>
+        </w:tc>
+        <w:tc>
+          <w:tcPr/>
+          <w:p>
+            <w:pPr>
+              <w:pStyle w:val="Compact"/>
+              <w:jc w:val="left"/>
+            </w:pPr>
+            <w:r>
+              <w:t xml:space="preserve">Mon 12/21 to Thu 12/24</w:t>
+            </w:r>
+          </w:p>
+        </w:tc>
+        <w:tc>
+          <w:tcPr/>
+          <w:p>
+            <w:pPr>
+              <w:pStyle w:val="Compact"/>
+              <w:jc w:val="left"/>
+            </w:pPr>
+            <w:r>
+              <w:t xml:space="preserve">Interim: the checked brief and model, plus the latest frozen input pack for everything else. Parallel: the latest frozen input pack</w:t>
+            </w:r>
+          </w:p>
+        </w:tc>
+      </w:tr>
+      <w:tr>
+        <w:tc>
+          <w:tcPr/>
+          <w:p>
+            <w:pPr>
+              <w:pStyle w:val="Compact"/>
+              <w:jc w:val="left"/>
+            </w:pPr>
+            <w:r>
+              <w:t xml:space="preserve">3 and 4 Calculate and validate</w:t>
+            </w:r>
+          </w:p>
+        </w:tc>
+        <w:tc>
+          <w:tcPr/>
+          <w:p>
+            <w:pPr>
+              <w:pStyle w:val="Compact"/>
+              <w:jc w:val="left"/>
+            </w:pPr>
+            <w:r>
+              <w:t xml:space="preserve">T-9 to T-7</w:t>
+            </w:r>
+          </w:p>
+        </w:tc>
+        <w:tc>
+          <w:tcPr/>
+          <w:p>
+            <w:pPr>
+              <w:pStyle w:val="Compact"/>
+              <w:jc w:val="left"/>
+            </w:pPr>
+            <w:r>
+              <w:t xml:space="preserve">Mon 12/28 to Wed 12/30</w:t>
+            </w:r>
+          </w:p>
+        </w:tc>
+        <w:tc>
+          <w:tcPr/>
+          <w:p>
+            <w:pPr>
+              <w:pStyle w:val="Compact"/>
+              <w:jc w:val="left"/>
+            </w:pPr>
+            <w:r>
+              <w:t xml:space="preserve">All Phase 4 checks, including the revaluation estimate</w:t>
+            </w:r>
+          </w:p>
+        </w:tc>
+      </w:tr>
+      <w:tr>
+        <w:tc>
+          <w:tcPr/>
+          <w:p>
+            <w:pPr>
+              <w:pStyle w:val="Compact"/>
+              <w:jc w:val="left"/>
+            </w:pPr>
+            <w:r>
+              <w:t xml:space="preserve">5 Review and approve</w:t>
+            </w:r>
+          </w:p>
+        </w:tc>
+        <w:tc>
+          <w:tcPr/>
+          <w:p>
+            <w:pPr>
+              <w:pStyle w:val="Compact"/>
+              <w:jc w:val="left"/>
+            </w:pPr>
+            <w:r>
+              <w:t xml:space="preserve">T-6 to T-3</w:t>
+            </w:r>
+          </w:p>
+        </w:tc>
+        <w:tc>
+          <w:tcPr/>
+          <w:p>
+            <w:pPr>
+              <w:pStyle w:val="Compact"/>
+              <w:jc w:val="left"/>
+            </w:pPr>
+            <w:r>
+              <w:t xml:space="preserve">Thu 12/31 to Wed 1/6</w:t>
+            </w:r>
+          </w:p>
+        </w:tc>
+        <w:tc>
+          <w:tcPr/>
+          <w:p>
+            <w:pPr>
+              <w:pStyle w:val="Compact"/>
+              <w:jc w:val="left"/>
+            </w:pPr>
+            <w:r>
+              <w:t xml:space="preserve">Manager as checker (about 1.5 h); Finance approval by T-3</w:t>
+            </w:r>
+          </w:p>
+        </w:tc>
+      </w:tr>
+      <w:tr>
+        <w:tc>
+          <w:tcPr/>
+          <w:p>
+            <w:pPr>
+              <w:pStyle w:val="Compact"/>
+              <w:jc w:val="left"/>
+            </w:pPr>
+            <w:r>
+              <w:t xml:space="preserve">6 Load and update</w:t>
+            </w:r>
+          </w:p>
+        </w:tc>
+        <w:tc>
+          <w:tcPr/>
+          <w:p>
+            <w:pPr>
+              <w:pStyle w:val="Compact"/>
+              <w:jc w:val="left"/>
+            </w:pPr>
+            <w:r>
+              <w:t xml:space="preserve">T-2 to T</w:t>
+            </w:r>
+          </w:p>
+        </w:tc>
+        <w:tc>
+          <w:tcPr/>
+          <w:p>
+            <w:pPr>
+              <w:pStyle w:val="Compact"/>
+              <w:jc w:val="left"/>
+            </w:pPr>
+            <w:r>
+              <w:t xml:space="preserve">Thu 1/7 to Mon 1/11</w:t>
+            </w:r>
+          </w:p>
+        </w:tc>
+        <w:tc>
+          <w:tcPr/>
+          <w:p>
+            <w:pPr>
+              <w:pStyle w:val="Compact"/>
+              <w:jc w:val="left"/>
+            </w:pPr>
+            <w:r>
+              <w:t xml:space="preserve">Interim: as in Phase 6. Parallel: no load; compare your file with the costs Finance loaded in the latest cycle</w:t>
+            </w:r>
+          </w:p>
+        </w:tc>
+      </w:tr>
+      <w:tr>
+        <w:tc>
+          <w:tcPr/>
+          <w:p>
+            <w:pPr>
+              <w:pStyle w:val="Compact"/>
+              <w:jc w:val="left"/>
+            </w:pPr>
+            <w:r>
+              <w:t xml:space="preserve">7 Verify</w:t>
+            </w:r>
+          </w:p>
+        </w:tc>
+        <w:tc>
+          <w:tcPr/>
+          <w:p>
+            <w:pPr>
+              <w:pStyle w:val="Compact"/>
+              <w:jc w:val="left"/>
+            </w:pPr>
+            <w:r>
+              <w:t xml:space="preserve">T to T+1</w:t>
+            </w:r>
+          </w:p>
+        </w:tc>
+        <w:tc>
+          <w:tcPr/>
+          <w:p>
+            <w:pPr>
+              <w:pStyle w:val="Compact"/>
+              <w:jc w:val="left"/>
+            </w:pPr>
+            <w:r>
+              <w:t xml:space="preserve">Mon 1/11 to Tue 1/12</w:t>
+            </w:r>
+          </w:p>
+        </w:tc>
+        <w:tc>
+          <w:tcPr/>
+          <w:p>
+            <w:pPr>
+              <w:pStyle w:val="Compact"/>
+              <w:jc w:val="left"/>
+            </w:pPr>
+            <w:r>
+              <w:t xml:space="preserve">Interim: 100% compare. Parallel: explain every difference from the live result</w:t>
+            </w:r>
+          </w:p>
+        </w:tc>
+      </w:tr>
+      <w:tr>
+        <w:tc>
+          <w:tcPr/>
+          <w:p>
+            <w:pPr>
+              <w:pStyle w:val="Compact"/>
+              <w:jc w:val="left"/>
+            </w:pPr>
+            <w:r>
+              <w:t xml:space="preserve">8 and 9 Communicate and archive</w:t>
+            </w:r>
+          </w:p>
+        </w:tc>
+        <w:tc>
+          <w:tcPr/>
+          <w:p>
+            <w:pPr>
+              <w:pStyle w:val="Compact"/>
+              <w:jc w:val="left"/>
+            </w:pPr>
+            <w:r>
+              <w:t xml:space="preserve">By T+3</w:t>
+            </w:r>
+          </w:p>
+        </w:tc>
+        <w:tc>
+          <w:tcPr/>
+          <w:p>
+            <w:pPr>
+              <w:pStyle w:val="Compact"/>
+              <w:jc w:val="left"/>
+            </w:pPr>
+            <w:r>
+              <w:t xml:space="preserve">Thu 1/14</w:t>
+            </w:r>
+          </w:p>
+        </w:tc>
+        <w:tc>
+          <w:tcPr/>
+          <w:p>
+            <w:pPr>
+              <w:pStyle w:val="Compact"/>
+              <w:jc w:val="left"/>
+            </w:pPr>
+            <w:r>
+              <w:t xml:space="preserve">Before the day-90 review</w:t>
+            </w:r>
+          </w:p>
+        </w:tc>
+      </w:tr>
+    </w:tbl>
+    <w:p>
+      <w:pPr>
+        <w:pStyle w:val="BodyText"/>
+      </w:pPr>
+      <w:r>
+        <w:t xml:space="preserve">Phases 1 to 5 fall in W10 and W11, the reduced weeks: name the trainer and Finance cover before Phase 1 (rule 5). A parallel run never loads to Oracle production.</w:t>
+      </w:r>
+    </w:p>
     <w:bookmarkEnd w:id="23"/>
-    <w:bookmarkStart w:id="24" w:name="Xf8ec49cab01f449d4670b75c5e3ac16749d8cda"/>
+    <w:bookmarkEnd w:id="24"/>
+    <w:bookmarkStart w:id="25" w:name="Xf8ec49cab01f449d4670b75c5e3ac16749d8cda"/>
     <w:p>
       <w:pPr>
         <w:pStyle w:val="Heading2"/>
@@ -1886,8 +2404,8 @@
         <w:t xml:space="preserve">☐ Create the cycle folder and Jira epic; copy this checklist.</w:t>
       </w:r>
     </w:p>
-    <w:bookmarkEnd w:id="24"/>
-    <w:bookmarkStart w:id="25" w:name="phase-2-collect-inputs-t-25-to-t-15"/>
+    <w:bookmarkEnd w:id="25"/>
+    <w:bookmarkStart w:id="26" w:name="phase-2-collect-inputs-t-25-to-t-15"/>
     <w:p>
       <w:pPr>
         <w:pStyle w:val="Heading2"/>
@@ -2028,8 +2546,8 @@
         <w:t xml:space="preserve">☐ Freeze: save the input pack as read-only with every extract timestamp; post the link on the Jira epic.</w:t>
       </w:r>
     </w:p>
-    <w:bookmarkEnd w:id="25"/>
-    <w:bookmarkStart w:id="26" w:name="phase-3-calculate-t-15-to-t-12"/>
+    <w:bookmarkEnd w:id="26"/>
+    <w:bookmarkStart w:id="27" w:name="phase-3-calculate-t-15-to-t-12"/>
     <w:p>
       <w:pPr>
         <w:pStyle w:val="Heading2"/>
@@ -2104,7 +2622,7 @@
         <w:t xml:space="preserve">docs/templates/domain/tariff-impact-model-guide.md</w:t>
       </w:r>
       <w:r>
-        <w:t xml:space="preserve">) and make sure the cost file gives the same answer.</w:t>
+        <w:t xml:space="preserve">) and make sure the cost file gives the same answer. The model has one row per item and import country: map each organization row of the cost file to its model row, or use one model per organization (model guide, Items).</w:t>
       </w:r>
     </w:p>
     <w:p>
@@ -2131,8 +2649,8 @@
         <w:t xml:space="preserve">☐ Save as v0.x; keep earlier versions.</w:t>
       </w:r>
     </w:p>
-    <w:bookmarkEnd w:id="26"/>
-    <w:bookmarkStart w:id="27" w:name="phase-4-validate-t-12-to-t-10"/>
+    <w:bookmarkEnd w:id="27"/>
+    <w:bookmarkStart w:id="28" w:name="phase-4-validate-t-12-to-t-10"/>
     <w:p>
       <w:pPr>
         <w:pStyle w:val="Heading2"/>
@@ -2186,6 +2704,18 @@
         <w:pStyle w:val="Compact"/>
       </w:pPr>
       <w:r>
+        <w:t xml:space="preserve">☐ Per item, new total cost = current total cost + the sum of the component changes. Any other difference is an exception.</w:t>
+      </w:r>
+    </w:p>
+    <w:p>
+      <w:pPr>
+        <w:numPr>
+          <w:ilvl w:val="0"/>
+          <w:numId w:val="1006"/>
+        </w:numPr>
+        <w:pStyle w:val="Compact"/>
+      </w:pPr>
+      <w:r>
         <w:t xml:space="preserve">☐ Threshold review: every item over [COMPANY: % threshold] change per unit, or over [COMPANY: $ threshold] annual impact (change per unit x annual quantity), has a driver: purchase price, duty rate, tariff action, freight, FX, unit of measure, or data correction.</w:t>
       </w:r>
     </w:p>
@@ -2261,8 +2791,8 @@
         <w:t xml:space="preserve">☐ Exception list complete: every flag above is either fixed or explained.</w:t>
       </w:r>
     </w:p>
-    <w:bookmarkEnd w:id="27"/>
-    <w:bookmarkStart w:id="28" w:name="Xbd7d2d3cab231a5b1ae9a7afcb1144913b9c2fd"/>
+    <w:bookmarkEnd w:id="28"/>
+    <w:bookmarkStart w:id="29" w:name="Xbd7d2d3cab231a5b1ae9a7afcb1144913b9c2fd"/>
     <w:p>
       <w:pPr>
         <w:pStyle w:val="Heading2"/>
@@ -2355,8 +2885,8 @@
         <w:t xml:space="preserve">☐ Lock the approved file (read-only, version in the file name). Any later change is a new version with a new review and approval.</w:t>
       </w:r>
     </w:p>
-    <w:bookmarkEnd w:id="28"/>
-    <w:bookmarkStart w:id="29" w:name="X6baf319920cd5919988443e7208ff7bef772bee"/>
+    <w:bookmarkEnd w:id="29"/>
+    <w:bookmarkStart w:id="30" w:name="X6baf319920cd5919988443e7208ff7bef772bee"/>
     <w:p>
       <w:pPr>
         <w:pStyle w:val="Heading2"/>
@@ -2382,6 +2912,18 @@
         <w:pStyle w:val="Compact"/>
       </w:pPr>
       <w:r>
+        <w:t xml:space="preserve">☐ The pending cost type (EBS) or cost scenario (Fusion) holds the complete new cost for every item in scope: every cost element and sub-element, not only the changed duty or landed-cost sub-elements. In EBS the update replaces the item's whole Frozen cost with its pending cost, so a duty-only file would wipe the other elements: copy the current Frozen costs into the pending cost type first ([COMPANY: copy method]), then apply the changes. Confirm with Finance how items with no pending cost are treated (the cost type's default cost type).</w:t>
+      </w:r>
+    </w:p>
+    <w:p>
+      <w:pPr>
+        <w:numPr>
+          <w:ilvl w:val="0"/>
+          <w:numId w:val="1008"/>
+        </w:numPr>
+        <w:pStyle w:val="Compact"/>
+      </w:pPr>
+      <w:r>
         <w:t xml:space="preserve">☐ Load the approved file into [COMPANY: pending cost type (EBS) or cost scenario (Fusion)], never straight into the live standard.</w:t>
       </w:r>
     </w:p>
@@ -2457,8 +2999,8 @@
         <w:t xml:space="preserve">☐ Know the correction path before you start: in Fusion a published scenario cannot be unpublished once its costs are used in transactions (an Undo Cost Update task exists for unintended updates); in EBS a correction normally means another cost update. Agree the path with Finance in advance.</w:t>
       </w:r>
     </w:p>
-    <w:bookmarkEnd w:id="29"/>
-    <w:bookmarkStart w:id="30" w:name="phase-7-post-load-verification-t-to-t1"/>
+    <w:bookmarkEnd w:id="30"/>
+    <w:bookmarkStart w:id="31" w:name="phase-7-post-load-verification-t-to-t1"/>
     <w:p>
       <w:pPr>
         <w:pStyle w:val="Heading2"/>
@@ -2536,11 +3078,11 @@
         <w:pStyle w:val="Compact"/>
       </w:pPr>
       <w:r>
-        <w:t xml:space="preserve">☐ Watch the first receipts after T (T+5 to T+10): PPV on the top movers should be close to zero unless the price, duty or freight on the receipt differs from the new standard. Explain any surprises.</w:t>
-      </w:r>
-    </w:p>
-    <w:bookmarkEnd w:id="30"/>
-    <w:bookmarkStart w:id="31" w:name="phase-8-communicate-t1-to-t2"/>
+        <w:t xml:space="preserve">☐ Watch the first receipts and broker invoices after T (T+5 to T+10): the duty and freight variance on the top movers should be close to zero unless the price, duty or freight actually paid differs from the new standard. Where it shows depends on the setting "How duty reaches item cost and variance": PPV at receipt when duty comes in through landed cost charges, or absorption versus actual duty ([COMPANY: duty account]) when duty is a material overhead absorbed at standard. Explain any surprises.</w:t>
+      </w:r>
+    </w:p>
+    <w:bookmarkEnd w:id="31"/>
+    <w:bookmarkStart w:id="32" w:name="phase-8-communicate-t1-to-t2"/>
     <w:p>
       <w:pPr>
         <w:pStyle w:val="Heading2"/>
@@ -2582,7 +3124,7 @@
         <w:pStyle w:val="Compact"/>
       </w:pPr>
       <w:r>
-        <w:t xml:space="preserve">☐ Note that PPV is now measured against the new standards, and which items will show variance for known reasons (for example in-transit goods still entering at the old duty rate).</w:t>
+        <w:t xml:space="preserve">☐ Note that variances (PPV, or duty absorption versus actual, per the company setting) are now measured against the new standards, and which items will show variance for known reasons (for example in-transit goods still entering at the old duty rate).</w:t>
       </w:r>
     </w:p>
     <w:p>
@@ -2618,8 +3160,8 @@
         <w:t xml:space="preserve">), lessons learned.</w:t>
       </w:r>
     </w:p>
-    <w:bookmarkEnd w:id="31"/>
-    <w:bookmarkStart w:id="32" w:name="phase-9-archive-evidence-by-t5"/>
+    <w:bookmarkEnd w:id="32"/>
+    <w:bookmarkStart w:id="33" w:name="phase-9-archive-evidence-by-t5"/>
     <w:p>
       <w:pPr>
         <w:pStyle w:val="Heading2"/>
@@ -2685,8 +3227,8 @@
         <w:t xml:space="preserve">).</w:t>
       </w:r>
     </w:p>
-    <w:bookmarkEnd w:id="32"/>
-    <w:bookmarkStart w:id="33" w:name="raci"/>
+    <w:bookmarkEnd w:id="33"/>
+    <w:bookmarkStart w:id="34" w:name="raci"/>
     <w:p>
       <w:pPr>
         <w:pStyle w:val="Heading2"/>
@@ -3610,8 +4152,8 @@
         </w:tc>
       </w:tr>
     </w:tbl>
-    <w:bookmarkEnd w:id="33"/>
-    <w:bookmarkStart w:id="34" w:name="common-errors-and-how-to-catch-them"/>
+    <w:bookmarkEnd w:id="34"/>
+    <w:bookmarkStart w:id="35" w:name="common-errors-and-how-to-catch-them"/>
     <w:p>
       <w:pPr>
         <w:pStyle w:val="Heading2"/>
@@ -4062,6 +4604,120 @@
               <w:jc w:val="left"/>
             </w:pPr>
             <w:r>
+              <w:t xml:space="preserve">Pending cost type holds only the changed duty sub-element</w:t>
+            </w:r>
+          </w:p>
+        </w:tc>
+        <w:tc>
+          <w:tcPr/>
+          <w:p>
+            <w:pPr>
+              <w:pStyle w:val="Compact"/>
+              <w:jc w:val="left"/>
+            </w:pPr>
+            <w:r>
+              <w:t xml:space="preserve">The item's standard drops to the duty amount at the update</w:t>
+            </w:r>
+          </w:p>
+        </w:tc>
+        <w:tc>
+          <w:tcPr/>
+          <w:p>
+            <w:pPr>
+              <w:pStyle w:val="Compact"/>
+              <w:jc w:val="left"/>
+            </w:pPr>
+            <w:r>
+              <w:t xml:space="preserve">Complete-cost check in Phase 6; simulation reviewed for large negative revaluations</w:t>
+            </w:r>
+          </w:p>
+        </w:tc>
+      </w:tr>
+      <w:tr>
+        <w:tc>
+          <w:tcPr/>
+          <w:p>
+            <w:pPr>
+              <w:pStyle w:val="Compact"/>
+              <w:jc w:val="left"/>
+            </w:pPr>
+            <w:r>
+              <w:t xml:space="preserve">Duty variance looked for in the wrong place</w:t>
+            </w:r>
+          </w:p>
+        </w:tc>
+        <w:tc>
+          <w:tcPr/>
+          <w:p>
+            <w:pPr>
+              <w:pStyle w:val="Compact"/>
+              <w:jc w:val="left"/>
+            </w:pPr>
+            <w:r>
+              <w:t xml:space="preserve">Variance explanation points at PPV when duty is absorbed as overhead, or the reverse</w:t>
+            </w:r>
+          </w:p>
+        </w:tc>
+        <w:tc>
+          <w:tcPr/>
+          <w:p>
+            <w:pPr>
+              <w:pStyle w:val="Compact"/>
+              <w:jc w:val="left"/>
+            </w:pPr>
+            <w:r>
+              <w:t xml:space="preserve">Company setting "How duty reaches item cost and variance"; Phase 7</w:t>
+            </w:r>
+          </w:p>
+        </w:tc>
+      </w:tr>
+      <w:tr>
+        <w:tc>
+          <w:tcPr/>
+          <w:p>
+            <w:pPr>
+              <w:pStyle w:val="Compact"/>
+              <w:jc w:val="left"/>
+            </w:pPr>
+            <w:r>
+              <w:t xml:space="preserve">MPF added to USMCA-claimed entries</w:t>
+            </w:r>
+          </w:p>
+        </w:tc>
+        <w:tc>
+          <w:tcPr/>
+          <w:p>
+            <w:pPr>
+              <w:pStyle w:val="Compact"/>
+              <w:jc w:val="left"/>
+            </w:pPr>
+            <w:r>
+              <w:t xml:space="preserve">Landed cost too high on qualifying Canada and Mexico items</w:t>
+            </w:r>
+          </w:p>
+        </w:tc>
+        <w:tc>
+          <w:tcPr/>
+          <w:p>
+            <w:pPr>
+              <w:pStyle w:val="Compact"/>
+              <w:jc w:val="left"/>
+            </w:pPr>
+            <w:r>
+              <w:t xml:space="preserve">Same certification check as the Preference row</w:t>
+            </w:r>
+          </w:p>
+        </w:tc>
+      </w:tr>
+      <w:tr>
+        <w:tc>
+          <w:tcPr/>
+          <w:p>
+            <w:pPr>
+              <w:pStyle w:val="Compact"/>
+              <w:jc w:val="left"/>
+            </w:pPr>
+            <w:r>
               <w:t xml:space="preserve">Late input change after the freeze</w:t>
             </w:r>
           </w:p>
@@ -4206,8 +4862,8 @@
         </w:tc>
       </w:tr>
     </w:tbl>
-    <w:bookmarkEnd w:id="34"/>
-    <w:bookmarkStart w:id="35" w:name="X614b6844a56f9b085064455be3fb6e2f3caceac"/>
+    <w:bookmarkEnd w:id="35"/>
+    <w:bookmarkStart w:id="36" w:name="X614b6844a56f9b085064455be3fb6e2f3caceac"/>
     <w:p>
       <w:pPr>
         <w:pStyle w:val="Heading2"/>
@@ -4288,8 +4944,8 @@
         <w:t xml:space="preserve">☐ The file Finance will approve is the exact version that will be loaded.</w:t>
       </w:r>
     </w:p>
-    <w:bookmarkEnd w:id="35"/>
     <w:bookmarkEnd w:id="36"/>
+    <w:bookmarkEnd w:id="37"/>
     <w:sectPr/>
   </w:body>
 </w:document>

--- a/dist/docs/templates/domain/standard-cost-update-checklist.docx
+++ b/dist/docs/templates/domain/standard-cost-update-checklist.docx
@@ -82,7 +82,7 @@
         <w:t xml:space="preserve"> </w:t>
       </w:r>
       <w:r>
-        <w:t xml:space="preserve">every cost cycle ([COMPANY: cycle frequency]) and every interim tariff-driven update. Training use: walkthrough in W5, dry run on a copy for B60-2 (W7 to W8), and one cycle as maker for B90-1: a live cycle, a full parallel run or an interim update. A live cycle with T in W12 or W13 starts Phase 1 at T-30, which is in W6 or W7 (Mon 11/30 for T = Wed 1/13), so Hire B joins it from Phase 1 with the Manager as checker. A parallel run or interim update uses the compressed calendar below: pick the option provisionally in the W8 1:1 (Fri 12/11) so Finance can book holiday-week time, and confirm it at the day-60 review (Fri 12/18), as</w:t>
+        <w:t xml:space="preserve">every cost cycle ([COMPANY: cycle frequency]) and every interim tariff-driven update. Training use: walkthrough in W5, dry run on a copy for B60-2 (W8 to W9), and one cycle as maker for B90-1, using one of the options in</w:t>
       </w:r>
       <w:r>
         <w:t xml:space="preserve"> </w:t>
@@ -94,10 +94,7 @@
         <w:t xml:space="preserve">docs/01-30-60-90-plan.md</w:t>
       </w:r>
       <w:r>
-        <w:t xml:space="preserve"> </w:t>
-      </w:r>
-      <w:r>
-        <w:t xml:space="preserve">says. Module M5C. Hire B: the cost data is the part to push hardest; the business context is a refresher for you.</w:t>
+        <w:t xml:space="preserve">: a live cycle, a full parallel run or an interim update. A live cycle counts only if T falls between Mon 1/4 and Wed 1/13 (W12 or W13), so its Phase 1 starts in W5 to W7 ("B90-1 with a live cycle", below the cycle calendar): the Manager checks the [COMPANY: cost calendar] by the W4 1:1 (Fri 11/13). If no live cycle counts, the parallel run or interim update uses the compressed calendar below: pick the option provisionally in the W8 1:1 (Fri 12/11) so Finance can book holiday-week time, and confirm it at the day-60 review (Fri 12/18), as the plan says. Module M5C. Hire B: the cost data is the part to push hardest; the business context is a refresher for you.</w:t>
       </w:r>
     </w:p>
     <w:bookmarkStart w:id="21" w:name="how-to-use-this-checklist"/>
@@ -212,20 +209,23 @@
     <w:tbl>
       <w:tblPr>
         <w:tblStyle w:val="Table"/>
-        <w:tblW w:type="auto" w:w="0"/>
+        <w:tblW w:type="dxa" w:w="9360"/>
         <w:tblLook w:firstRow="1" w:lastRow="0" w:firstColumn="0" w:lastColumn="0" w:noHBand="0" w:noVBand="0" w:val="0020"/>
         <w:jc w:val="start"/>
+        <w:tblLayout w:type="fixed"/>
       </w:tblPr>
       <w:tblGrid>
-        <w:gridCol w:w="3960"/>
-        <w:gridCol w:w="3960"/>
+        <w:gridCol w:w="2973"/>
+        <w:gridCol w:w="6386"/>
       </w:tblGrid>
       <w:tr>
         <w:trPr>
           <w:tblHeader w:val="true"/>
         </w:trPr>
         <w:tc>
-          <w:tcPr/>
+          <w:tcPr>
+            <w:tcW w:w="2973" w:type="dxa"/>
+          </w:tcPr>
           <w:p>
             <w:pPr>
               <w:pStyle w:val="Compact"/>
@@ -237,7 +237,9 @@
           </w:p>
         </w:tc>
         <w:tc>
-          <w:tcPr/>
+          <w:tcPr>
+            <w:tcW w:w="6386" w:type="dxa"/>
+          </w:tcPr>
           <w:p>
             <w:pPr>
               <w:pStyle w:val="Compact"/>
@@ -251,7 +253,9 @@
       </w:tr>
       <w:tr>
         <w:tc>
-          <w:tcPr/>
+          <w:tcPr>
+            <w:tcW w:w="2973" w:type="dxa"/>
+          </w:tcPr>
           <w:p>
             <w:pPr>
               <w:pStyle w:val="Compact"/>
@@ -263,7 +267,9 @@
           </w:p>
         </w:tc>
         <w:tc>
-          <w:tcPr/>
+          <w:tcPr>
+            <w:tcW w:w="6386" w:type="dxa"/>
+          </w:tcPr>
           <w:p>
             <w:pPr>
               <w:pStyle w:val="Compact"/>
@@ -277,7 +283,9 @@
       </w:tr>
       <w:tr>
         <w:tc>
-          <w:tcPr/>
+          <w:tcPr>
+            <w:tcW w:w="2973" w:type="dxa"/>
+          </w:tcPr>
           <w:p>
             <w:pPr>
               <w:pStyle w:val="Compact"/>
@@ -289,7 +297,9 @@
           </w:p>
         </w:tc>
         <w:tc>
-          <w:tcPr/>
+          <w:tcPr>
+            <w:tcW w:w="6386" w:type="dxa"/>
+          </w:tcPr>
           <w:p>
             <w:pPr>
               <w:pStyle w:val="Compact"/>
@@ -303,7 +313,9 @@
       </w:tr>
       <w:tr>
         <w:tc>
-          <w:tcPr/>
+          <w:tcPr>
+            <w:tcW w:w="2973" w:type="dxa"/>
+          </w:tcPr>
           <w:p>
             <w:pPr>
               <w:pStyle w:val="Compact"/>
@@ -315,7 +327,9 @@
           </w:p>
         </w:tc>
         <w:tc>
-          <w:tcPr/>
+          <w:tcPr>
+            <w:tcW w:w="6386" w:type="dxa"/>
+          </w:tcPr>
           <w:p>
             <w:pPr>
               <w:pStyle w:val="Compact"/>
@@ -329,7 +343,9 @@
       </w:tr>
       <w:tr>
         <w:tc>
-          <w:tcPr/>
+          <w:tcPr>
+            <w:tcW w:w="2973" w:type="dxa"/>
+          </w:tcPr>
           <w:p>
             <w:pPr>
               <w:pStyle w:val="Compact"/>
@@ -341,7 +357,9 @@
           </w:p>
         </w:tc>
         <w:tc>
-          <w:tcPr/>
+          <w:tcPr>
+            <w:tcW w:w="6386" w:type="dxa"/>
+          </w:tcPr>
           <w:p>
             <w:pPr>
               <w:pStyle w:val="Compact"/>
@@ -355,7 +373,9 @@
       </w:tr>
       <w:tr>
         <w:tc>
-          <w:tcPr/>
+          <w:tcPr>
+            <w:tcW w:w="2973" w:type="dxa"/>
+          </w:tcPr>
           <w:p>
             <w:pPr>
               <w:pStyle w:val="Compact"/>
@@ -367,7 +387,9 @@
           </w:p>
         </w:tc>
         <w:tc>
-          <w:tcPr/>
+          <w:tcPr>
+            <w:tcW w:w="6386" w:type="dxa"/>
+          </w:tcPr>
           <w:p>
             <w:pPr>
               <w:pStyle w:val="Compact"/>
@@ -381,7 +403,9 @@
       </w:tr>
       <w:tr>
         <w:tc>
-          <w:tcPr/>
+          <w:tcPr>
+            <w:tcW w:w="2973" w:type="dxa"/>
+          </w:tcPr>
           <w:p>
             <w:pPr>
               <w:pStyle w:val="Compact"/>
@@ -393,7 +417,9 @@
           </w:p>
         </w:tc>
         <w:tc>
-          <w:tcPr/>
+          <w:tcPr>
+            <w:tcW w:w="6386" w:type="dxa"/>
+          </w:tcPr>
           <w:p>
             <w:pPr>
               <w:pStyle w:val="Compact"/>
@@ -407,7 +433,9 @@
       </w:tr>
       <w:tr>
         <w:tc>
-          <w:tcPr/>
+          <w:tcPr>
+            <w:tcW w:w="2973" w:type="dxa"/>
+          </w:tcPr>
           <w:p>
             <w:pPr>
               <w:pStyle w:val="Compact"/>
@@ -419,7 +447,9 @@
           </w:p>
         </w:tc>
         <w:tc>
-          <w:tcPr/>
+          <w:tcPr>
+            <w:tcW w:w="6386" w:type="dxa"/>
+          </w:tcPr>
           <w:p>
             <w:pPr>
               <w:pStyle w:val="Compact"/>
@@ -433,7 +463,9 @@
       </w:tr>
       <w:tr>
         <w:tc>
-          <w:tcPr/>
+          <w:tcPr>
+            <w:tcW w:w="2973" w:type="dxa"/>
+          </w:tcPr>
           <w:p>
             <w:pPr>
               <w:pStyle w:val="Compact"/>
@@ -445,7 +477,9 @@
           </w:p>
         </w:tc>
         <w:tc>
-          <w:tcPr/>
+          <w:tcPr>
+            <w:tcW w:w="6386" w:type="dxa"/>
+          </w:tcPr>
           <w:p>
             <w:pPr>
               <w:pStyle w:val="Compact"/>
@@ -459,7 +493,9 @@
       </w:tr>
       <w:tr>
         <w:tc>
-          <w:tcPr/>
+          <w:tcPr>
+            <w:tcW w:w="2973" w:type="dxa"/>
+          </w:tcPr>
           <w:p>
             <w:pPr>
               <w:pStyle w:val="Compact"/>
@@ -471,7 +507,9 @@
           </w:p>
         </w:tc>
         <w:tc>
-          <w:tcPr/>
+          <w:tcPr>
+            <w:tcW w:w="6386" w:type="dxa"/>
+          </w:tcPr>
           <w:p>
             <w:pPr>
               <w:pStyle w:val="Compact"/>
@@ -485,7 +523,9 @@
       </w:tr>
       <w:tr>
         <w:tc>
-          <w:tcPr/>
+          <w:tcPr>
+            <w:tcW w:w="2973" w:type="dxa"/>
+          </w:tcPr>
           <w:p>
             <w:pPr>
               <w:pStyle w:val="Compact"/>
@@ -497,7 +537,9 @@
           </w:p>
         </w:tc>
         <w:tc>
-          <w:tcPr/>
+          <w:tcPr>
+            <w:tcW w:w="6386" w:type="dxa"/>
+          </w:tcPr>
           <w:p>
             <w:pPr>
               <w:pStyle w:val="Compact"/>
@@ -523,7 +565,9 @@
       </w:tr>
       <w:tr>
         <w:tc>
-          <w:tcPr/>
+          <w:tcPr>
+            <w:tcW w:w="2973" w:type="dxa"/>
+          </w:tcPr>
           <w:p>
             <w:pPr>
               <w:pStyle w:val="Compact"/>
@@ -535,7 +579,9 @@
           </w:p>
         </w:tc>
         <w:tc>
-          <w:tcPr/>
+          <w:tcPr>
+            <w:tcW w:w="6386" w:type="dxa"/>
+          </w:tcPr>
           <w:p>
             <w:pPr>
               <w:pStyle w:val="Compact"/>
@@ -549,7 +595,9 @@
       </w:tr>
       <w:tr>
         <w:tc>
-          <w:tcPr/>
+          <w:tcPr>
+            <w:tcW w:w="2973" w:type="dxa"/>
+          </w:tcPr>
           <w:p>
             <w:pPr>
               <w:pStyle w:val="Compact"/>
@@ -561,7 +609,9 @@
           </w:p>
         </w:tc>
         <w:tc>
-          <w:tcPr/>
+          <w:tcPr>
+            <w:tcW w:w="6386" w:type="dxa"/>
+          </w:tcPr>
           <w:p>
             <w:pPr>
               <w:pStyle w:val="Compact"/>
@@ -575,7 +625,9 @@
       </w:tr>
       <w:tr>
         <w:tc>
-          <w:tcPr/>
+          <w:tcPr>
+            <w:tcW w:w="2973" w:type="dxa"/>
+          </w:tcPr>
           <w:p>
             <w:pPr>
               <w:pStyle w:val="Compact"/>
@@ -587,7 +639,9 @@
           </w:p>
         </w:tc>
         <w:tc>
-          <w:tcPr/>
+          <w:tcPr>
+            <w:tcW w:w="6386" w:type="dxa"/>
+          </w:tcPr>
           <w:p>
             <w:pPr>
               <w:pStyle w:val="Compact"/>
@@ -601,7 +655,9 @@
       </w:tr>
       <w:tr>
         <w:tc>
-          <w:tcPr/>
+          <w:tcPr>
+            <w:tcW w:w="2973" w:type="dxa"/>
+          </w:tcPr>
           <w:p>
             <w:pPr>
               <w:pStyle w:val="Compact"/>
@@ -613,7 +669,9 @@
           </w:p>
         </w:tc>
         <w:tc>
-          <w:tcPr/>
+          <w:tcPr>
+            <w:tcW w:w="6386" w:type="dxa"/>
+          </w:tcPr>
           <w:p>
             <w:pPr>
               <w:pStyle w:val="Compact"/>
@@ -640,22 +698,25 @@
     <w:tbl>
       <w:tblPr>
         <w:tblStyle w:val="Table"/>
-        <w:tblW w:type="auto" w:w="0"/>
+        <w:tblW w:type="dxa" w:w="9360"/>
         <w:tblLook w:firstRow="1" w:lastRow="0" w:firstColumn="0" w:lastColumn="0" w:noHBand="0" w:noVBand="0" w:val="0020"/>
         <w:jc w:val="start"/>
+        <w:tblLayout w:type="fixed"/>
       </w:tblPr>
       <w:tblGrid>
-        <w:gridCol w:w="1980"/>
-        <w:gridCol w:w="1980"/>
-        <w:gridCol w:w="1980"/>
-        <w:gridCol w:w="1980"/>
+        <w:gridCol w:w="963"/>
+        <w:gridCol w:w="2577"/>
+        <w:gridCol w:w="1849"/>
+        <w:gridCol w:w="3970"/>
       </w:tblGrid>
       <w:tr>
         <w:trPr>
           <w:tblHeader w:val="true"/>
         </w:trPr>
         <w:tc>
-          <w:tcPr/>
+          <w:tcPr>
+            <w:tcW w:w="963" w:type="dxa"/>
+          </w:tcPr>
           <w:p>
             <w:pPr>
               <w:pStyle w:val="Compact"/>
@@ -667,7 +728,9 @@
           </w:p>
         </w:tc>
         <w:tc>
-          <w:tcPr/>
+          <w:tcPr>
+            <w:tcW w:w="2577" w:type="dxa"/>
+          </w:tcPr>
           <w:p>
             <w:pPr>
               <w:pStyle w:val="Compact"/>
@@ -679,7 +742,9 @@
           </w:p>
         </w:tc>
         <w:tc>
-          <w:tcPr/>
+          <w:tcPr>
+            <w:tcW w:w="1849" w:type="dxa"/>
+          </w:tcPr>
           <w:p>
             <w:pPr>
               <w:pStyle w:val="Compact"/>
@@ -691,7 +756,9 @@
           </w:p>
         </w:tc>
         <w:tc>
-          <w:tcPr/>
+          <w:tcPr>
+            <w:tcW w:w="3970" w:type="dxa"/>
+          </w:tcPr>
           <w:p>
             <w:pPr>
               <w:pStyle w:val="Compact"/>
@@ -705,7 +772,9 @@
       </w:tr>
       <w:tr>
         <w:tc>
-          <w:tcPr/>
+          <w:tcPr>
+            <w:tcW w:w="963" w:type="dxa"/>
+          </w:tcPr>
           <w:p>
             <w:pPr>
               <w:pStyle w:val="Compact"/>
@@ -717,7 +786,9 @@
           </w:p>
         </w:tc>
         <w:tc>
-          <w:tcPr/>
+          <w:tcPr>
+            <w:tcW w:w="2577" w:type="dxa"/>
+          </w:tcPr>
           <w:p>
             <w:pPr>
               <w:pStyle w:val="Compact"/>
@@ -729,7 +800,9 @@
           </w:p>
         </w:tc>
         <w:tc>
-          <w:tcPr/>
+          <w:tcPr>
+            <w:tcW w:w="1849" w:type="dxa"/>
+          </w:tcPr>
           <w:p>
             <w:pPr>
               <w:pStyle w:val="Compact"/>
@@ -741,7 +814,9 @@
           </w:p>
         </w:tc>
         <w:tc>
-          <w:tcPr/>
+          <w:tcPr>
+            <w:tcW w:w="3970" w:type="dxa"/>
+          </w:tcPr>
           <w:p>
             <w:pPr>
               <w:pStyle w:val="Compact"/>
@@ -755,7 +830,9 @@
       </w:tr>
       <w:tr>
         <w:tc>
-          <w:tcPr/>
+          <w:tcPr>
+            <w:tcW w:w="963" w:type="dxa"/>
+          </w:tcPr>
           <w:p>
             <w:pPr>
               <w:pStyle w:val="Compact"/>
@@ -767,7 +844,9 @@
           </w:p>
         </w:tc>
         <w:tc>
-          <w:tcPr/>
+          <w:tcPr>
+            <w:tcW w:w="2577" w:type="dxa"/>
+          </w:tcPr>
           <w:p>
             <w:pPr>
               <w:pStyle w:val="Compact"/>
@@ -779,7 +858,9 @@
           </w:p>
         </w:tc>
         <w:tc>
-          <w:tcPr/>
+          <w:tcPr>
+            <w:tcW w:w="1849" w:type="dxa"/>
+          </w:tcPr>
           <w:p>
             <w:pPr>
               <w:pStyle w:val="Compact"/>
@@ -791,7 +872,9 @@
           </w:p>
         </w:tc>
         <w:tc>
-          <w:tcPr/>
+          <w:tcPr>
+            <w:tcW w:w="3970" w:type="dxa"/>
+          </w:tcPr>
           <w:p>
             <w:pPr>
               <w:pStyle w:val="Compact"/>
@@ -805,7 +888,9 @@
       </w:tr>
       <w:tr>
         <w:tc>
-          <w:tcPr/>
+          <w:tcPr>
+            <w:tcW w:w="963" w:type="dxa"/>
+          </w:tcPr>
           <w:p>
             <w:pPr>
               <w:pStyle w:val="Compact"/>
@@ -817,7 +902,9 @@
           </w:p>
         </w:tc>
         <w:tc>
-          <w:tcPr/>
+          <w:tcPr>
+            <w:tcW w:w="2577" w:type="dxa"/>
+          </w:tcPr>
           <w:p>
             <w:pPr>
               <w:pStyle w:val="Compact"/>
@@ -829,7 +916,9 @@
           </w:p>
         </w:tc>
         <w:tc>
-          <w:tcPr/>
+          <w:tcPr>
+            <w:tcW w:w="1849" w:type="dxa"/>
+          </w:tcPr>
           <w:p>
             <w:pPr>
               <w:pStyle w:val="Compact"/>
@@ -841,7 +930,9 @@
           </w:p>
         </w:tc>
         <w:tc>
-          <w:tcPr/>
+          <w:tcPr>
+            <w:tcW w:w="3970" w:type="dxa"/>
+          </w:tcPr>
           <w:p>
             <w:pPr>
               <w:pStyle w:val="Compact"/>
@@ -864,7 +955,9 @@
       </w:tr>
       <w:tr>
         <w:tc>
-          <w:tcPr/>
+          <w:tcPr>
+            <w:tcW w:w="963" w:type="dxa"/>
+          </w:tcPr>
           <w:p>
             <w:pPr>
               <w:pStyle w:val="Compact"/>
@@ -876,7 +969,9 @@
           </w:p>
         </w:tc>
         <w:tc>
-          <w:tcPr/>
+          <w:tcPr>
+            <w:tcW w:w="2577" w:type="dxa"/>
+          </w:tcPr>
           <w:p>
             <w:pPr>
               <w:pStyle w:val="Compact"/>
@@ -897,7 +992,9 @@
           </w:p>
         </w:tc>
         <w:tc>
-          <w:tcPr/>
+          <w:tcPr>
+            <w:tcW w:w="1849" w:type="dxa"/>
+          </w:tcPr>
           <w:p>
             <w:pPr>
               <w:pStyle w:val="Compact"/>
@@ -909,7 +1006,9 @@
           </w:p>
         </w:tc>
         <w:tc>
-          <w:tcPr/>
+          <w:tcPr>
+            <w:tcW w:w="3970" w:type="dxa"/>
+          </w:tcPr>
           <w:p>
             <w:pPr>
               <w:pStyle w:val="Compact"/>
@@ -923,7 +1022,9 @@
       </w:tr>
       <w:tr>
         <w:tc>
-          <w:tcPr/>
+          <w:tcPr>
+            <w:tcW w:w="963" w:type="dxa"/>
+          </w:tcPr>
           <w:p>
             <w:pPr>
               <w:pStyle w:val="Compact"/>
@@ -935,7 +1036,9 @@
           </w:p>
         </w:tc>
         <w:tc>
-          <w:tcPr/>
+          <w:tcPr>
+            <w:tcW w:w="2577" w:type="dxa"/>
+          </w:tcPr>
           <w:p>
             <w:pPr>
               <w:pStyle w:val="Compact"/>
@@ -947,7 +1050,9 @@
           </w:p>
         </w:tc>
         <w:tc>
-          <w:tcPr/>
+          <w:tcPr>
+            <w:tcW w:w="1849" w:type="dxa"/>
+          </w:tcPr>
           <w:p>
             <w:pPr>
               <w:pStyle w:val="Compact"/>
@@ -959,7 +1064,9 @@
           </w:p>
         </w:tc>
         <w:tc>
-          <w:tcPr/>
+          <w:tcPr>
+            <w:tcW w:w="3970" w:type="dxa"/>
+          </w:tcPr>
           <w:p>
             <w:pPr>
               <w:pStyle w:val="Compact"/>
@@ -973,7 +1080,9 @@
       </w:tr>
       <w:tr>
         <w:tc>
-          <w:tcPr/>
+          <w:tcPr>
+            <w:tcW w:w="963" w:type="dxa"/>
+          </w:tcPr>
           <w:p>
             <w:pPr>
               <w:pStyle w:val="Compact"/>
@@ -985,7 +1094,9 @@
           </w:p>
         </w:tc>
         <w:tc>
-          <w:tcPr/>
+          <w:tcPr>
+            <w:tcW w:w="2577" w:type="dxa"/>
+          </w:tcPr>
           <w:p>
             <w:pPr>
               <w:pStyle w:val="Compact"/>
@@ -997,7 +1108,9 @@
           </w:p>
         </w:tc>
         <w:tc>
-          <w:tcPr/>
+          <w:tcPr>
+            <w:tcW w:w="1849" w:type="dxa"/>
+          </w:tcPr>
           <w:p>
             <w:pPr>
               <w:pStyle w:val="Compact"/>
@@ -1009,7 +1122,9 @@
           </w:p>
         </w:tc>
         <w:tc>
-          <w:tcPr/>
+          <w:tcPr>
+            <w:tcW w:w="3970" w:type="dxa"/>
+          </w:tcPr>
           <w:p>
             <w:pPr>
               <w:pStyle w:val="Compact"/>
@@ -1038,7 +1153,9 @@
       </w:tr>
       <w:tr>
         <w:tc>
-          <w:tcPr/>
+          <w:tcPr>
+            <w:tcW w:w="963" w:type="dxa"/>
+          </w:tcPr>
           <w:p>
             <w:pPr>
               <w:pStyle w:val="Compact"/>
@@ -1050,7 +1167,9 @@
           </w:p>
         </w:tc>
         <w:tc>
-          <w:tcPr/>
+          <w:tcPr>
+            <w:tcW w:w="2577" w:type="dxa"/>
+          </w:tcPr>
           <w:p>
             <w:pPr>
               <w:pStyle w:val="Compact"/>
@@ -1062,7 +1181,9 @@
           </w:p>
         </w:tc>
         <w:tc>
-          <w:tcPr/>
+          <w:tcPr>
+            <w:tcW w:w="1849" w:type="dxa"/>
+          </w:tcPr>
           <w:p>
             <w:pPr>
               <w:pStyle w:val="Compact"/>
@@ -1074,7 +1195,9 @@
           </w:p>
         </w:tc>
         <w:tc>
-          <w:tcPr/>
+          <w:tcPr>
+            <w:tcW w:w="3970" w:type="dxa"/>
+          </w:tcPr>
           <w:p>
             <w:pPr>
               <w:pStyle w:val="Compact"/>
@@ -1088,7 +1211,9 @@
       </w:tr>
       <w:tr>
         <w:tc>
-          <w:tcPr/>
+          <w:tcPr>
+            <w:tcW w:w="963" w:type="dxa"/>
+          </w:tcPr>
           <w:p>
             <w:pPr>
               <w:pStyle w:val="Compact"/>
@@ -1100,7 +1225,9 @@
           </w:p>
         </w:tc>
         <w:tc>
-          <w:tcPr/>
+          <w:tcPr>
+            <w:tcW w:w="2577" w:type="dxa"/>
+          </w:tcPr>
           <w:p>
             <w:pPr>
               <w:pStyle w:val="Compact"/>
@@ -1112,7 +1239,9 @@
           </w:p>
         </w:tc>
         <w:tc>
-          <w:tcPr/>
+          <w:tcPr>
+            <w:tcW w:w="1849" w:type="dxa"/>
+          </w:tcPr>
           <w:p>
             <w:pPr>
               <w:pStyle w:val="Compact"/>
@@ -1124,7 +1253,9 @@
           </w:p>
         </w:tc>
         <w:tc>
-          <w:tcPr/>
+          <w:tcPr>
+            <w:tcW w:w="3970" w:type="dxa"/>
+          </w:tcPr>
           <w:p>
             <w:pPr>
               <w:pStyle w:val="Compact"/>
@@ -1138,7 +1269,9 @@
       </w:tr>
       <w:tr>
         <w:tc>
-          <w:tcPr/>
+          <w:tcPr>
+            <w:tcW w:w="963" w:type="dxa"/>
+          </w:tcPr>
           <w:p>
             <w:pPr>
               <w:pStyle w:val="Compact"/>
@@ -1150,7 +1283,9 @@
           </w:p>
         </w:tc>
         <w:tc>
-          <w:tcPr/>
+          <w:tcPr>
+            <w:tcW w:w="2577" w:type="dxa"/>
+          </w:tcPr>
           <w:p>
             <w:pPr>
               <w:pStyle w:val="Compact"/>
@@ -1162,7 +1297,9 @@
           </w:p>
         </w:tc>
         <w:tc>
-          <w:tcPr/>
+          <w:tcPr>
+            <w:tcW w:w="1849" w:type="dxa"/>
+          </w:tcPr>
           <w:p>
             <w:pPr>
               <w:pStyle w:val="Compact"/>
@@ -1174,7 +1311,9 @@
           </w:p>
         </w:tc>
         <w:tc>
-          <w:tcPr/>
+          <w:tcPr>
+            <w:tcW w:w="3970" w:type="dxa"/>
+          </w:tcPr>
           <w:p>
             <w:pPr>
               <w:pStyle w:val="Compact"/>
@@ -1200,23 +1339,26 @@
     <w:tbl>
       <w:tblPr>
         <w:tblStyle w:val="Table"/>
-        <w:tblW w:type="auto" w:w="0"/>
+        <w:tblW w:type="dxa" w:w="9360"/>
         <w:tblLook w:firstRow="1" w:lastRow="0" w:firstColumn="0" w:lastColumn="0" w:noHBand="0" w:noVBand="0" w:val="0020"/>
         <w:jc w:val="start"/>
+        <w:tblLayout w:type="fixed"/>
       </w:tblPr>
       <w:tblGrid>
-        <w:gridCol w:w="1584"/>
-        <w:gridCol w:w="1584"/>
-        <w:gridCol w:w="1584"/>
-        <w:gridCol w:w="1584"/>
-        <w:gridCol w:w="1584"/>
+        <w:gridCol w:w="1749"/>
+        <w:gridCol w:w="1561"/>
+        <w:gridCol w:w="1958"/>
+        <w:gridCol w:w="899"/>
+        <w:gridCol w:w="3190"/>
       </w:tblGrid>
       <w:tr>
         <w:trPr>
           <w:tblHeader w:val="true"/>
         </w:trPr>
         <w:tc>
-          <w:tcPr/>
+          <w:tcPr>
+            <w:tcW w:w="1749" w:type="dxa"/>
+          </w:tcPr>
           <w:p>
             <w:pPr>
               <w:pStyle w:val="Compact"/>
@@ -1228,7 +1370,9 @@
           </w:p>
         </w:tc>
         <w:tc>
-          <w:tcPr/>
+          <w:tcPr>
+            <w:tcW w:w="1561" w:type="dxa"/>
+          </w:tcPr>
           <w:p>
             <w:pPr>
               <w:pStyle w:val="Compact"/>
@@ -1240,7 +1384,9 @@
           </w:p>
         </w:tc>
         <w:tc>
-          <w:tcPr/>
+          <w:tcPr>
+            <w:tcW w:w="1958" w:type="dxa"/>
+          </w:tcPr>
           <w:p>
             <w:pPr>
               <w:pStyle w:val="Compact"/>
@@ -1252,7 +1398,9 @@
           </w:p>
         </w:tc>
         <w:tc>
-          <w:tcPr/>
+          <w:tcPr>
+            <w:tcW w:w="899" w:type="dxa"/>
+          </w:tcPr>
           <w:p>
             <w:pPr>
               <w:pStyle w:val="Compact"/>
@@ -1264,7 +1412,9 @@
           </w:p>
         </w:tc>
         <w:tc>
-          <w:tcPr/>
+          <w:tcPr>
+            <w:tcW w:w="3190" w:type="dxa"/>
+          </w:tcPr>
           <w:p>
             <w:pPr>
               <w:pStyle w:val="Compact"/>
@@ -1278,7 +1428,9 @@
       </w:tr>
       <w:tr>
         <w:tc>
-          <w:tcPr/>
+          <w:tcPr>
+            <w:tcW w:w="1749" w:type="dxa"/>
+          </w:tcPr>
           <w:p>
             <w:pPr>
               <w:pStyle w:val="Compact"/>
@@ -1290,7 +1442,9 @@
           </w:p>
         </w:tc>
         <w:tc>
-          <w:tcPr/>
+          <w:tcPr>
+            <w:tcW w:w="1561" w:type="dxa"/>
+          </w:tcPr>
           <w:p>
             <w:pPr>
               <w:pStyle w:val="Compact"/>
@@ -1302,7 +1456,9 @@
           </w:p>
         </w:tc>
         <w:tc>
-          <w:tcPr/>
+          <w:tcPr>
+            <w:tcW w:w="1958" w:type="dxa"/>
+          </w:tcPr>
           <w:p>
             <w:pPr>
               <w:pStyle w:val="Compact"/>
@@ -1314,7 +1470,9 @@
           </w:p>
         </w:tc>
         <w:tc>
-          <w:tcPr/>
+          <w:tcPr>
+            <w:tcW w:w="899" w:type="dxa"/>
+          </w:tcPr>
           <w:p>
             <w:pPr>
               <w:pStyle w:val="Compact"/>
@@ -1326,7 +1484,9 @@
           </w:p>
         </w:tc>
         <w:tc>
-          <w:tcPr/>
+          <w:tcPr>
+            <w:tcW w:w="3190" w:type="dxa"/>
+          </w:tcPr>
           <w:p>
             <w:pPr>
               <w:pStyle w:val="Compact"/>
@@ -1340,7 +1500,9 @@
       </w:tr>
       <w:tr>
         <w:tc>
-          <w:tcPr/>
+          <w:tcPr>
+            <w:tcW w:w="1749" w:type="dxa"/>
+          </w:tcPr>
           <w:p>
             <w:pPr>
               <w:pStyle w:val="Compact"/>
@@ -1352,7 +1514,9 @@
           </w:p>
         </w:tc>
         <w:tc>
-          <w:tcPr/>
+          <w:tcPr>
+            <w:tcW w:w="1561" w:type="dxa"/>
+          </w:tcPr>
           <w:p>
             <w:pPr>
               <w:pStyle w:val="Compact"/>
@@ -1364,7 +1528,9 @@
           </w:p>
         </w:tc>
         <w:tc>
-          <w:tcPr/>
+          <w:tcPr>
+            <w:tcW w:w="1958" w:type="dxa"/>
+          </w:tcPr>
           <w:p>
             <w:pPr>
               <w:pStyle w:val="Compact"/>
@@ -1376,7 +1542,9 @@
           </w:p>
         </w:tc>
         <w:tc>
-          <w:tcPr/>
+          <w:tcPr>
+            <w:tcW w:w="899" w:type="dxa"/>
+          </w:tcPr>
           <w:p>
             <w:pPr>
               <w:pStyle w:val="Compact"/>
@@ -1388,7 +1556,9 @@
           </w:p>
         </w:tc>
         <w:tc>
-          <w:tcPr/>
+          <w:tcPr>
+            <w:tcW w:w="3190" w:type="dxa"/>
+          </w:tcPr>
           <w:p>
             <w:pPr>
               <w:pStyle w:val="Compact"/>
@@ -1402,7 +1572,9 @@
       </w:tr>
       <w:tr>
         <w:tc>
-          <w:tcPr/>
+          <w:tcPr>
+            <w:tcW w:w="1749" w:type="dxa"/>
+          </w:tcPr>
           <w:p>
             <w:pPr>
               <w:pStyle w:val="Compact"/>
@@ -1414,7 +1586,9 @@
           </w:p>
         </w:tc>
         <w:tc>
-          <w:tcPr/>
+          <w:tcPr>
+            <w:tcW w:w="1561" w:type="dxa"/>
+          </w:tcPr>
           <w:p>
             <w:pPr>
               <w:pStyle w:val="Compact"/>
@@ -1426,7 +1600,9 @@
           </w:p>
         </w:tc>
         <w:tc>
-          <w:tcPr/>
+          <w:tcPr>
+            <w:tcW w:w="1958" w:type="dxa"/>
+          </w:tcPr>
           <w:p>
             <w:pPr>
               <w:pStyle w:val="Compact"/>
@@ -1438,7 +1614,9 @@
           </w:p>
         </w:tc>
         <w:tc>
-          <w:tcPr/>
+          <w:tcPr>
+            <w:tcW w:w="899" w:type="dxa"/>
+          </w:tcPr>
           <w:p>
             <w:pPr>
               <w:pStyle w:val="Compact"/>
@@ -1450,7 +1628,9 @@
           </w:p>
         </w:tc>
         <w:tc>
-          <w:tcPr/>
+          <w:tcPr>
+            <w:tcW w:w="3190" w:type="dxa"/>
+          </w:tcPr>
           <w:p>
             <w:pPr>
               <w:pStyle w:val="Compact"/>
@@ -1464,7 +1644,9 @@
       </w:tr>
       <w:tr>
         <w:tc>
-          <w:tcPr/>
+          <w:tcPr>
+            <w:tcW w:w="1749" w:type="dxa"/>
+          </w:tcPr>
           <w:p>
             <w:pPr>
               <w:pStyle w:val="Compact"/>
@@ -1476,7 +1658,9 @@
           </w:p>
         </w:tc>
         <w:tc>
-          <w:tcPr/>
+          <w:tcPr>
+            <w:tcW w:w="1561" w:type="dxa"/>
+          </w:tcPr>
           <w:p>
             <w:pPr>
               <w:pStyle w:val="Compact"/>
@@ -1488,7 +1672,9 @@
           </w:p>
         </w:tc>
         <w:tc>
-          <w:tcPr/>
+          <w:tcPr>
+            <w:tcW w:w="1958" w:type="dxa"/>
+          </w:tcPr>
           <w:p>
             <w:pPr>
               <w:pStyle w:val="Compact"/>
@@ -1500,7 +1686,9 @@
           </w:p>
         </w:tc>
         <w:tc>
-          <w:tcPr/>
+          <w:tcPr>
+            <w:tcW w:w="899" w:type="dxa"/>
+          </w:tcPr>
           <w:p>
             <w:pPr>
               <w:pStyle w:val="Compact"/>
@@ -1512,7 +1700,9 @@
           </w:p>
         </w:tc>
         <w:tc>
-          <w:tcPr/>
+          <w:tcPr>
+            <w:tcW w:w="3190" w:type="dxa"/>
+          </w:tcPr>
           <w:p>
             <w:pPr>
               <w:pStyle w:val="Compact"/>
@@ -1526,7 +1716,9 @@
       </w:tr>
       <w:tr>
         <w:tc>
-          <w:tcPr/>
+          <w:tcPr>
+            <w:tcW w:w="1749" w:type="dxa"/>
+          </w:tcPr>
           <w:p>
             <w:pPr>
               <w:pStyle w:val="Compact"/>
@@ -1538,7 +1730,9 @@
           </w:p>
         </w:tc>
         <w:tc>
-          <w:tcPr/>
+          <w:tcPr>
+            <w:tcW w:w="1561" w:type="dxa"/>
+          </w:tcPr>
           <w:p>
             <w:pPr>
               <w:pStyle w:val="Compact"/>
@@ -1550,7 +1744,9 @@
           </w:p>
         </w:tc>
         <w:tc>
-          <w:tcPr/>
+          <w:tcPr>
+            <w:tcW w:w="1958" w:type="dxa"/>
+          </w:tcPr>
           <w:p>
             <w:pPr>
               <w:pStyle w:val="Compact"/>
@@ -1562,7 +1758,9 @@
           </w:p>
         </w:tc>
         <w:tc>
-          <w:tcPr/>
+          <w:tcPr>
+            <w:tcW w:w="899" w:type="dxa"/>
+          </w:tcPr>
           <w:p>
             <w:pPr>
               <w:pStyle w:val="Compact"/>
@@ -1574,7 +1772,9 @@
           </w:p>
         </w:tc>
         <w:tc>
-          <w:tcPr/>
+          <w:tcPr>
+            <w:tcW w:w="3190" w:type="dxa"/>
+          </w:tcPr>
           <w:p>
             <w:pPr>
               <w:pStyle w:val="Compact"/>
@@ -1588,7 +1788,9 @@
       </w:tr>
       <w:tr>
         <w:tc>
-          <w:tcPr/>
+          <w:tcPr>
+            <w:tcW w:w="1749" w:type="dxa"/>
+          </w:tcPr>
           <w:p>
             <w:pPr>
               <w:pStyle w:val="Compact"/>
@@ -1600,7 +1802,9 @@
           </w:p>
         </w:tc>
         <w:tc>
-          <w:tcPr/>
+          <w:tcPr>
+            <w:tcW w:w="1561" w:type="dxa"/>
+          </w:tcPr>
           <w:p>
             <w:pPr>
               <w:pStyle w:val="Compact"/>
@@ -1612,7 +1816,9 @@
           </w:p>
         </w:tc>
         <w:tc>
-          <w:tcPr/>
+          <w:tcPr>
+            <w:tcW w:w="1958" w:type="dxa"/>
+          </w:tcPr>
           <w:p>
             <w:pPr>
               <w:pStyle w:val="Compact"/>
@@ -1624,7 +1830,9 @@
           </w:p>
         </w:tc>
         <w:tc>
-          <w:tcPr/>
+          <w:tcPr>
+            <w:tcW w:w="899" w:type="dxa"/>
+          </w:tcPr>
           <w:p>
             <w:pPr>
               <w:pStyle w:val="Compact"/>
@@ -1636,7 +1844,9 @@
           </w:p>
         </w:tc>
         <w:tc>
-          <w:tcPr/>
+          <w:tcPr>
+            <w:tcW w:w="3190" w:type="dxa"/>
+          </w:tcPr>
           <w:p>
             <w:pPr>
               <w:pStyle w:val="Compact"/>
@@ -1650,7 +1860,9 @@
       </w:tr>
       <w:tr>
         <w:tc>
-          <w:tcPr/>
+          <w:tcPr>
+            <w:tcW w:w="1749" w:type="dxa"/>
+          </w:tcPr>
           <w:p>
             <w:pPr>
               <w:pStyle w:val="Compact"/>
@@ -1662,7 +1874,9 @@
           </w:p>
         </w:tc>
         <w:tc>
-          <w:tcPr/>
+          <w:tcPr>
+            <w:tcW w:w="1561" w:type="dxa"/>
+          </w:tcPr>
           <w:p>
             <w:pPr>
               <w:pStyle w:val="Compact"/>
@@ -1674,7 +1888,9 @@
           </w:p>
         </w:tc>
         <w:tc>
-          <w:tcPr/>
+          <w:tcPr>
+            <w:tcW w:w="1958" w:type="dxa"/>
+          </w:tcPr>
           <w:p>
             <w:pPr>
               <w:pStyle w:val="Compact"/>
@@ -1686,7 +1902,9 @@
           </w:p>
         </w:tc>
         <w:tc>
-          <w:tcPr/>
+          <w:tcPr>
+            <w:tcW w:w="899" w:type="dxa"/>
+          </w:tcPr>
           <w:p>
             <w:pPr>
               <w:pStyle w:val="Compact"/>
@@ -1698,7 +1916,9 @@
           </w:p>
         </w:tc>
         <w:tc>
-          <w:tcPr/>
+          <w:tcPr>
+            <w:tcW w:w="3190" w:type="dxa"/>
+          </w:tcPr>
           <w:p>
             <w:pPr>
               <w:pStyle w:val="Compact"/>
@@ -1712,7 +1932,9 @@
       </w:tr>
       <w:tr>
         <w:tc>
-          <w:tcPr/>
+          <w:tcPr>
+            <w:tcW w:w="1749" w:type="dxa"/>
+          </w:tcPr>
           <w:p>
             <w:pPr>
               <w:pStyle w:val="Compact"/>
@@ -1724,7 +1946,9 @@
           </w:p>
         </w:tc>
         <w:tc>
-          <w:tcPr/>
+          <w:tcPr>
+            <w:tcW w:w="1561" w:type="dxa"/>
+          </w:tcPr>
           <w:p>
             <w:pPr>
               <w:pStyle w:val="Compact"/>
@@ -1736,7 +1960,9 @@
           </w:p>
         </w:tc>
         <w:tc>
-          <w:tcPr/>
+          <w:tcPr>
+            <w:tcW w:w="1958" w:type="dxa"/>
+          </w:tcPr>
           <w:p>
             <w:pPr>
               <w:pStyle w:val="Compact"/>
@@ -1748,7 +1974,9 @@
           </w:p>
         </w:tc>
         <w:tc>
-          <w:tcPr/>
+          <w:tcPr>
+            <w:tcW w:w="899" w:type="dxa"/>
+          </w:tcPr>
           <w:p>
             <w:pPr>
               <w:pStyle w:val="Compact"/>
@@ -1760,7 +1988,9 @@
           </w:p>
         </w:tc>
         <w:tc>
-          <w:tcPr/>
+          <w:tcPr>
+            <w:tcW w:w="3190" w:type="dxa"/>
+          </w:tcPr>
           <w:p>
             <w:pPr>
               <w:pStyle w:val="Compact"/>
@@ -1774,7 +2004,9 @@
       </w:tr>
       <w:tr>
         <w:tc>
-          <w:tcPr/>
+          <w:tcPr>
+            <w:tcW w:w="1749" w:type="dxa"/>
+          </w:tcPr>
           <w:p>
             <w:pPr>
               <w:pStyle w:val="Compact"/>
@@ -1786,7 +2018,9 @@
           </w:p>
         </w:tc>
         <w:tc>
-          <w:tcPr/>
+          <w:tcPr>
+            <w:tcW w:w="1561" w:type="dxa"/>
+          </w:tcPr>
           <w:p>
             <w:pPr>
               <w:pStyle w:val="Compact"/>
@@ -1798,7 +2032,9 @@
           </w:p>
         </w:tc>
         <w:tc>
-          <w:tcPr/>
+          <w:tcPr>
+            <w:tcW w:w="1958" w:type="dxa"/>
+          </w:tcPr>
           <w:p>
             <w:pPr>
               <w:pStyle w:val="Compact"/>
@@ -1810,7 +2046,9 @@
           </w:p>
         </w:tc>
         <w:tc>
-          <w:tcPr/>
+          <w:tcPr>
+            <w:tcW w:w="899" w:type="dxa"/>
+          </w:tcPr>
           <w:p>
             <w:pPr>
               <w:pStyle w:val="Compact"/>
@@ -1822,7 +2060,9 @@
           </w:p>
         </w:tc>
         <w:tc>
-          <w:tcPr/>
+          <w:tcPr>
+            <w:tcW w:w="3190" w:type="dxa"/>
+          </w:tcPr>
           <w:p>
             <w:pPr>
               <w:pStyle w:val="Compact"/>
@@ -1840,7 +2080,63 @@
         <w:pStyle w:val="BodyText"/>
       </w:pPr>
       <w:r>
-        <w:t xml:space="preserve">B90-1 with a live cycle: Phase 9 can finish after day 90 (T+5 is Wed 1/20 for T = Wed 1/13). The day-90 evidence needs Phases 1 to 7 done. The Phase 5 review then falls in W11 and W12, so name the checker and Finance cover before Phase 1 (rule 5).</w:t>
+        <w:t xml:space="preserve">B90-1 with a live cycle: the day-90 evidence needs Phases 1 to 7 done before the day-90 review (Fri 1/15), so a live cycle counts only if T falls between Mon 1/4 and Wed 1/13 (W12 or W13). With the example holidays of the compressed calendar below (Thu 11/26, Fri 11/27, Fri 12/25, Fri 1/1):</w:t>
+      </w:r>
+    </w:p>
+    <w:p>
+      <w:pPr>
+        <w:numPr>
+          <w:ilvl w:val="0"/>
+          <w:numId w:val="1003"/>
+        </w:numPr>
+        <w:pStyle w:val="Compact"/>
+      </w:pPr>
+      <w:r>
+        <w:t xml:space="preserve">Phase 1 (T-30) starts between Tue 11/17 (W5, for T = Mon 1/4) and Mon 11/30 (W7, for T = Wed 1/13). Hire B joins it from Phase 1 as maker, with the Manager as checker. When Phase 1 starts in W5 (T = Mon 1/4 to Thu 1/7), hold the W5 cycle walkthrough no later than the day it starts.</w:t>
+      </w:r>
+    </w:p>
+    <w:p>
+      <w:pPr>
+        <w:numPr>
+          <w:ilvl w:val="0"/>
+          <w:numId w:val="1003"/>
+        </w:numPr>
+        <w:pStyle w:val="Compact"/>
+      </w:pPr>
+      <w:r>
+        <w:t xml:space="preserve">The Phase 5 review falls between Thu 12/17 (W9, for T = Mon 1/4) and Wed 1/6 (W12, for T = Wed 1/13), so it can cross the day-60 review and the holiday weeks. Keep it off milestone review days.</w:t>
+      </w:r>
+    </w:p>
+    <w:p>
+      <w:pPr>
+        <w:numPr>
+          <w:ilvl w:val="0"/>
+          <w:numId w:val="1003"/>
+        </w:numPr>
+        <w:pStyle w:val="Compact"/>
+      </w:pPr>
+      <w:r>
+        <w:t xml:space="preserve">Phase 9 can finish after day 90 (T+5 is Wed 1/20 for T = Wed 1/13).</w:t>
+      </w:r>
+    </w:p>
+    <w:p>
+      <w:pPr>
+        <w:numPr>
+          <w:ilvl w:val="0"/>
+          <w:numId w:val="1003"/>
+        </w:numPr>
+        <w:pStyle w:val="Compact"/>
+      </w:pPr>
+      <w:r>
+        <w:t xml:space="preserve">A cycle with T in W10 or W11 does not count: its Phase 1 would start between Thu 11/5 (W3) and Mon 11/16 (W5), too early for Hire B to run it as maker. Hire B shadows it, and B90-1 uses the parallel run or the interim update. A cycle with T on Thu 1/14 or later does not count either.</w:t>
+      </w:r>
+    </w:p>
+    <w:p>
+      <w:pPr>
+        <w:pStyle w:val="FirstParagraph"/>
+      </w:pPr>
+      <w:r>
+        <w:t xml:space="preserve">Work out every phase date from the real T as soon as Finance publishes the cost calendar, and name the checker and Finance cover before Phase 1 (rule 5).</w:t>
       </w:r>
     </w:p>
     <w:bookmarkStart w:id="23" w:name="Xca66fe91a93ab877bf96b73db6f836a119ffb03"/>
@@ -1863,22 +2159,25 @@
     <w:tbl>
       <w:tblPr>
         <w:tblStyle w:val="Table"/>
-        <w:tblW w:type="auto" w:w="0"/>
+        <w:tblW w:type="dxa" w:w="9360"/>
         <w:tblLook w:firstRow="1" w:lastRow="0" w:firstColumn="0" w:lastColumn="0" w:noHBand="0" w:noVBand="0" w:val="0020"/>
         <w:jc w:val="start"/>
+        <w:tblLayout w:type="fixed"/>
       </w:tblPr>
       <w:tblGrid>
-        <w:gridCol w:w="1980"/>
-        <w:gridCol w:w="1980"/>
-        <w:gridCol w:w="1980"/>
-        <w:gridCol w:w="1980"/>
+        <w:gridCol w:w="1610"/>
+        <w:gridCol w:w="879"/>
+        <w:gridCol w:w="1508"/>
+        <w:gridCol w:w="5361"/>
       </w:tblGrid>
       <w:tr>
         <w:trPr>
           <w:tblHeader w:val="true"/>
         </w:trPr>
         <w:tc>
-          <w:tcPr/>
+          <w:tcPr>
+            <w:tcW w:w="1610" w:type="dxa"/>
+          </w:tcPr>
           <w:p>
             <w:pPr>
               <w:pStyle w:val="Compact"/>
@@ -1890,7 +2189,9 @@
           </w:p>
         </w:tc>
         <w:tc>
-          <w:tcPr/>
+          <w:tcPr>
+            <w:tcW w:w="879" w:type="dxa"/>
+          </w:tcPr>
           <w:p>
             <w:pPr>
               <w:pStyle w:val="Compact"/>
@@ -1902,7 +2203,9 @@
           </w:p>
         </w:tc>
         <w:tc>
-          <w:tcPr/>
+          <w:tcPr>
+            <w:tcW w:w="1508" w:type="dxa"/>
+          </w:tcPr>
           <w:p>
             <w:pPr>
               <w:pStyle w:val="Compact"/>
@@ -1914,7 +2217,9 @@
           </w:p>
         </w:tc>
         <w:tc>
-          <w:tcPr/>
+          <w:tcPr>
+            <w:tcW w:w="5361" w:type="dxa"/>
+          </w:tcPr>
           <w:p>
             <w:pPr>
               <w:pStyle w:val="Compact"/>
@@ -1928,7 +2233,9 @@
       </w:tr>
       <w:tr>
         <w:tc>
-          <w:tcPr/>
+          <w:tcPr>
+            <w:tcW w:w="1610" w:type="dxa"/>
+          </w:tcPr>
           <w:p>
             <w:pPr>
               <w:pStyle w:val="Compact"/>
@@ -1940,7 +2247,9 @@
           </w:p>
         </w:tc>
         <w:tc>
-          <w:tcPr/>
+          <w:tcPr>
+            <w:tcW w:w="879" w:type="dxa"/>
+          </w:tcPr>
           <w:p>
             <w:pPr>
               <w:pStyle w:val="Compact"/>
@@ -1952,7 +2261,9 @@
           </w:p>
         </w:tc>
         <w:tc>
-          <w:tcPr/>
+          <w:tcPr>
+            <w:tcW w:w="1508" w:type="dxa"/>
+          </w:tcPr>
           <w:p>
             <w:pPr>
               <w:pStyle w:val="Compact"/>
@@ -1964,7 +2275,9 @@
           </w:p>
         </w:tc>
         <w:tc>
-          <w:tcPr/>
+          <w:tcPr>
+            <w:tcW w:w="5361" w:type="dxa"/>
+          </w:tcPr>
           <w:p>
             <w:pPr>
               <w:pStyle w:val="Compact"/>
@@ -1978,7 +2291,9 @@
       </w:tr>
       <w:tr>
         <w:tc>
-          <w:tcPr/>
+          <w:tcPr>
+            <w:tcW w:w="1610" w:type="dxa"/>
+          </w:tcPr>
           <w:p>
             <w:pPr>
               <w:pStyle w:val="Compact"/>
@@ -1990,7 +2305,9 @@
           </w:p>
         </w:tc>
         <w:tc>
-          <w:tcPr/>
+          <w:tcPr>
+            <w:tcW w:w="879" w:type="dxa"/>
+          </w:tcPr>
           <w:p>
             <w:pPr>
               <w:pStyle w:val="Compact"/>
@@ -2002,7 +2319,9 @@
           </w:p>
         </w:tc>
         <w:tc>
-          <w:tcPr/>
+          <w:tcPr>
+            <w:tcW w:w="1508" w:type="dxa"/>
+          </w:tcPr>
           <w:p>
             <w:pPr>
               <w:pStyle w:val="Compact"/>
@@ -2014,7 +2333,9 @@
           </w:p>
         </w:tc>
         <w:tc>
-          <w:tcPr/>
+          <w:tcPr>
+            <w:tcW w:w="5361" w:type="dxa"/>
+          </w:tcPr>
           <w:p>
             <w:pPr>
               <w:pStyle w:val="Compact"/>
@@ -2028,7 +2349,9 @@
       </w:tr>
       <w:tr>
         <w:tc>
-          <w:tcPr/>
+          <w:tcPr>
+            <w:tcW w:w="1610" w:type="dxa"/>
+          </w:tcPr>
           <w:p>
             <w:pPr>
               <w:pStyle w:val="Compact"/>
@@ -2040,7 +2363,9 @@
           </w:p>
         </w:tc>
         <w:tc>
-          <w:tcPr/>
+          <w:tcPr>
+            <w:tcW w:w="879" w:type="dxa"/>
+          </w:tcPr>
           <w:p>
             <w:pPr>
               <w:pStyle w:val="Compact"/>
@@ -2052,7 +2377,9 @@
           </w:p>
         </w:tc>
         <w:tc>
-          <w:tcPr/>
+          <w:tcPr>
+            <w:tcW w:w="1508" w:type="dxa"/>
+          </w:tcPr>
           <w:p>
             <w:pPr>
               <w:pStyle w:val="Compact"/>
@@ -2064,7 +2391,9 @@
           </w:p>
         </w:tc>
         <w:tc>
-          <w:tcPr/>
+          <w:tcPr>
+            <w:tcW w:w="5361" w:type="dxa"/>
+          </w:tcPr>
           <w:p>
             <w:pPr>
               <w:pStyle w:val="Compact"/>
@@ -2078,7 +2407,9 @@
       </w:tr>
       <w:tr>
         <w:tc>
-          <w:tcPr/>
+          <w:tcPr>
+            <w:tcW w:w="1610" w:type="dxa"/>
+          </w:tcPr>
           <w:p>
             <w:pPr>
               <w:pStyle w:val="Compact"/>
@@ -2090,7 +2421,9 @@
           </w:p>
         </w:tc>
         <w:tc>
-          <w:tcPr/>
+          <w:tcPr>
+            <w:tcW w:w="879" w:type="dxa"/>
+          </w:tcPr>
           <w:p>
             <w:pPr>
               <w:pStyle w:val="Compact"/>
@@ -2102,7 +2435,9 @@
           </w:p>
         </w:tc>
         <w:tc>
-          <w:tcPr/>
+          <w:tcPr>
+            <w:tcW w:w="1508" w:type="dxa"/>
+          </w:tcPr>
           <w:p>
             <w:pPr>
               <w:pStyle w:val="Compact"/>
@@ -2114,7 +2449,9 @@
           </w:p>
         </w:tc>
         <w:tc>
-          <w:tcPr/>
+          <w:tcPr>
+            <w:tcW w:w="5361" w:type="dxa"/>
+          </w:tcPr>
           <w:p>
             <w:pPr>
               <w:pStyle w:val="Compact"/>
@@ -2128,7 +2465,9 @@
       </w:tr>
       <w:tr>
         <w:tc>
-          <w:tcPr/>
+          <w:tcPr>
+            <w:tcW w:w="1610" w:type="dxa"/>
+          </w:tcPr>
           <w:p>
             <w:pPr>
               <w:pStyle w:val="Compact"/>
@@ -2140,7 +2479,9 @@
           </w:p>
         </w:tc>
         <w:tc>
-          <w:tcPr/>
+          <w:tcPr>
+            <w:tcW w:w="879" w:type="dxa"/>
+          </w:tcPr>
           <w:p>
             <w:pPr>
               <w:pStyle w:val="Compact"/>
@@ -2152,7 +2493,9 @@
           </w:p>
         </w:tc>
         <w:tc>
-          <w:tcPr/>
+          <w:tcPr>
+            <w:tcW w:w="1508" w:type="dxa"/>
+          </w:tcPr>
           <w:p>
             <w:pPr>
               <w:pStyle w:val="Compact"/>
@@ -2164,7 +2507,9 @@
           </w:p>
         </w:tc>
         <w:tc>
-          <w:tcPr/>
+          <w:tcPr>
+            <w:tcW w:w="5361" w:type="dxa"/>
+          </w:tcPr>
           <w:p>
             <w:pPr>
               <w:pStyle w:val="Compact"/>
@@ -2178,7 +2523,9 @@
       </w:tr>
       <w:tr>
         <w:tc>
-          <w:tcPr/>
+          <w:tcPr>
+            <w:tcW w:w="1610" w:type="dxa"/>
+          </w:tcPr>
           <w:p>
             <w:pPr>
               <w:pStyle w:val="Compact"/>
@@ -2190,7 +2537,9 @@
           </w:p>
         </w:tc>
         <w:tc>
-          <w:tcPr/>
+          <w:tcPr>
+            <w:tcW w:w="879" w:type="dxa"/>
+          </w:tcPr>
           <w:p>
             <w:pPr>
               <w:pStyle w:val="Compact"/>
@@ -2202,7 +2551,9 @@
           </w:p>
         </w:tc>
         <w:tc>
-          <w:tcPr/>
+          <w:tcPr>
+            <w:tcW w:w="1508" w:type="dxa"/>
+          </w:tcPr>
           <w:p>
             <w:pPr>
               <w:pStyle w:val="Compact"/>
@@ -2214,7 +2565,9 @@
           </w:p>
         </w:tc>
         <w:tc>
-          <w:tcPr/>
+          <w:tcPr>
+            <w:tcW w:w="5361" w:type="dxa"/>
+          </w:tcPr>
           <w:p>
             <w:pPr>
               <w:pStyle w:val="Compact"/>
@@ -2228,7 +2581,9 @@
       </w:tr>
       <w:tr>
         <w:tc>
-          <w:tcPr/>
+          <w:tcPr>
+            <w:tcW w:w="1610" w:type="dxa"/>
+          </w:tcPr>
           <w:p>
             <w:pPr>
               <w:pStyle w:val="Compact"/>
@@ -2240,7 +2595,9 @@
           </w:p>
         </w:tc>
         <w:tc>
-          <w:tcPr/>
+          <w:tcPr>
+            <w:tcW w:w="879" w:type="dxa"/>
+          </w:tcPr>
           <w:p>
             <w:pPr>
               <w:pStyle w:val="Compact"/>
@@ -2252,7 +2609,9 @@
           </w:p>
         </w:tc>
         <w:tc>
-          <w:tcPr/>
+          <w:tcPr>
+            <w:tcW w:w="1508" w:type="dxa"/>
+          </w:tcPr>
           <w:p>
             <w:pPr>
               <w:pStyle w:val="Compact"/>
@@ -2264,7 +2623,9 @@
           </w:p>
         </w:tc>
         <w:tc>
-          <w:tcPr/>
+          <w:tcPr>
+            <w:tcW w:w="5361" w:type="dxa"/>
+          </w:tcPr>
           <w:p>
             <w:pPr>
               <w:pStyle w:val="Compact"/>
@@ -2282,7 +2643,7 @@
         <w:pStyle w:val="BodyText"/>
       </w:pPr>
       <w:r>
-        <w:t xml:space="preserve">Phases 1 to 5 fall in W10 and W11, the reduced weeks: name the trainer and Finance cover before Phase 1 (rule 5). A parallel run never loads to Oracle production.</w:t>
+        <w:t xml:space="preserve">Phases 1 to 4 fall in W10 and W11, the reduced weeks. Phase 5 runs to Wed 1/6, into W12, the expected e2open kickoff week: book the Manager's review (about 1.5 h) and Finance approval away from the kickoff day, and name the trainer and Finance cover before Phase 1 (rule 5). A parallel run never loads to Oracle production.</w:t>
       </w:r>
     </w:p>
     <w:bookmarkEnd w:id="23"/>
@@ -2300,7 +2661,7 @@
       <w:pPr>
         <w:numPr>
           <w:ilvl w:val="0"/>
-          <w:numId w:val="1003"/>
+          <w:numId w:val="1004"/>
         </w:numPr>
         <w:pStyle w:val="Compact"/>
       </w:pPr>
@@ -2312,7 +2673,7 @@
       <w:pPr>
         <w:numPr>
           <w:ilvl w:val="0"/>
-          <w:numId w:val="1003"/>
+          <w:numId w:val="1004"/>
         </w:numPr>
         <w:pStyle w:val="Compact"/>
       </w:pPr>
@@ -2324,7 +2685,7 @@
       <w:pPr>
         <w:numPr>
           <w:ilvl w:val="0"/>
-          <w:numId w:val="1003"/>
+          <w:numId w:val="1004"/>
         </w:numPr>
         <w:pStyle w:val="Compact"/>
       </w:pPr>
@@ -2336,7 +2697,7 @@
       <w:pPr>
         <w:numPr>
           <w:ilvl w:val="0"/>
-          <w:numId w:val="1003"/>
+          <w:numId w:val="1004"/>
         </w:numPr>
         <w:pStyle w:val="Compact"/>
       </w:pPr>
@@ -2348,7 +2709,7 @@
       <w:pPr>
         <w:numPr>
           <w:ilvl w:val="0"/>
-          <w:numId w:val="1003"/>
+          <w:numId w:val="1004"/>
         </w:numPr>
         <w:pStyle w:val="Compact"/>
       </w:pPr>
@@ -2360,7 +2721,7 @@
       <w:pPr>
         <w:numPr>
           <w:ilvl w:val="0"/>
-          <w:numId w:val="1003"/>
+          <w:numId w:val="1004"/>
         </w:numPr>
         <w:pStyle w:val="Compact"/>
       </w:pPr>
@@ -2372,7 +2733,7 @@
       <w:pPr>
         <w:numPr>
           <w:ilvl w:val="0"/>
-          <w:numId w:val="1003"/>
+          <w:numId w:val="1004"/>
         </w:numPr>
         <w:pStyle w:val="Compact"/>
       </w:pPr>
@@ -2384,7 +2745,7 @@
       <w:pPr>
         <w:numPr>
           <w:ilvl w:val="0"/>
-          <w:numId w:val="1003"/>
+          <w:numId w:val="1004"/>
         </w:numPr>
         <w:pStyle w:val="Compact"/>
       </w:pPr>
@@ -2396,7 +2757,7 @@
       <w:pPr>
         <w:numPr>
           <w:ilvl w:val="0"/>
-          <w:numId w:val="1003"/>
+          <w:numId w:val="1004"/>
         </w:numPr>
         <w:pStyle w:val="Compact"/>
       </w:pPr>
@@ -2418,7 +2779,7 @@
       <w:pPr>
         <w:numPr>
           <w:ilvl w:val="0"/>
-          <w:numId w:val="1004"/>
+          <w:numId w:val="1005"/>
         </w:numPr>
         <w:pStyle w:val="Compact"/>
       </w:pPr>
@@ -2430,7 +2791,7 @@
       <w:pPr>
         <w:numPr>
           <w:ilvl w:val="0"/>
-          <w:numId w:val="1004"/>
+          <w:numId w:val="1005"/>
         </w:numPr>
         <w:pStyle w:val="Compact"/>
       </w:pPr>
@@ -2442,7 +2803,7 @@
       <w:pPr>
         <w:numPr>
           <w:ilvl w:val="0"/>
-          <w:numId w:val="1004"/>
+          <w:numId w:val="1005"/>
         </w:numPr>
         <w:pStyle w:val="Compact"/>
       </w:pPr>
@@ -2454,7 +2815,7 @@
       <w:pPr>
         <w:numPr>
           <w:ilvl w:val="0"/>
-          <w:numId w:val="1004"/>
+          <w:numId w:val="1005"/>
         </w:numPr>
         <w:pStyle w:val="Compact"/>
       </w:pPr>
@@ -2466,7 +2827,7 @@
       <w:pPr>
         <w:numPr>
           <w:ilvl w:val="0"/>
-          <w:numId w:val="1004"/>
+          <w:numId w:val="1005"/>
         </w:numPr>
         <w:pStyle w:val="Compact"/>
       </w:pPr>
@@ -2478,7 +2839,7 @@
       <w:pPr>
         <w:numPr>
           <w:ilvl w:val="0"/>
-          <w:numId w:val="1004"/>
+          <w:numId w:val="1005"/>
         </w:numPr>
         <w:pStyle w:val="Compact"/>
       </w:pPr>
@@ -2490,7 +2851,7 @@
       <w:pPr>
         <w:numPr>
           <w:ilvl w:val="0"/>
-          <w:numId w:val="1004"/>
+          <w:numId w:val="1005"/>
         </w:numPr>
         <w:pStyle w:val="Compact"/>
       </w:pPr>
@@ -2514,7 +2875,7 @@
       <w:pPr>
         <w:numPr>
           <w:ilvl w:val="0"/>
-          <w:numId w:val="1004"/>
+          <w:numId w:val="1005"/>
         </w:numPr>
         <w:pStyle w:val="Compact"/>
       </w:pPr>
@@ -2526,7 +2887,7 @@
       <w:pPr>
         <w:numPr>
           <w:ilvl w:val="0"/>
-          <w:numId w:val="1004"/>
+          <w:numId w:val="1005"/>
         </w:numPr>
         <w:pStyle w:val="Compact"/>
       </w:pPr>
@@ -2538,7 +2899,7 @@
       <w:pPr>
         <w:numPr>
           <w:ilvl w:val="0"/>
-          <w:numId w:val="1004"/>
+          <w:numId w:val="1005"/>
         </w:numPr>
         <w:pStyle w:val="Compact"/>
       </w:pPr>
@@ -2560,7 +2921,7 @@
       <w:pPr>
         <w:numPr>
           <w:ilvl w:val="0"/>
-          <w:numId w:val="1005"/>
+          <w:numId w:val="1006"/>
         </w:numPr>
         <w:pStyle w:val="Compact"/>
       </w:pPr>
@@ -2572,7 +2933,7 @@
       <w:pPr>
         <w:numPr>
           <w:ilvl w:val="0"/>
-          <w:numId w:val="1005"/>
+          <w:numId w:val="1006"/>
         </w:numPr>
         <w:pStyle w:val="Compact"/>
       </w:pPr>
@@ -2584,7 +2945,7 @@
       <w:pPr>
         <w:numPr>
           <w:ilvl w:val="0"/>
-          <w:numId w:val="1005"/>
+          <w:numId w:val="1006"/>
         </w:numPr>
         <w:pStyle w:val="Compact"/>
       </w:pPr>
@@ -2596,7 +2957,7 @@
       <w:pPr>
         <w:numPr>
           <w:ilvl w:val="0"/>
-          <w:numId w:val="1005"/>
+          <w:numId w:val="1006"/>
         </w:numPr>
         <w:pStyle w:val="Compact"/>
       </w:pPr>
@@ -2608,7 +2969,7 @@
       <w:pPr>
         <w:numPr>
           <w:ilvl w:val="0"/>
-          <w:numId w:val="1005"/>
+          <w:numId w:val="1006"/>
         </w:numPr>
         <w:pStyle w:val="Compact"/>
       </w:pPr>
@@ -2629,7 +2990,7 @@
       <w:pPr>
         <w:numPr>
           <w:ilvl w:val="0"/>
-          <w:numId w:val="1005"/>
+          <w:numId w:val="1006"/>
         </w:numPr>
         <w:pStyle w:val="Compact"/>
       </w:pPr>
@@ -2641,7 +3002,7 @@
       <w:pPr>
         <w:numPr>
           <w:ilvl w:val="0"/>
-          <w:numId w:val="1005"/>
+          <w:numId w:val="1006"/>
         </w:numPr>
         <w:pStyle w:val="Compact"/>
       </w:pPr>
@@ -2663,7 +3024,7 @@
       <w:pPr>
         <w:numPr>
           <w:ilvl w:val="0"/>
-          <w:numId w:val="1006"/>
+          <w:numId w:val="1007"/>
         </w:numPr>
         <w:pStyle w:val="Compact"/>
       </w:pPr>
@@ -2675,7 +3036,7 @@
       <w:pPr>
         <w:numPr>
           <w:ilvl w:val="0"/>
-          <w:numId w:val="1006"/>
+          <w:numId w:val="1007"/>
         </w:numPr>
         <w:pStyle w:val="Compact"/>
       </w:pPr>
@@ -2687,7 +3048,7 @@
       <w:pPr>
         <w:numPr>
           <w:ilvl w:val="0"/>
-          <w:numId w:val="1006"/>
+          <w:numId w:val="1007"/>
         </w:numPr>
         <w:pStyle w:val="Compact"/>
       </w:pPr>
@@ -2699,7 +3060,7 @@
       <w:pPr>
         <w:numPr>
           <w:ilvl w:val="0"/>
-          <w:numId w:val="1006"/>
+          <w:numId w:val="1007"/>
         </w:numPr>
         <w:pStyle w:val="Compact"/>
       </w:pPr>
@@ -2711,7 +3072,7 @@
       <w:pPr>
         <w:numPr>
           <w:ilvl w:val="0"/>
-          <w:numId w:val="1006"/>
+          <w:numId w:val="1007"/>
         </w:numPr>
         <w:pStyle w:val="Compact"/>
       </w:pPr>
@@ -2723,7 +3084,7 @@
       <w:pPr>
         <w:numPr>
           <w:ilvl w:val="0"/>
-          <w:numId w:val="1006"/>
+          <w:numId w:val="1007"/>
         </w:numPr>
         <w:pStyle w:val="Compact"/>
       </w:pPr>
@@ -2735,7 +3096,7 @@
       <w:pPr>
         <w:numPr>
           <w:ilvl w:val="0"/>
-          <w:numId w:val="1006"/>
+          <w:numId w:val="1007"/>
         </w:numPr>
         <w:pStyle w:val="Compact"/>
       </w:pPr>
@@ -2747,7 +3108,7 @@
       <w:pPr>
         <w:numPr>
           <w:ilvl w:val="0"/>
-          <w:numId w:val="1006"/>
+          <w:numId w:val="1007"/>
         </w:numPr>
         <w:pStyle w:val="Compact"/>
       </w:pPr>
@@ -2759,7 +3120,7 @@
       <w:pPr>
         <w:numPr>
           <w:ilvl w:val="0"/>
-          <w:numId w:val="1006"/>
+          <w:numId w:val="1007"/>
         </w:numPr>
         <w:pStyle w:val="Compact"/>
       </w:pPr>
@@ -2771,7 +3132,7 @@
       <w:pPr>
         <w:numPr>
           <w:ilvl w:val="0"/>
-          <w:numId w:val="1006"/>
+          <w:numId w:val="1007"/>
         </w:numPr>
         <w:pStyle w:val="Compact"/>
       </w:pPr>
@@ -2783,7 +3144,7 @@
       <w:pPr>
         <w:numPr>
           <w:ilvl w:val="0"/>
-          <w:numId w:val="1006"/>
+          <w:numId w:val="1007"/>
         </w:numPr>
         <w:pStyle w:val="Compact"/>
       </w:pPr>
@@ -2805,7 +3166,7 @@
       <w:pPr>
         <w:numPr>
           <w:ilvl w:val="0"/>
-          <w:numId w:val="1007"/>
+          <w:numId w:val="1008"/>
         </w:numPr>
         <w:pStyle w:val="Compact"/>
       </w:pPr>
@@ -2817,7 +3178,7 @@
       <w:pPr>
         <w:numPr>
           <w:ilvl w:val="0"/>
-          <w:numId w:val="1007"/>
+          <w:numId w:val="1008"/>
         </w:numPr>
         <w:pStyle w:val="Compact"/>
       </w:pPr>
@@ -2829,7 +3190,7 @@
       <w:pPr>
         <w:numPr>
           <w:ilvl w:val="0"/>
-          <w:numId w:val="1007"/>
+          <w:numId w:val="1008"/>
         </w:numPr>
         <w:pStyle w:val="Compact"/>
       </w:pPr>
@@ -2841,7 +3202,7 @@
       <w:pPr>
         <w:numPr>
           <w:ilvl w:val="0"/>
-          <w:numId w:val="1007"/>
+          <w:numId w:val="1008"/>
         </w:numPr>
         <w:pStyle w:val="Compact"/>
       </w:pPr>
@@ -2853,7 +3214,7 @@
       <w:pPr>
         <w:numPr>
           <w:ilvl w:val="0"/>
-          <w:numId w:val="1007"/>
+          <w:numId w:val="1008"/>
         </w:numPr>
         <w:pStyle w:val="Compact"/>
       </w:pPr>
@@ -2865,7 +3226,7 @@
       <w:pPr>
         <w:numPr>
           <w:ilvl w:val="0"/>
-          <w:numId w:val="1007"/>
+          <w:numId w:val="1008"/>
         </w:numPr>
         <w:pStyle w:val="Compact"/>
       </w:pPr>
@@ -2877,7 +3238,7 @@
       <w:pPr>
         <w:numPr>
           <w:ilvl w:val="0"/>
-          <w:numId w:val="1007"/>
+          <w:numId w:val="1008"/>
         </w:numPr>
         <w:pStyle w:val="Compact"/>
       </w:pPr>
@@ -2907,7 +3268,7 @@
       <w:pPr>
         <w:numPr>
           <w:ilvl w:val="0"/>
-          <w:numId w:val="1008"/>
+          <w:numId w:val="1009"/>
         </w:numPr>
         <w:pStyle w:val="Compact"/>
       </w:pPr>
@@ -2919,7 +3280,7 @@
       <w:pPr>
         <w:numPr>
           <w:ilvl w:val="0"/>
-          <w:numId w:val="1008"/>
+          <w:numId w:val="1009"/>
         </w:numPr>
         <w:pStyle w:val="Compact"/>
       </w:pPr>
@@ -2931,7 +3292,7 @@
       <w:pPr>
         <w:numPr>
           <w:ilvl w:val="0"/>
-          <w:numId w:val="1008"/>
+          <w:numId w:val="1009"/>
         </w:numPr>
         <w:pStyle w:val="Compact"/>
       </w:pPr>
@@ -2943,7 +3304,7 @@
       <w:pPr>
         <w:numPr>
           <w:ilvl w:val="0"/>
-          <w:numId w:val="1008"/>
+          <w:numId w:val="1009"/>
         </w:numPr>
         <w:pStyle w:val="Compact"/>
       </w:pPr>
@@ -2955,7 +3316,7 @@
       <w:pPr>
         <w:numPr>
           <w:ilvl w:val="0"/>
-          <w:numId w:val="1008"/>
+          <w:numId w:val="1009"/>
         </w:numPr>
         <w:pStyle w:val="Compact"/>
       </w:pPr>
@@ -2967,7 +3328,7 @@
       <w:pPr>
         <w:numPr>
           <w:ilvl w:val="0"/>
-          <w:numId w:val="1008"/>
+          <w:numId w:val="1009"/>
         </w:numPr>
         <w:pStyle w:val="Compact"/>
       </w:pPr>
@@ -2979,7 +3340,7 @@
       <w:pPr>
         <w:numPr>
           <w:ilvl w:val="0"/>
-          <w:numId w:val="1008"/>
+          <w:numId w:val="1009"/>
         </w:numPr>
         <w:pStyle w:val="Compact"/>
       </w:pPr>
@@ -2991,7 +3352,7 @@
       <w:pPr>
         <w:numPr>
           <w:ilvl w:val="0"/>
-          <w:numId w:val="1008"/>
+          <w:numId w:val="1009"/>
         </w:numPr>
         <w:pStyle w:val="Compact"/>
       </w:pPr>
@@ -3013,7 +3374,7 @@
       <w:pPr>
         <w:numPr>
           <w:ilvl w:val="0"/>
-          <w:numId w:val="1009"/>
+          <w:numId w:val="1010"/>
         </w:numPr>
         <w:pStyle w:val="Compact"/>
       </w:pPr>
@@ -3025,7 +3386,7 @@
       <w:pPr>
         <w:numPr>
           <w:ilvl w:val="0"/>
-          <w:numId w:val="1009"/>
+          <w:numId w:val="1010"/>
         </w:numPr>
         <w:pStyle w:val="Compact"/>
       </w:pPr>
@@ -3037,7 +3398,7 @@
       <w:pPr>
         <w:numPr>
           <w:ilvl w:val="0"/>
-          <w:numId w:val="1009"/>
+          <w:numId w:val="1010"/>
         </w:numPr>
         <w:pStyle w:val="Compact"/>
       </w:pPr>
@@ -3049,7 +3410,7 @@
       <w:pPr>
         <w:numPr>
           <w:ilvl w:val="0"/>
-          <w:numId w:val="1009"/>
+          <w:numId w:val="1010"/>
         </w:numPr>
         <w:pStyle w:val="Compact"/>
       </w:pPr>
@@ -3061,7 +3422,7 @@
       <w:pPr>
         <w:numPr>
           <w:ilvl w:val="0"/>
-          <w:numId w:val="1009"/>
+          <w:numId w:val="1010"/>
         </w:numPr>
         <w:pStyle w:val="Compact"/>
       </w:pPr>
@@ -3073,7 +3434,7 @@
       <w:pPr>
         <w:numPr>
           <w:ilvl w:val="0"/>
-          <w:numId w:val="1009"/>
+          <w:numId w:val="1010"/>
         </w:numPr>
         <w:pStyle w:val="Compact"/>
       </w:pPr>
@@ -3095,7 +3456,7 @@
       <w:pPr>
         <w:numPr>
           <w:ilvl w:val="0"/>
-          <w:numId w:val="1010"/>
+          <w:numId w:val="1011"/>
         </w:numPr>
         <w:pStyle w:val="Compact"/>
       </w:pPr>
@@ -3107,7 +3468,7 @@
       <w:pPr>
         <w:numPr>
           <w:ilvl w:val="0"/>
-          <w:numId w:val="1010"/>
+          <w:numId w:val="1011"/>
         </w:numPr>
         <w:pStyle w:val="Compact"/>
       </w:pPr>
@@ -3119,7 +3480,7 @@
       <w:pPr>
         <w:numPr>
           <w:ilvl w:val="0"/>
-          <w:numId w:val="1010"/>
+          <w:numId w:val="1011"/>
         </w:numPr>
         <w:pStyle w:val="Compact"/>
       </w:pPr>
@@ -3131,7 +3492,7 @@
       <w:pPr>
         <w:numPr>
           <w:ilvl w:val="0"/>
-          <w:numId w:val="1010"/>
+          <w:numId w:val="1011"/>
         </w:numPr>
         <w:pStyle w:val="Compact"/>
       </w:pPr>
@@ -3143,7 +3504,7 @@
       <w:pPr>
         <w:numPr>
           <w:ilvl w:val="0"/>
-          <w:numId w:val="1010"/>
+          <w:numId w:val="1011"/>
         </w:numPr>
         <w:pStyle w:val="Compact"/>
       </w:pPr>
@@ -3174,7 +3535,7 @@
       <w:pPr>
         <w:numPr>
           <w:ilvl w:val="0"/>
-          <w:numId w:val="1011"/>
+          <w:numId w:val="1012"/>
         </w:numPr>
         <w:pStyle w:val="Compact"/>
       </w:pPr>
@@ -3186,7 +3547,7 @@
       <w:pPr>
         <w:numPr>
           <w:ilvl w:val="0"/>
-          <w:numId w:val="1011"/>
+          <w:numId w:val="1012"/>
         </w:numPr>
         <w:pStyle w:val="Compact"/>
       </w:pPr>
@@ -3198,7 +3559,7 @@
       <w:pPr>
         <w:numPr>
           <w:ilvl w:val="0"/>
-          <w:numId w:val="1011"/>
+          <w:numId w:val="1012"/>
         </w:numPr>
         <w:pStyle w:val="Compact"/>
       </w:pPr>
@@ -3210,7 +3571,7 @@
       <w:pPr>
         <w:numPr>
           <w:ilvl w:val="0"/>
-          <w:numId w:val="1011"/>
+          <w:numId w:val="1012"/>
         </w:numPr>
         <w:pStyle w:val="Compact"/>
       </w:pPr>
@@ -3248,24 +3609,27 @@
     <w:tbl>
       <w:tblPr>
         <w:tblStyle w:val="Table"/>
-        <w:tblW w:type="auto" w:w="0"/>
+        <w:tblW w:type="dxa" w:w="9360"/>
         <w:tblLook w:firstRow="1" w:lastRow="0" w:firstColumn="0" w:lastColumn="0" w:noHBand="0" w:noVBand="0" w:val="0020"/>
         <w:jc w:val="start"/>
+        <w:tblLayout w:type="fixed"/>
       </w:tblPr>
       <w:tblGrid>
-        <w:gridCol w:w="1320"/>
-        <w:gridCol w:w="1320"/>
-        <w:gridCol w:w="1320"/>
-        <w:gridCol w:w="1320"/>
-        <w:gridCol w:w="1320"/>
-        <w:gridCol w:w="1320"/>
+        <w:gridCol w:w="3805"/>
+        <w:gridCol w:w="1123"/>
+        <w:gridCol w:w="1305"/>
+        <w:gridCol w:w="1123"/>
+        <w:gridCol w:w="1018"/>
+        <w:gridCol w:w="983"/>
       </w:tblGrid>
       <w:tr>
         <w:trPr>
           <w:tblHeader w:val="true"/>
         </w:trPr>
         <w:tc>
-          <w:tcPr/>
+          <w:tcPr>
+            <w:tcW w:w="3805" w:type="dxa"/>
+          </w:tcPr>
           <w:p>
             <w:pPr>
               <w:pStyle w:val="Compact"/>
@@ -3277,7 +3641,9 @@
           </w:p>
         </w:tc>
         <w:tc>
-          <w:tcPr/>
+          <w:tcPr>
+            <w:tcW w:w="1123" w:type="dxa"/>
+          </w:tcPr>
           <w:p>
             <w:pPr>
               <w:pStyle w:val="Compact"/>
@@ -3289,7 +3655,9 @@
           </w:p>
         </w:tc>
         <w:tc>
-          <w:tcPr/>
+          <w:tcPr>
+            <w:tcW w:w="1305" w:type="dxa"/>
+          </w:tcPr>
           <w:p>
             <w:pPr>
               <w:pStyle w:val="Compact"/>
@@ -3301,7 +3669,9 @@
           </w:p>
         </w:tc>
         <w:tc>
-          <w:tcPr/>
+          <w:tcPr>
+            <w:tcW w:w="1123" w:type="dxa"/>
+          </w:tcPr>
           <w:p>
             <w:pPr>
               <w:pStyle w:val="Compact"/>
@@ -3313,7 +3683,9 @@
           </w:p>
         </w:tc>
         <w:tc>
-          <w:tcPr/>
+          <w:tcPr>
+            <w:tcW w:w="1018" w:type="dxa"/>
+          </w:tcPr>
           <w:p>
             <w:pPr>
               <w:pStyle w:val="Compact"/>
@@ -3325,7 +3697,9 @@
           </w:p>
         </w:tc>
         <w:tc>
-          <w:tcPr/>
+          <w:tcPr>
+            <w:tcW w:w="983" w:type="dxa"/>
+          </w:tcPr>
           <w:p>
             <w:pPr>
               <w:pStyle w:val="Compact"/>
@@ -3339,7 +3713,9 @@
       </w:tr>
       <w:tr>
         <w:tc>
-          <w:tcPr/>
+          <w:tcPr>
+            <w:tcW w:w="3805" w:type="dxa"/>
+          </w:tcPr>
           <w:p>
             <w:pPr>
               <w:pStyle w:val="Compact"/>
@@ -3351,7 +3727,9 @@
           </w:p>
         </w:tc>
         <w:tc>
-          <w:tcPr/>
+          <w:tcPr>
+            <w:tcW w:w="1123" w:type="dxa"/>
+          </w:tcPr>
           <w:p>
             <w:pPr>
               <w:pStyle w:val="Compact"/>
@@ -3363,7 +3741,9 @@
           </w:p>
         </w:tc>
         <w:tc>
-          <w:tcPr/>
+          <w:tcPr>
+            <w:tcW w:w="1305" w:type="dxa"/>
+          </w:tcPr>
           <w:p>
             <w:pPr>
               <w:pStyle w:val="Compact"/>
@@ -3375,7 +3755,9 @@
           </w:p>
         </w:tc>
         <w:tc>
-          <w:tcPr/>
+          <w:tcPr>
+            <w:tcW w:w="1123" w:type="dxa"/>
+          </w:tcPr>
           <w:p>
             <w:pPr>
               <w:pStyle w:val="Compact"/>
@@ -3387,7 +3769,9 @@
           </w:p>
         </w:tc>
         <w:tc>
-          <w:tcPr/>
+          <w:tcPr>
+            <w:tcW w:w="1018" w:type="dxa"/>
+          </w:tcPr>
           <w:p>
             <w:pPr>
               <w:pStyle w:val="Compact"/>
@@ -3399,7 +3783,9 @@
           </w:p>
         </w:tc>
         <w:tc>
-          <w:tcPr/>
+          <w:tcPr>
+            <w:tcW w:w="983" w:type="dxa"/>
+          </w:tcPr>
           <w:p>
             <w:pPr>
               <w:pStyle w:val="Compact"/>
@@ -3413,7 +3799,9 @@
       </w:tr>
       <w:tr>
         <w:tc>
-          <w:tcPr/>
+          <w:tcPr>
+            <w:tcW w:w="3805" w:type="dxa"/>
+          </w:tcPr>
           <w:p>
             <w:pPr>
               <w:pStyle w:val="Compact"/>
@@ -3425,7 +3813,9 @@
           </w:p>
         </w:tc>
         <w:tc>
-          <w:tcPr/>
+          <w:tcPr>
+            <w:tcW w:w="1123" w:type="dxa"/>
+          </w:tcPr>
           <w:p>
             <w:pPr>
               <w:pStyle w:val="Compact"/>
@@ -3437,7 +3827,9 @@
           </w:p>
         </w:tc>
         <w:tc>
-          <w:tcPr/>
+          <w:tcPr>
+            <w:tcW w:w="1305" w:type="dxa"/>
+          </w:tcPr>
           <w:p>
             <w:pPr>
               <w:pStyle w:val="Compact"/>
@@ -3449,7 +3841,9 @@
           </w:p>
         </w:tc>
         <w:tc>
-          <w:tcPr/>
+          <w:tcPr>
+            <w:tcW w:w="1123" w:type="dxa"/>
+          </w:tcPr>
           <w:p>
             <w:pPr>
               <w:pStyle w:val="Compact"/>
@@ -3461,7 +3855,9 @@
           </w:p>
         </w:tc>
         <w:tc>
-          <w:tcPr/>
+          <w:tcPr>
+            <w:tcW w:w="1018" w:type="dxa"/>
+          </w:tcPr>
           <w:p>
             <w:pPr>
               <w:pStyle w:val="Compact"/>
@@ -3473,7 +3869,9 @@
           </w:p>
         </w:tc>
         <w:tc>
-          <w:tcPr/>
+          <w:tcPr>
+            <w:tcW w:w="983" w:type="dxa"/>
+          </w:tcPr>
           <w:p>
             <w:pPr>
               <w:pStyle w:val="Compact"/>
@@ -3487,7 +3885,9 @@
       </w:tr>
       <w:tr>
         <w:tc>
-          <w:tcPr/>
+          <w:tcPr>
+            <w:tcW w:w="3805" w:type="dxa"/>
+          </w:tcPr>
           <w:p>
             <w:pPr>
               <w:pStyle w:val="Compact"/>
@@ -3499,7 +3899,9 @@
           </w:p>
         </w:tc>
         <w:tc>
-          <w:tcPr/>
+          <w:tcPr>
+            <w:tcW w:w="1123" w:type="dxa"/>
+          </w:tcPr>
           <w:p>
             <w:pPr>
               <w:pStyle w:val="Compact"/>
@@ -3511,7 +3913,9 @@
           </w:p>
         </w:tc>
         <w:tc>
-          <w:tcPr/>
+          <w:tcPr>
+            <w:tcW w:w="1305" w:type="dxa"/>
+          </w:tcPr>
           <w:p>
             <w:pPr>
               <w:pStyle w:val="Compact"/>
@@ -3523,7 +3927,9 @@
           </w:p>
         </w:tc>
         <w:tc>
-          <w:tcPr/>
+          <w:tcPr>
+            <w:tcW w:w="1123" w:type="dxa"/>
+          </w:tcPr>
           <w:p>
             <w:pPr>
               <w:pStyle w:val="Compact"/>
@@ -3535,7 +3941,9 @@
           </w:p>
         </w:tc>
         <w:tc>
-          <w:tcPr/>
+          <w:tcPr>
+            <w:tcW w:w="1018" w:type="dxa"/>
+          </w:tcPr>
           <w:p>
             <w:pPr>
               <w:pStyle w:val="Compact"/>
@@ -3547,7 +3955,9 @@
           </w:p>
         </w:tc>
         <w:tc>
-          <w:tcPr/>
+          <w:tcPr>
+            <w:tcW w:w="983" w:type="dxa"/>
+          </w:tcPr>
           <w:p>
             <w:pPr>
               <w:pStyle w:val="Compact"/>
@@ -3561,7 +3971,9 @@
       </w:tr>
       <w:tr>
         <w:tc>
-          <w:tcPr/>
+          <w:tcPr>
+            <w:tcW w:w="3805" w:type="dxa"/>
+          </w:tcPr>
           <w:p>
             <w:pPr>
               <w:pStyle w:val="Compact"/>
@@ -3573,7 +3985,9 @@
           </w:p>
         </w:tc>
         <w:tc>
-          <w:tcPr/>
+          <w:tcPr>
+            <w:tcW w:w="1123" w:type="dxa"/>
+          </w:tcPr>
           <w:p>
             <w:pPr>
               <w:pStyle w:val="Compact"/>
@@ -3585,7 +3999,9 @@
           </w:p>
         </w:tc>
         <w:tc>
-          <w:tcPr/>
+          <w:tcPr>
+            <w:tcW w:w="1305" w:type="dxa"/>
+          </w:tcPr>
           <w:p>
             <w:pPr>
               <w:pStyle w:val="Compact"/>
@@ -3597,7 +4013,9 @@
           </w:p>
         </w:tc>
         <w:tc>
-          <w:tcPr/>
+          <w:tcPr>
+            <w:tcW w:w="1123" w:type="dxa"/>
+          </w:tcPr>
           <w:p>
             <w:pPr>
               <w:pStyle w:val="Compact"/>
@@ -3609,7 +4027,9 @@
           </w:p>
         </w:tc>
         <w:tc>
-          <w:tcPr/>
+          <w:tcPr>
+            <w:tcW w:w="1018" w:type="dxa"/>
+          </w:tcPr>
           <w:p>
             <w:pPr>
               <w:pStyle w:val="Compact"/>
@@ -3621,7 +4041,9 @@
           </w:p>
         </w:tc>
         <w:tc>
-          <w:tcPr/>
+          <w:tcPr>
+            <w:tcW w:w="983" w:type="dxa"/>
+          </w:tcPr>
           <w:p>
             <w:pPr>
               <w:pStyle w:val="Compact"/>
@@ -3635,7 +4057,9 @@
       </w:tr>
       <w:tr>
         <w:tc>
-          <w:tcPr/>
+          <w:tcPr>
+            <w:tcW w:w="3805" w:type="dxa"/>
+          </w:tcPr>
           <w:p>
             <w:pPr>
               <w:pStyle w:val="Compact"/>
@@ -3647,7 +4071,9 @@
           </w:p>
         </w:tc>
         <w:tc>
-          <w:tcPr/>
+          <w:tcPr>
+            <w:tcW w:w="1123" w:type="dxa"/>
+          </w:tcPr>
           <w:p>
             <w:pPr>
               <w:pStyle w:val="Compact"/>
@@ -3659,7 +4085,9 @@
           </w:p>
         </w:tc>
         <w:tc>
-          <w:tcPr/>
+          <w:tcPr>
+            <w:tcW w:w="1305" w:type="dxa"/>
+          </w:tcPr>
           <w:p>
             <w:pPr>
               <w:pStyle w:val="Compact"/>
@@ -3671,7 +4099,9 @@
           </w:p>
         </w:tc>
         <w:tc>
-          <w:tcPr/>
+          <w:tcPr>
+            <w:tcW w:w="1123" w:type="dxa"/>
+          </w:tcPr>
           <w:p>
             <w:pPr>
               <w:pStyle w:val="Compact"/>
@@ -3683,7 +4113,9 @@
           </w:p>
         </w:tc>
         <w:tc>
-          <w:tcPr/>
+          <w:tcPr>
+            <w:tcW w:w="1018" w:type="dxa"/>
+          </w:tcPr>
           <w:p>
             <w:pPr>
               <w:pStyle w:val="Compact"/>
@@ -3695,7 +4127,9 @@
           </w:p>
         </w:tc>
         <w:tc>
-          <w:tcPr/>
+          <w:tcPr>
+            <w:tcW w:w="983" w:type="dxa"/>
+          </w:tcPr>
           <w:p>
             <w:pPr>
               <w:pStyle w:val="Compact"/>
@@ -3709,7 +4143,9 @@
       </w:tr>
       <w:tr>
         <w:tc>
-          <w:tcPr/>
+          <w:tcPr>
+            <w:tcW w:w="3805" w:type="dxa"/>
+          </w:tcPr>
           <w:p>
             <w:pPr>
               <w:pStyle w:val="Compact"/>
@@ -3721,7 +4157,9 @@
           </w:p>
         </w:tc>
         <w:tc>
-          <w:tcPr/>
+          <w:tcPr>
+            <w:tcW w:w="1123" w:type="dxa"/>
+          </w:tcPr>
           <w:p>
             <w:pPr>
               <w:pStyle w:val="Compact"/>
@@ -3733,7 +4171,9 @@
           </w:p>
         </w:tc>
         <w:tc>
-          <w:tcPr/>
+          <w:tcPr>
+            <w:tcW w:w="1305" w:type="dxa"/>
+          </w:tcPr>
           <w:p>
             <w:pPr>
               <w:pStyle w:val="Compact"/>
@@ -3745,7 +4185,9 @@
           </w:p>
         </w:tc>
         <w:tc>
-          <w:tcPr/>
+          <w:tcPr>
+            <w:tcW w:w="1123" w:type="dxa"/>
+          </w:tcPr>
           <w:p>
             <w:pPr>
               <w:pStyle w:val="Compact"/>
@@ -3757,7 +4199,9 @@
           </w:p>
         </w:tc>
         <w:tc>
-          <w:tcPr/>
+          <w:tcPr>
+            <w:tcW w:w="1018" w:type="dxa"/>
+          </w:tcPr>
           <w:p>
             <w:pPr>
               <w:pStyle w:val="Compact"/>
@@ -3769,7 +4213,9 @@
           </w:p>
         </w:tc>
         <w:tc>
-          <w:tcPr/>
+          <w:tcPr>
+            <w:tcW w:w="983" w:type="dxa"/>
+          </w:tcPr>
           <w:p>
             <w:pPr>
               <w:pStyle w:val="Compact"/>
@@ -3783,7 +4229,9 @@
       </w:tr>
       <w:tr>
         <w:tc>
-          <w:tcPr/>
+          <w:tcPr>
+            <w:tcW w:w="3805" w:type="dxa"/>
+          </w:tcPr>
           <w:p>
             <w:pPr>
               <w:pStyle w:val="Compact"/>
@@ -3795,7 +4243,9 @@
           </w:p>
         </w:tc>
         <w:tc>
-          <w:tcPr/>
+          <w:tcPr>
+            <w:tcW w:w="1123" w:type="dxa"/>
+          </w:tcPr>
           <w:p>
             <w:pPr>
               <w:pStyle w:val="Compact"/>
@@ -3807,7 +4257,9 @@
           </w:p>
         </w:tc>
         <w:tc>
-          <w:tcPr/>
+          <w:tcPr>
+            <w:tcW w:w="1305" w:type="dxa"/>
+          </w:tcPr>
           <w:p>
             <w:pPr>
               <w:pStyle w:val="Compact"/>
@@ -3819,7 +4271,9 @@
           </w:p>
         </w:tc>
         <w:tc>
-          <w:tcPr/>
+          <w:tcPr>
+            <w:tcW w:w="1123" w:type="dxa"/>
+          </w:tcPr>
           <w:p>
             <w:pPr>
               <w:pStyle w:val="Compact"/>
@@ -3831,7 +4285,9 @@
           </w:p>
         </w:tc>
         <w:tc>
-          <w:tcPr/>
+          <w:tcPr>
+            <w:tcW w:w="1018" w:type="dxa"/>
+          </w:tcPr>
           <w:p>
             <w:pPr>
               <w:pStyle w:val="Compact"/>
@@ -3843,7 +4299,9 @@
           </w:p>
         </w:tc>
         <w:tc>
-          <w:tcPr/>
+          <w:tcPr>
+            <w:tcW w:w="983" w:type="dxa"/>
+          </w:tcPr>
           <w:p>
             <w:pPr>
               <w:pStyle w:val="Compact"/>
@@ -3857,7 +4315,9 @@
       </w:tr>
       <w:tr>
         <w:tc>
-          <w:tcPr/>
+          <w:tcPr>
+            <w:tcW w:w="3805" w:type="dxa"/>
+          </w:tcPr>
           <w:p>
             <w:pPr>
               <w:pStyle w:val="Compact"/>
@@ -3869,7 +4329,9 @@
           </w:p>
         </w:tc>
         <w:tc>
-          <w:tcPr/>
+          <w:tcPr>
+            <w:tcW w:w="1123" w:type="dxa"/>
+          </w:tcPr>
           <w:p>
             <w:pPr>
               <w:pStyle w:val="Compact"/>
@@ -3881,7 +4343,9 @@
           </w:p>
         </w:tc>
         <w:tc>
-          <w:tcPr/>
+          <w:tcPr>
+            <w:tcW w:w="1305" w:type="dxa"/>
+          </w:tcPr>
           <w:p>
             <w:pPr>
               <w:pStyle w:val="Compact"/>
@@ -3893,7 +4357,9 @@
           </w:p>
         </w:tc>
         <w:tc>
-          <w:tcPr/>
+          <w:tcPr>
+            <w:tcW w:w="1123" w:type="dxa"/>
+          </w:tcPr>
           <w:p>
             <w:pPr>
               <w:pStyle w:val="Compact"/>
@@ -3905,7 +4371,9 @@
           </w:p>
         </w:tc>
         <w:tc>
-          <w:tcPr/>
+          <w:tcPr>
+            <w:tcW w:w="1018" w:type="dxa"/>
+          </w:tcPr>
           <w:p>
             <w:pPr>
               <w:pStyle w:val="Compact"/>
@@ -3917,7 +4385,9 @@
           </w:p>
         </w:tc>
         <w:tc>
-          <w:tcPr/>
+          <w:tcPr>
+            <w:tcW w:w="983" w:type="dxa"/>
+          </w:tcPr>
           <w:p>
             <w:pPr>
               <w:pStyle w:val="Compact"/>
@@ -3931,7 +4401,9 @@
       </w:tr>
       <w:tr>
         <w:tc>
-          <w:tcPr/>
+          <w:tcPr>
+            <w:tcW w:w="3805" w:type="dxa"/>
+          </w:tcPr>
           <w:p>
             <w:pPr>
               <w:pStyle w:val="Compact"/>
@@ -3943,7 +4415,9 @@
           </w:p>
         </w:tc>
         <w:tc>
-          <w:tcPr/>
+          <w:tcPr>
+            <w:tcW w:w="1123" w:type="dxa"/>
+          </w:tcPr>
           <w:p>
             <w:pPr>
               <w:pStyle w:val="Compact"/>
@@ -3955,7 +4429,9 @@
           </w:p>
         </w:tc>
         <w:tc>
-          <w:tcPr/>
+          <w:tcPr>
+            <w:tcW w:w="1305" w:type="dxa"/>
+          </w:tcPr>
           <w:p>
             <w:pPr>
               <w:pStyle w:val="Compact"/>
@@ -3967,7 +4443,9 @@
           </w:p>
         </w:tc>
         <w:tc>
-          <w:tcPr/>
+          <w:tcPr>
+            <w:tcW w:w="1123" w:type="dxa"/>
+          </w:tcPr>
           <w:p>
             <w:pPr>
               <w:pStyle w:val="Compact"/>
@@ -3979,7 +4457,9 @@
           </w:p>
         </w:tc>
         <w:tc>
-          <w:tcPr/>
+          <w:tcPr>
+            <w:tcW w:w="1018" w:type="dxa"/>
+          </w:tcPr>
           <w:p>
             <w:pPr>
               <w:pStyle w:val="Compact"/>
@@ -3991,7 +4471,9 @@
           </w:p>
         </w:tc>
         <w:tc>
-          <w:tcPr/>
+          <w:tcPr>
+            <w:tcW w:w="983" w:type="dxa"/>
+          </w:tcPr>
           <w:p>
             <w:pPr>
               <w:pStyle w:val="Compact"/>
@@ -4005,7 +4487,9 @@
       </w:tr>
       <w:tr>
         <w:tc>
-          <w:tcPr/>
+          <w:tcPr>
+            <w:tcW w:w="3805" w:type="dxa"/>
+          </w:tcPr>
           <w:p>
             <w:pPr>
               <w:pStyle w:val="Compact"/>
@@ -4017,7 +4501,9 @@
           </w:p>
         </w:tc>
         <w:tc>
-          <w:tcPr/>
+          <w:tcPr>
+            <w:tcW w:w="1123" w:type="dxa"/>
+          </w:tcPr>
           <w:p>
             <w:pPr>
               <w:pStyle w:val="Compact"/>
@@ -4029,7 +4515,9 @@
           </w:p>
         </w:tc>
         <w:tc>
-          <w:tcPr/>
+          <w:tcPr>
+            <w:tcW w:w="1305" w:type="dxa"/>
+          </w:tcPr>
           <w:p>
             <w:pPr>
               <w:pStyle w:val="Compact"/>
@@ -4041,7 +4529,9 @@
           </w:p>
         </w:tc>
         <w:tc>
-          <w:tcPr/>
+          <w:tcPr>
+            <w:tcW w:w="1123" w:type="dxa"/>
+          </w:tcPr>
           <w:p>
             <w:pPr>
               <w:pStyle w:val="Compact"/>
@@ -4053,7 +4543,9 @@
           </w:p>
         </w:tc>
         <w:tc>
-          <w:tcPr/>
+          <w:tcPr>
+            <w:tcW w:w="1018" w:type="dxa"/>
+          </w:tcPr>
           <w:p>
             <w:pPr>
               <w:pStyle w:val="Compact"/>
@@ -4065,7 +4557,9 @@
           </w:p>
         </w:tc>
         <w:tc>
-          <w:tcPr/>
+          <w:tcPr>
+            <w:tcW w:w="983" w:type="dxa"/>
+          </w:tcPr>
           <w:p>
             <w:pPr>
               <w:pStyle w:val="Compact"/>
@@ -4079,7 +4573,9 @@
       </w:tr>
       <w:tr>
         <w:tc>
-          <w:tcPr/>
+          <w:tcPr>
+            <w:tcW w:w="3805" w:type="dxa"/>
+          </w:tcPr>
           <w:p>
             <w:pPr>
               <w:pStyle w:val="Compact"/>
@@ -4091,7 +4587,9 @@
           </w:p>
         </w:tc>
         <w:tc>
-          <w:tcPr/>
+          <w:tcPr>
+            <w:tcW w:w="1123" w:type="dxa"/>
+          </w:tcPr>
           <w:p>
             <w:pPr>
               <w:pStyle w:val="Compact"/>
@@ -4103,7 +4601,9 @@
           </w:p>
         </w:tc>
         <w:tc>
-          <w:tcPr/>
+          <w:tcPr>
+            <w:tcW w:w="1305" w:type="dxa"/>
+          </w:tcPr>
           <w:p>
             <w:pPr>
               <w:pStyle w:val="Compact"/>
@@ -4115,7 +4615,9 @@
           </w:p>
         </w:tc>
         <w:tc>
-          <w:tcPr/>
+          <w:tcPr>
+            <w:tcW w:w="1123" w:type="dxa"/>
+          </w:tcPr>
           <w:p>
             <w:pPr>
               <w:pStyle w:val="Compact"/>
@@ -4127,7 +4629,9 @@
           </w:p>
         </w:tc>
         <w:tc>
-          <w:tcPr/>
+          <w:tcPr>
+            <w:tcW w:w="1018" w:type="dxa"/>
+          </w:tcPr>
           <w:p>
             <w:pPr>
               <w:pStyle w:val="Compact"/>
@@ -4139,7 +4643,9 @@
           </w:p>
         </w:tc>
         <w:tc>
-          <w:tcPr/>
+          <w:tcPr>
+            <w:tcW w:w="983" w:type="dxa"/>
+          </w:tcPr>
           <w:p>
             <w:pPr>
               <w:pStyle w:val="Compact"/>
@@ -4165,21 +4671,24 @@
     <w:tbl>
       <w:tblPr>
         <w:tblStyle w:val="Table"/>
-        <w:tblW w:type="auto" w:w="0"/>
+        <w:tblW w:type="dxa" w:w="9360"/>
         <w:tblLook w:firstRow="1" w:lastRow="0" w:firstColumn="0" w:lastColumn="0" w:noHBand="0" w:noVBand="0" w:val="0020"/>
         <w:jc w:val="start"/>
+        <w:tblLayout w:type="fixed"/>
       </w:tblPr>
       <w:tblGrid>
-        <w:gridCol w:w="2640"/>
-        <w:gridCol w:w="2640"/>
-        <w:gridCol w:w="2640"/>
+        <w:gridCol w:w="2863"/>
+        <w:gridCol w:w="2976"/>
+        <w:gridCol w:w="3519"/>
       </w:tblGrid>
       <w:tr>
         <w:trPr>
           <w:tblHeader w:val="true"/>
         </w:trPr>
         <w:tc>
-          <w:tcPr/>
+          <w:tcPr>
+            <w:tcW w:w="2863" w:type="dxa"/>
+          </w:tcPr>
           <w:p>
             <w:pPr>
               <w:pStyle w:val="Compact"/>
@@ -4191,7 +4700,9 @@
           </w:p>
         </w:tc>
         <w:tc>
-          <w:tcPr/>
+          <w:tcPr>
+            <w:tcW w:w="2976" w:type="dxa"/>
+          </w:tcPr>
           <w:p>
             <w:pPr>
               <w:pStyle w:val="Compact"/>
@@ -4203,7 +4714,9 @@
           </w:p>
         </w:tc>
         <w:tc>
-          <w:tcPr/>
+          <w:tcPr>
+            <w:tcW w:w="3519" w:type="dxa"/>
+          </w:tcPr>
           <w:p>
             <w:pPr>
               <w:pStyle w:val="Compact"/>
@@ -4217,7 +4730,9 @@
       </w:tr>
       <w:tr>
         <w:tc>
-          <w:tcPr/>
+          <w:tcPr>
+            <w:tcW w:w="2863" w:type="dxa"/>
+          </w:tcPr>
           <w:p>
             <w:pPr>
               <w:pStyle w:val="Compact"/>
@@ -4229,7 +4744,9 @@
           </w:p>
         </w:tc>
         <w:tc>
-          <w:tcPr/>
+          <w:tcPr>
+            <w:tcW w:w="2976" w:type="dxa"/>
+          </w:tcPr>
           <w:p>
             <w:pPr>
               <w:pStyle w:val="Compact"/>
@@ -4241,7 +4758,9 @@
           </w:p>
         </w:tc>
         <w:tc>
-          <w:tcPr/>
+          <w:tcPr>
+            <w:tcW w:w="3519" w:type="dxa"/>
+          </w:tcPr>
           <w:p>
             <w:pPr>
               <w:pStyle w:val="Compact"/>
@@ -4255,7 +4774,9 @@
       </w:tr>
       <w:tr>
         <w:tc>
-          <w:tcPr/>
+          <w:tcPr>
+            <w:tcW w:w="2863" w:type="dxa"/>
+          </w:tcPr>
           <w:p>
             <w:pPr>
               <w:pStyle w:val="Compact"/>
@@ -4267,7 +4788,9 @@
           </w:p>
         </w:tc>
         <w:tc>
-          <w:tcPr/>
+          <w:tcPr>
+            <w:tcW w:w="2976" w:type="dxa"/>
+          </w:tcPr>
           <w:p>
             <w:pPr>
               <w:pStyle w:val="Compact"/>
@@ -4279,7 +4802,9 @@
           </w:p>
         </w:tc>
         <w:tc>
-          <w:tcPr/>
+          <w:tcPr>
+            <w:tcW w:w="3519" w:type="dxa"/>
+          </w:tcPr>
           <w:p>
             <w:pPr>
               <w:pStyle w:val="Compact"/>
@@ -4293,7 +4818,9 @@
       </w:tr>
       <w:tr>
         <w:tc>
-          <w:tcPr/>
+          <w:tcPr>
+            <w:tcW w:w="2863" w:type="dxa"/>
+          </w:tcPr>
           <w:p>
             <w:pPr>
               <w:pStyle w:val="Compact"/>
@@ -4305,7 +4832,9 @@
           </w:p>
         </w:tc>
         <w:tc>
-          <w:tcPr/>
+          <w:tcPr>
+            <w:tcW w:w="2976" w:type="dxa"/>
+          </w:tcPr>
           <w:p>
             <w:pPr>
               <w:pStyle w:val="Compact"/>
@@ -4317,7 +4846,9 @@
           </w:p>
         </w:tc>
         <w:tc>
-          <w:tcPr/>
+          <w:tcPr>
+            <w:tcW w:w="3519" w:type="dxa"/>
+          </w:tcPr>
           <w:p>
             <w:pPr>
               <w:pStyle w:val="Compact"/>
@@ -4331,7 +4862,9 @@
       </w:tr>
       <w:tr>
         <w:tc>
-          <w:tcPr/>
+          <w:tcPr>
+            <w:tcW w:w="2863" w:type="dxa"/>
+          </w:tcPr>
           <w:p>
             <w:pPr>
               <w:pStyle w:val="Compact"/>
@@ -4343,7 +4876,9 @@
           </w:p>
         </w:tc>
         <w:tc>
-          <w:tcPr/>
+          <w:tcPr>
+            <w:tcW w:w="2976" w:type="dxa"/>
+          </w:tcPr>
           <w:p>
             <w:pPr>
               <w:pStyle w:val="Compact"/>
@@ -4355,7 +4890,9 @@
           </w:p>
         </w:tc>
         <w:tc>
-          <w:tcPr/>
+          <w:tcPr>
+            <w:tcW w:w="3519" w:type="dxa"/>
+          </w:tcPr>
           <w:p>
             <w:pPr>
               <w:pStyle w:val="Compact"/>
@@ -4369,7 +4906,9 @@
       </w:tr>
       <w:tr>
         <w:tc>
-          <w:tcPr/>
+          <w:tcPr>
+            <w:tcW w:w="2863" w:type="dxa"/>
+          </w:tcPr>
           <w:p>
             <w:pPr>
               <w:pStyle w:val="Compact"/>
@@ -4381,7 +4920,9 @@
           </w:p>
         </w:tc>
         <w:tc>
-          <w:tcPr/>
+          <w:tcPr>
+            <w:tcW w:w="2976" w:type="dxa"/>
+          </w:tcPr>
           <w:p>
             <w:pPr>
               <w:pStyle w:val="Compact"/>
@@ -4393,7 +4934,9 @@
           </w:p>
         </w:tc>
         <w:tc>
-          <w:tcPr/>
+          <w:tcPr>
+            <w:tcW w:w="3519" w:type="dxa"/>
+          </w:tcPr>
           <w:p>
             <w:pPr>
               <w:pStyle w:val="Compact"/>
@@ -4407,7 +4950,9 @@
       </w:tr>
       <w:tr>
         <w:tc>
-          <w:tcPr/>
+          <w:tcPr>
+            <w:tcW w:w="2863" w:type="dxa"/>
+          </w:tcPr>
           <w:p>
             <w:pPr>
               <w:pStyle w:val="Compact"/>
@@ -4419,7 +4964,9 @@
           </w:p>
         </w:tc>
         <w:tc>
-          <w:tcPr/>
+          <w:tcPr>
+            <w:tcW w:w="2976" w:type="dxa"/>
+          </w:tcPr>
           <w:p>
             <w:pPr>
               <w:pStyle w:val="Compact"/>
@@ -4431,7 +4978,9 @@
           </w:p>
         </w:tc>
         <w:tc>
-          <w:tcPr/>
+          <w:tcPr>
+            <w:tcW w:w="3519" w:type="dxa"/>
+          </w:tcPr>
           <w:p>
             <w:pPr>
               <w:pStyle w:val="Compact"/>
@@ -4445,7 +4994,9 @@
       </w:tr>
       <w:tr>
         <w:tc>
-          <w:tcPr/>
+          <w:tcPr>
+            <w:tcW w:w="2863" w:type="dxa"/>
+          </w:tcPr>
           <w:p>
             <w:pPr>
               <w:pStyle w:val="Compact"/>
@@ -4457,7 +5008,9 @@
           </w:p>
         </w:tc>
         <w:tc>
-          <w:tcPr/>
+          <w:tcPr>
+            <w:tcW w:w="2976" w:type="dxa"/>
+          </w:tcPr>
           <w:p>
             <w:pPr>
               <w:pStyle w:val="Compact"/>
@@ -4469,7 +5022,9 @@
           </w:p>
         </w:tc>
         <w:tc>
-          <w:tcPr/>
+          <w:tcPr>
+            <w:tcW w:w="3519" w:type="dxa"/>
+          </w:tcPr>
           <w:p>
             <w:pPr>
               <w:pStyle w:val="Compact"/>
@@ -4483,7 +5038,9 @@
       </w:tr>
       <w:tr>
         <w:tc>
-          <w:tcPr/>
+          <w:tcPr>
+            <w:tcW w:w="2863" w:type="dxa"/>
+          </w:tcPr>
           <w:p>
             <w:pPr>
               <w:pStyle w:val="Compact"/>
@@ -4495,7 +5052,9 @@
           </w:p>
         </w:tc>
         <w:tc>
-          <w:tcPr/>
+          <w:tcPr>
+            <w:tcW w:w="2976" w:type="dxa"/>
+          </w:tcPr>
           <w:p>
             <w:pPr>
               <w:pStyle w:val="Compact"/>
@@ -4507,7 +5066,9 @@
           </w:p>
         </w:tc>
         <w:tc>
-          <w:tcPr/>
+          <w:tcPr>
+            <w:tcW w:w="3519" w:type="dxa"/>
+          </w:tcPr>
           <w:p>
             <w:pPr>
               <w:pStyle w:val="Compact"/>
@@ -4521,7 +5082,9 @@
       </w:tr>
       <w:tr>
         <w:tc>
-          <w:tcPr/>
+          <w:tcPr>
+            <w:tcW w:w="2863" w:type="dxa"/>
+          </w:tcPr>
           <w:p>
             <w:pPr>
               <w:pStyle w:val="Compact"/>
@@ -4533,7 +5096,9 @@
           </w:p>
         </w:tc>
         <w:tc>
-          <w:tcPr/>
+          <w:tcPr>
+            <w:tcW w:w="2976" w:type="dxa"/>
+          </w:tcPr>
           <w:p>
             <w:pPr>
               <w:pStyle w:val="Compact"/>
@@ -4545,7 +5110,9 @@
           </w:p>
         </w:tc>
         <w:tc>
-          <w:tcPr/>
+          <w:tcPr>
+            <w:tcW w:w="3519" w:type="dxa"/>
+          </w:tcPr>
           <w:p>
             <w:pPr>
               <w:pStyle w:val="Compact"/>
@@ -4559,7 +5126,9 @@
       </w:tr>
       <w:tr>
         <w:tc>
-          <w:tcPr/>
+          <w:tcPr>
+            <w:tcW w:w="2863" w:type="dxa"/>
+          </w:tcPr>
           <w:p>
             <w:pPr>
               <w:pStyle w:val="Compact"/>
@@ -4571,7 +5140,9 @@
           </w:p>
         </w:tc>
         <w:tc>
-          <w:tcPr/>
+          <w:tcPr>
+            <w:tcW w:w="2976" w:type="dxa"/>
+          </w:tcPr>
           <w:p>
             <w:pPr>
               <w:pStyle w:val="Compact"/>
@@ -4583,7 +5154,9 @@
           </w:p>
         </w:tc>
         <w:tc>
-          <w:tcPr/>
+          <w:tcPr>
+            <w:tcW w:w="3519" w:type="dxa"/>
+          </w:tcPr>
           <w:p>
             <w:pPr>
               <w:pStyle w:val="Compact"/>
@@ -4597,7 +5170,9 @@
       </w:tr>
       <w:tr>
         <w:tc>
-          <w:tcPr/>
+          <w:tcPr>
+            <w:tcW w:w="2863" w:type="dxa"/>
+          </w:tcPr>
           <w:p>
             <w:pPr>
               <w:pStyle w:val="Compact"/>
@@ -4609,7 +5184,9 @@
           </w:p>
         </w:tc>
         <w:tc>
-          <w:tcPr/>
+          <w:tcPr>
+            <w:tcW w:w="2976" w:type="dxa"/>
+          </w:tcPr>
           <w:p>
             <w:pPr>
               <w:pStyle w:val="Compact"/>
@@ -4621,7 +5198,9 @@
           </w:p>
         </w:tc>
         <w:tc>
-          <w:tcPr/>
+          <w:tcPr>
+            <w:tcW w:w="3519" w:type="dxa"/>
+          </w:tcPr>
           <w:p>
             <w:pPr>
               <w:pStyle w:val="Compact"/>
@@ -4635,7 +5214,9 @@
       </w:tr>
       <w:tr>
         <w:tc>
-          <w:tcPr/>
+          <w:tcPr>
+            <w:tcW w:w="2863" w:type="dxa"/>
+          </w:tcPr>
           <w:p>
             <w:pPr>
               <w:pStyle w:val="Compact"/>
@@ -4647,7 +5228,9 @@
           </w:p>
         </w:tc>
         <w:tc>
-          <w:tcPr/>
+          <w:tcPr>
+            <w:tcW w:w="2976" w:type="dxa"/>
+          </w:tcPr>
           <w:p>
             <w:pPr>
               <w:pStyle w:val="Compact"/>
@@ -4659,7 +5242,9 @@
           </w:p>
         </w:tc>
         <w:tc>
-          <w:tcPr/>
+          <w:tcPr>
+            <w:tcW w:w="3519" w:type="dxa"/>
+          </w:tcPr>
           <w:p>
             <w:pPr>
               <w:pStyle w:val="Compact"/>
@@ -4673,7 +5258,9 @@
       </w:tr>
       <w:tr>
         <w:tc>
-          <w:tcPr/>
+          <w:tcPr>
+            <w:tcW w:w="2863" w:type="dxa"/>
+          </w:tcPr>
           <w:p>
             <w:pPr>
               <w:pStyle w:val="Compact"/>
@@ -4685,7 +5272,9 @@
           </w:p>
         </w:tc>
         <w:tc>
-          <w:tcPr/>
+          <w:tcPr>
+            <w:tcW w:w="2976" w:type="dxa"/>
+          </w:tcPr>
           <w:p>
             <w:pPr>
               <w:pStyle w:val="Compact"/>
@@ -4697,7 +5286,9 @@
           </w:p>
         </w:tc>
         <w:tc>
-          <w:tcPr/>
+          <w:tcPr>
+            <w:tcW w:w="3519" w:type="dxa"/>
+          </w:tcPr>
           <w:p>
             <w:pPr>
               <w:pStyle w:val="Compact"/>
@@ -4711,7 +5302,9 @@
       </w:tr>
       <w:tr>
         <w:tc>
-          <w:tcPr/>
+          <w:tcPr>
+            <w:tcW w:w="2863" w:type="dxa"/>
+          </w:tcPr>
           <w:p>
             <w:pPr>
               <w:pStyle w:val="Compact"/>
@@ -4723,7 +5316,9 @@
           </w:p>
         </w:tc>
         <w:tc>
-          <w:tcPr/>
+          <w:tcPr>
+            <w:tcW w:w="2976" w:type="dxa"/>
+          </w:tcPr>
           <w:p>
             <w:pPr>
               <w:pStyle w:val="Compact"/>
@@ -4735,7 +5330,9 @@
           </w:p>
         </w:tc>
         <w:tc>
-          <w:tcPr/>
+          <w:tcPr>
+            <w:tcW w:w="3519" w:type="dxa"/>
+          </w:tcPr>
           <w:p>
             <w:pPr>
               <w:pStyle w:val="Compact"/>
@@ -4749,7 +5346,9 @@
       </w:tr>
       <w:tr>
         <w:tc>
-          <w:tcPr/>
+          <w:tcPr>
+            <w:tcW w:w="2863" w:type="dxa"/>
+          </w:tcPr>
           <w:p>
             <w:pPr>
               <w:pStyle w:val="Compact"/>
@@ -4761,7 +5360,9 @@
           </w:p>
         </w:tc>
         <w:tc>
-          <w:tcPr/>
+          <w:tcPr>
+            <w:tcW w:w="2976" w:type="dxa"/>
+          </w:tcPr>
           <w:p>
             <w:pPr>
               <w:pStyle w:val="Compact"/>
@@ -4773,7 +5374,9 @@
           </w:p>
         </w:tc>
         <w:tc>
-          <w:tcPr/>
+          <w:tcPr>
+            <w:tcW w:w="3519" w:type="dxa"/>
+          </w:tcPr>
           <w:p>
             <w:pPr>
               <w:pStyle w:val="Compact"/>
@@ -4787,7 +5390,9 @@
       </w:tr>
       <w:tr>
         <w:tc>
-          <w:tcPr/>
+          <w:tcPr>
+            <w:tcW w:w="2863" w:type="dxa"/>
+          </w:tcPr>
           <w:p>
             <w:pPr>
               <w:pStyle w:val="Compact"/>
@@ -4799,7 +5404,9 @@
           </w:p>
         </w:tc>
         <w:tc>
-          <w:tcPr/>
+          <w:tcPr>
+            <w:tcW w:w="2976" w:type="dxa"/>
+          </w:tcPr>
           <w:p>
             <w:pPr>
               <w:pStyle w:val="Compact"/>
@@ -4811,7 +5418,9 @@
           </w:p>
         </w:tc>
         <w:tc>
-          <w:tcPr/>
+          <w:tcPr>
+            <w:tcW w:w="3519" w:type="dxa"/>
+          </w:tcPr>
           <w:p>
             <w:pPr>
               <w:pStyle w:val="Compact"/>
@@ -4825,7 +5434,9 @@
       </w:tr>
       <w:tr>
         <w:tc>
-          <w:tcPr/>
+          <w:tcPr>
+            <w:tcW w:w="2863" w:type="dxa"/>
+          </w:tcPr>
           <w:p>
             <w:pPr>
               <w:pStyle w:val="Compact"/>
@@ -4837,7 +5448,9 @@
           </w:p>
         </w:tc>
         <w:tc>
-          <w:tcPr/>
+          <w:tcPr>
+            <w:tcW w:w="2976" w:type="dxa"/>
+          </w:tcPr>
           <w:p>
             <w:pPr>
               <w:pStyle w:val="Compact"/>
@@ -4849,7 +5462,9 @@
           </w:p>
         </w:tc>
         <w:tc>
-          <w:tcPr/>
+          <w:tcPr>
+            <w:tcW w:w="3519" w:type="dxa"/>
+          </w:tcPr>
           <w:p>
             <w:pPr>
               <w:pStyle w:val="Compact"/>
@@ -4876,7 +5491,7 @@
       <w:pPr>
         <w:numPr>
           <w:ilvl w:val="0"/>
-          <w:numId w:val="1012"/>
+          <w:numId w:val="1013"/>
         </w:numPr>
         <w:pStyle w:val="Compact"/>
       </w:pPr>
@@ -4888,7 +5503,7 @@
       <w:pPr>
         <w:numPr>
           <w:ilvl w:val="0"/>
-          <w:numId w:val="1012"/>
+          <w:numId w:val="1013"/>
         </w:numPr>
         <w:pStyle w:val="Compact"/>
       </w:pPr>
@@ -4900,7 +5515,7 @@
       <w:pPr>
         <w:numPr>
           <w:ilvl w:val="0"/>
-          <w:numId w:val="1012"/>
+          <w:numId w:val="1013"/>
         </w:numPr>
         <w:pStyle w:val="Compact"/>
       </w:pPr>
@@ -4912,7 +5527,7 @@
       <w:pPr>
         <w:numPr>
           <w:ilvl w:val="0"/>
-          <w:numId w:val="1012"/>
+          <w:numId w:val="1013"/>
         </w:numPr>
         <w:pStyle w:val="Compact"/>
       </w:pPr>
@@ -4924,7 +5539,7 @@
       <w:pPr>
         <w:numPr>
           <w:ilvl w:val="0"/>
-          <w:numId w:val="1012"/>
+          <w:numId w:val="1013"/>
         </w:numPr>
         <w:pStyle w:val="Compact"/>
       </w:pPr>
@@ -4936,7 +5551,7 @@
       <w:pPr>
         <w:numPr>
           <w:ilvl w:val="0"/>
-          <w:numId w:val="1012"/>
+          <w:numId w:val="1013"/>
         </w:numPr>
         <w:pStyle w:val="Compact"/>
       </w:pPr>
@@ -5277,6 +5892,9 @@
     <w:abstractNumId w:val="991"/>
   </w:num>
   <w:num w:numId="1012">
+    <w:abstractNumId w:val="991"/>
+  </w:num>
+  <w:num w:numId="1013">
     <w:abstractNumId w:val="991"/>
   </w:num>
 </w:numbering>

--- a/dist/docs/templates/domain/standard-cost-update-checklist.docx
+++ b/dist/docs/templates/domain/standard-cost-update-checklist.docx
@@ -16,7 +16,7 @@
         <w:pStyle w:val="FirstParagraph"/>
       </w:pPr>
       <w:r>
-        <w:t xml:space="preserve">Last updated: 2026-10-08 · Owner: BSA Manager</w:t>
+        <w:t xml:space="preserve">Last updated: 2026-10-17 · Owner: BSA Manager</w:t>
       </w:r>
     </w:p>
     <w:p>
@@ -215,8 +215,8 @@
         <w:tblLayout w:type="fixed"/>
       </w:tblPr>
       <w:tblGrid>
-        <w:gridCol w:w="2973"/>
-        <w:gridCol w:w="6386"/>
+        <w:gridCol w:w="2984"/>
+        <w:gridCol w:w="6375"/>
       </w:tblGrid>
       <w:tr>
         <w:trPr>
@@ -224,7 +224,7 @@
         </w:trPr>
         <w:tc>
           <w:tcPr>
-            <w:tcW w:w="2973" w:type="dxa"/>
+            <w:tcW w:w="2984" w:type="dxa"/>
           </w:tcPr>
           <w:p>
             <w:pPr>
@@ -238,7 +238,7 @@
         </w:tc>
         <w:tc>
           <w:tcPr>
-            <w:tcW w:w="6386" w:type="dxa"/>
+            <w:tcW w:w="6375" w:type="dxa"/>
           </w:tcPr>
           <w:p>
             <w:pPr>
@@ -254,7 +254,7 @@
       <w:tr>
         <w:tc>
           <w:tcPr>
-            <w:tcW w:w="2973" w:type="dxa"/>
+            <w:tcW w:w="2984" w:type="dxa"/>
           </w:tcPr>
           <w:p>
             <w:pPr>
@@ -268,7 +268,7 @@
         </w:tc>
         <w:tc>
           <w:tcPr>
-            <w:tcW w:w="6386" w:type="dxa"/>
+            <w:tcW w:w="6375" w:type="dxa"/>
           </w:tcPr>
           <w:p>
             <w:pPr>
@@ -284,7 +284,7 @@
       <w:tr>
         <w:tc>
           <w:tcPr>
-            <w:tcW w:w="2973" w:type="dxa"/>
+            <w:tcW w:w="2984" w:type="dxa"/>
           </w:tcPr>
           <w:p>
             <w:pPr>
@@ -298,23 +298,23 @@
         </w:tc>
         <w:tc>
           <w:tcPr>
-            <w:tcW w:w="6386" w:type="dxa"/>
-          </w:tcPr>
-          <w:p>
-            <w:pPr>
-              <w:pStyle w:val="Compact"/>
-              <w:jc w:val="left"/>
-            </w:pPr>
-            <w:r>
-              <w:t xml:space="preserve">[COMPANY: Oracle EBS or Fusion]</w:t>
-            </w:r>
-          </w:p>
-        </w:tc>
-      </w:tr>
-      <w:tr>
-        <w:tc>
-          <w:tcPr>
-            <w:tcW w:w="2973" w:type="dxa"/>
+            <w:tcW w:w="6375" w:type="dxa"/>
+          </w:tcPr>
+          <w:p>
+            <w:pPr>
+              <w:pStyle w:val="Compact"/>
+              <w:jc w:val="left"/>
+            </w:pPr>
+            <w:r>
+              <w:t xml:space="preserve">Oracle EBS</w:t>
+            </w:r>
+          </w:p>
+        </w:tc>
+      </w:tr>
+      <w:tr>
+        <w:tc>
+          <w:tcPr>
+            <w:tcW w:w="2984" w:type="dxa"/>
           </w:tcPr>
           <w:p>
             <w:pPr>
@@ -328,7 +328,7 @@
         </w:tc>
         <w:tc>
           <w:tcPr>
-            <w:tcW w:w="6386" w:type="dxa"/>
+            <w:tcW w:w="6375" w:type="dxa"/>
           </w:tcPr>
           <w:p>
             <w:pPr>
@@ -344,7 +344,7 @@
       <w:tr>
         <w:tc>
           <w:tcPr>
-            <w:tcW w:w="2973" w:type="dxa"/>
+            <w:tcW w:w="2984" w:type="dxa"/>
           </w:tcPr>
           <w:p>
             <w:pPr>
@@ -358,7 +358,7 @@
         </w:tc>
         <w:tc>
           <w:tcPr>
-            <w:tcW w:w="6386" w:type="dxa"/>
+            <w:tcW w:w="6375" w:type="dxa"/>
           </w:tcPr>
           <w:p>
             <w:pPr>
@@ -374,7 +374,7 @@
       <w:tr>
         <w:tc>
           <w:tcPr>
-            <w:tcW w:w="2973" w:type="dxa"/>
+            <w:tcW w:w="2984" w:type="dxa"/>
           </w:tcPr>
           <w:p>
             <w:pPr>
@@ -388,7 +388,7 @@
         </w:tc>
         <w:tc>
           <w:tcPr>
-            <w:tcW w:w="6386" w:type="dxa"/>
+            <w:tcW w:w="6375" w:type="dxa"/>
           </w:tcPr>
           <w:p>
             <w:pPr>
@@ -404,7 +404,7 @@
       <w:tr>
         <w:tc>
           <w:tcPr>
-            <w:tcW w:w="2973" w:type="dxa"/>
+            <w:tcW w:w="2984" w:type="dxa"/>
           </w:tcPr>
           <w:p>
             <w:pPr>
@@ -418,7 +418,7 @@
         </w:tc>
         <w:tc>
           <w:tcPr>
-            <w:tcW w:w="6386" w:type="dxa"/>
+            <w:tcW w:w="6375" w:type="dxa"/>
           </w:tcPr>
           <w:p>
             <w:pPr>
@@ -434,7 +434,7 @@
       <w:tr>
         <w:tc>
           <w:tcPr>
-            <w:tcW w:w="2973" w:type="dxa"/>
+            <w:tcW w:w="2984" w:type="dxa"/>
           </w:tcPr>
           <w:p>
             <w:pPr>
@@ -448,7 +448,7 @@
         </w:tc>
         <w:tc>
           <w:tcPr>
-            <w:tcW w:w="6386" w:type="dxa"/>
+            <w:tcW w:w="6375" w:type="dxa"/>
           </w:tcPr>
           <w:p>
             <w:pPr>
@@ -464,7 +464,7 @@
       <w:tr>
         <w:tc>
           <w:tcPr>
-            <w:tcW w:w="2973" w:type="dxa"/>
+            <w:tcW w:w="2984" w:type="dxa"/>
           </w:tcPr>
           <w:p>
             <w:pPr>
@@ -478,7 +478,7 @@
         </w:tc>
         <w:tc>
           <w:tcPr>
-            <w:tcW w:w="6386" w:type="dxa"/>
+            <w:tcW w:w="6375" w:type="dxa"/>
           </w:tcPr>
           <w:p>
             <w:pPr>
@@ -494,7 +494,7 @@
       <w:tr>
         <w:tc>
           <w:tcPr>
-            <w:tcW w:w="2973" w:type="dxa"/>
+            <w:tcW w:w="2984" w:type="dxa"/>
           </w:tcPr>
           <w:p>
             <w:pPr>
@@ -508,7 +508,7 @@
         </w:tc>
         <w:tc>
           <w:tcPr>
-            <w:tcW w:w="6386" w:type="dxa"/>
+            <w:tcW w:w="6375" w:type="dxa"/>
           </w:tcPr>
           <w:p>
             <w:pPr>
@@ -524,7 +524,7 @@
       <w:tr>
         <w:tc>
           <w:tcPr>
-            <w:tcW w:w="2973" w:type="dxa"/>
+            <w:tcW w:w="2984" w:type="dxa"/>
           </w:tcPr>
           <w:p>
             <w:pPr>
@@ -538,7 +538,7 @@
         </w:tc>
         <w:tc>
           <w:tcPr>
-            <w:tcW w:w="6386" w:type="dxa"/>
+            <w:tcW w:w="6375" w:type="dxa"/>
           </w:tcPr>
           <w:p>
             <w:pPr>
@@ -566,7 +566,7 @@
       <w:tr>
         <w:tc>
           <w:tcPr>
-            <w:tcW w:w="2973" w:type="dxa"/>
+            <w:tcW w:w="2984" w:type="dxa"/>
           </w:tcPr>
           <w:p>
             <w:pPr>
@@ -580,7 +580,7 @@
         </w:tc>
         <w:tc>
           <w:tcPr>
-            <w:tcW w:w="6386" w:type="dxa"/>
+            <w:tcW w:w="6375" w:type="dxa"/>
           </w:tcPr>
           <w:p>
             <w:pPr>
@@ -596,7 +596,7 @@
       <w:tr>
         <w:tc>
           <w:tcPr>
-            <w:tcW w:w="2973" w:type="dxa"/>
+            <w:tcW w:w="2984" w:type="dxa"/>
           </w:tcPr>
           <w:p>
             <w:pPr>
@@ -610,7 +610,7 @@
         </w:tc>
         <w:tc>
           <w:tcPr>
-            <w:tcW w:w="6386" w:type="dxa"/>
+            <w:tcW w:w="6375" w:type="dxa"/>
           </w:tcPr>
           <w:p>
             <w:pPr>
@@ -626,7 +626,7 @@
       <w:tr>
         <w:tc>
           <w:tcPr>
-            <w:tcW w:w="2973" w:type="dxa"/>
+            <w:tcW w:w="2984" w:type="dxa"/>
           </w:tcPr>
           <w:p>
             <w:pPr>
@@ -640,7 +640,7 @@
         </w:tc>
         <w:tc>
           <w:tcPr>
-            <w:tcW w:w="6386" w:type="dxa"/>
+            <w:tcW w:w="6375" w:type="dxa"/>
           </w:tcPr>
           <w:p>
             <w:pPr>
@@ -656,7 +656,7 @@
       <w:tr>
         <w:tc>
           <w:tcPr>
-            <w:tcW w:w="2973" w:type="dxa"/>
+            <w:tcW w:w="2984" w:type="dxa"/>
           </w:tcPr>
           <w:p>
             <w:pPr>
@@ -670,7 +670,7 @@
         </w:tc>
         <w:tc>
           <w:tcPr>
-            <w:tcW w:w="6386" w:type="dxa"/>
+            <w:tcW w:w="6375" w:type="dxa"/>
           </w:tcPr>
           <w:p>
             <w:pPr>
@@ -704,10 +704,10 @@
         <w:tblLayout w:type="fixed"/>
       </w:tblPr>
       <w:tblGrid>
-        <w:gridCol w:w="963"/>
-        <w:gridCol w:w="2577"/>
-        <w:gridCol w:w="1849"/>
-        <w:gridCol w:w="3970"/>
+        <w:gridCol w:w="1725"/>
+        <w:gridCol w:w="2343"/>
+        <w:gridCol w:w="1681"/>
+        <w:gridCol w:w="3609"/>
       </w:tblGrid>
       <w:tr>
         <w:trPr>
@@ -715,7 +715,7 @@
         </w:trPr>
         <w:tc>
           <w:tcPr>
-            <w:tcW w:w="963" w:type="dxa"/>
+            <w:tcW w:w="1725" w:type="dxa"/>
           </w:tcPr>
           <w:p>
             <w:pPr>
@@ -729,7 +729,7 @@
         </w:tc>
         <w:tc>
           <w:tcPr>
-            <w:tcW w:w="2577" w:type="dxa"/>
+            <w:tcW w:w="2343" w:type="dxa"/>
           </w:tcPr>
           <w:p>
             <w:pPr>
@@ -743,7 +743,7 @@
         </w:tc>
         <w:tc>
           <w:tcPr>
-            <w:tcW w:w="1849" w:type="dxa"/>
+            <w:tcW w:w="1681" w:type="dxa"/>
           </w:tcPr>
           <w:p>
             <w:pPr>
@@ -757,7 +757,7 @@
         </w:tc>
         <w:tc>
           <w:tcPr>
-            <w:tcW w:w="3970" w:type="dxa"/>
+            <w:tcW w:w="3609" w:type="dxa"/>
           </w:tcPr>
           <w:p>
             <w:pPr>
@@ -773,7 +773,7 @@
       <w:tr>
         <w:tc>
           <w:tcPr>
-            <w:tcW w:w="963" w:type="dxa"/>
+            <w:tcW w:w="1725" w:type="dxa"/>
           </w:tcPr>
           <w:p>
             <w:pPr>
@@ -787,7 +787,7 @@
         </w:tc>
         <w:tc>
           <w:tcPr>
-            <w:tcW w:w="2577" w:type="dxa"/>
+            <w:tcW w:w="2343" w:type="dxa"/>
           </w:tcPr>
           <w:p>
             <w:pPr>
@@ -801,7 +801,7 @@
         </w:tc>
         <w:tc>
           <w:tcPr>
-            <w:tcW w:w="1849" w:type="dxa"/>
+            <w:tcW w:w="1681" w:type="dxa"/>
           </w:tcPr>
           <w:p>
             <w:pPr>
@@ -815,7 +815,7 @@
         </w:tc>
         <w:tc>
           <w:tcPr>
-            <w:tcW w:w="3970" w:type="dxa"/>
+            <w:tcW w:w="3609" w:type="dxa"/>
           </w:tcPr>
           <w:p>
             <w:pPr>
@@ -831,7 +831,7 @@
       <w:tr>
         <w:tc>
           <w:tcPr>
-            <w:tcW w:w="963" w:type="dxa"/>
+            <w:tcW w:w="1725" w:type="dxa"/>
           </w:tcPr>
           <w:p>
             <w:pPr>
@@ -845,7 +845,7 @@
         </w:tc>
         <w:tc>
           <w:tcPr>
-            <w:tcW w:w="2577" w:type="dxa"/>
+            <w:tcW w:w="2343" w:type="dxa"/>
           </w:tcPr>
           <w:p>
             <w:pPr>
@@ -859,7 +859,7 @@
         </w:tc>
         <w:tc>
           <w:tcPr>
-            <w:tcW w:w="1849" w:type="dxa"/>
+            <w:tcW w:w="1681" w:type="dxa"/>
           </w:tcPr>
           <w:p>
             <w:pPr>
@@ -873,7 +873,7 @@
         </w:tc>
         <w:tc>
           <w:tcPr>
-            <w:tcW w:w="3970" w:type="dxa"/>
+            <w:tcW w:w="3609" w:type="dxa"/>
           </w:tcPr>
           <w:p>
             <w:pPr>
@@ -889,7 +889,7 @@
       <w:tr>
         <w:tc>
           <w:tcPr>
-            <w:tcW w:w="963" w:type="dxa"/>
+            <w:tcW w:w="1725" w:type="dxa"/>
           </w:tcPr>
           <w:p>
             <w:pPr>
@@ -903,7 +903,7 @@
         </w:tc>
         <w:tc>
           <w:tcPr>
-            <w:tcW w:w="2577" w:type="dxa"/>
+            <w:tcW w:w="2343" w:type="dxa"/>
           </w:tcPr>
           <w:p>
             <w:pPr>
@@ -917,7 +917,7 @@
         </w:tc>
         <w:tc>
           <w:tcPr>
-            <w:tcW w:w="1849" w:type="dxa"/>
+            <w:tcW w:w="1681" w:type="dxa"/>
           </w:tcPr>
           <w:p>
             <w:pPr>
@@ -931,7 +931,7 @@
         </w:tc>
         <w:tc>
           <w:tcPr>
-            <w:tcW w:w="3970" w:type="dxa"/>
+            <w:tcW w:w="3609" w:type="dxa"/>
           </w:tcPr>
           <w:p>
             <w:pPr>
@@ -956,7 +956,7 @@
       <w:tr>
         <w:tc>
           <w:tcPr>
-            <w:tcW w:w="963" w:type="dxa"/>
+            <w:tcW w:w="1725" w:type="dxa"/>
           </w:tcPr>
           <w:p>
             <w:pPr>
@@ -970,7 +970,7 @@
         </w:tc>
         <w:tc>
           <w:tcPr>
-            <w:tcW w:w="2577" w:type="dxa"/>
+            <w:tcW w:w="2343" w:type="dxa"/>
           </w:tcPr>
           <w:p>
             <w:pPr>
@@ -993,7 +993,7 @@
         </w:tc>
         <w:tc>
           <w:tcPr>
-            <w:tcW w:w="1849" w:type="dxa"/>
+            <w:tcW w:w="1681" w:type="dxa"/>
           </w:tcPr>
           <w:p>
             <w:pPr>
@@ -1007,7 +1007,7 @@
         </w:tc>
         <w:tc>
           <w:tcPr>
-            <w:tcW w:w="3970" w:type="dxa"/>
+            <w:tcW w:w="3609" w:type="dxa"/>
           </w:tcPr>
           <w:p>
             <w:pPr>
@@ -1023,7 +1023,7 @@
       <w:tr>
         <w:tc>
           <w:tcPr>
-            <w:tcW w:w="963" w:type="dxa"/>
+            <w:tcW w:w="1725" w:type="dxa"/>
           </w:tcPr>
           <w:p>
             <w:pPr>
@@ -1037,7 +1037,7 @@
         </w:tc>
         <w:tc>
           <w:tcPr>
-            <w:tcW w:w="2577" w:type="dxa"/>
+            <w:tcW w:w="2343" w:type="dxa"/>
           </w:tcPr>
           <w:p>
             <w:pPr>
@@ -1051,7 +1051,7 @@
         </w:tc>
         <w:tc>
           <w:tcPr>
-            <w:tcW w:w="1849" w:type="dxa"/>
+            <w:tcW w:w="1681" w:type="dxa"/>
           </w:tcPr>
           <w:p>
             <w:pPr>
@@ -1065,7 +1065,7 @@
         </w:tc>
         <w:tc>
           <w:tcPr>
-            <w:tcW w:w="3970" w:type="dxa"/>
+            <w:tcW w:w="3609" w:type="dxa"/>
           </w:tcPr>
           <w:p>
             <w:pPr>
@@ -1081,7 +1081,7 @@
       <w:tr>
         <w:tc>
           <w:tcPr>
-            <w:tcW w:w="963" w:type="dxa"/>
+            <w:tcW w:w="1725" w:type="dxa"/>
           </w:tcPr>
           <w:p>
             <w:pPr>
@@ -1095,7 +1095,7 @@
         </w:tc>
         <w:tc>
           <w:tcPr>
-            <w:tcW w:w="2577" w:type="dxa"/>
+            <w:tcW w:w="2343" w:type="dxa"/>
           </w:tcPr>
           <w:p>
             <w:pPr>
@@ -1109,7 +1109,7 @@
         </w:tc>
         <w:tc>
           <w:tcPr>
-            <w:tcW w:w="1849" w:type="dxa"/>
+            <w:tcW w:w="1681" w:type="dxa"/>
           </w:tcPr>
           <w:p>
             <w:pPr>
@@ -1123,7 +1123,7 @@
         </w:tc>
         <w:tc>
           <w:tcPr>
-            <w:tcW w:w="3970" w:type="dxa"/>
+            <w:tcW w:w="3609" w:type="dxa"/>
           </w:tcPr>
           <w:p>
             <w:pPr>
@@ -1154,7 +1154,7 @@
       <w:tr>
         <w:tc>
           <w:tcPr>
-            <w:tcW w:w="963" w:type="dxa"/>
+            <w:tcW w:w="1725" w:type="dxa"/>
           </w:tcPr>
           <w:p>
             <w:pPr>
@@ -1168,7 +1168,7 @@
         </w:tc>
         <w:tc>
           <w:tcPr>
-            <w:tcW w:w="2577" w:type="dxa"/>
+            <w:tcW w:w="2343" w:type="dxa"/>
           </w:tcPr>
           <w:p>
             <w:pPr>
@@ -1182,7 +1182,7 @@
         </w:tc>
         <w:tc>
           <w:tcPr>
-            <w:tcW w:w="1849" w:type="dxa"/>
+            <w:tcW w:w="1681" w:type="dxa"/>
           </w:tcPr>
           <w:p>
             <w:pPr>
@@ -1196,7 +1196,7 @@
         </w:tc>
         <w:tc>
           <w:tcPr>
-            <w:tcW w:w="3970" w:type="dxa"/>
+            <w:tcW w:w="3609" w:type="dxa"/>
           </w:tcPr>
           <w:p>
             <w:pPr>
@@ -1212,7 +1212,7 @@
       <w:tr>
         <w:tc>
           <w:tcPr>
-            <w:tcW w:w="963" w:type="dxa"/>
+            <w:tcW w:w="1725" w:type="dxa"/>
           </w:tcPr>
           <w:p>
             <w:pPr>
@@ -1226,7 +1226,7 @@
         </w:tc>
         <w:tc>
           <w:tcPr>
-            <w:tcW w:w="2577" w:type="dxa"/>
+            <w:tcW w:w="2343" w:type="dxa"/>
           </w:tcPr>
           <w:p>
             <w:pPr>
@@ -1240,7 +1240,7 @@
         </w:tc>
         <w:tc>
           <w:tcPr>
-            <w:tcW w:w="1849" w:type="dxa"/>
+            <w:tcW w:w="1681" w:type="dxa"/>
           </w:tcPr>
           <w:p>
             <w:pPr>
@@ -1254,7 +1254,7 @@
         </w:tc>
         <w:tc>
           <w:tcPr>
-            <w:tcW w:w="3970" w:type="dxa"/>
+            <w:tcW w:w="3609" w:type="dxa"/>
           </w:tcPr>
           <w:p>
             <w:pPr>
@@ -1270,7 +1270,7 @@
       <w:tr>
         <w:tc>
           <w:tcPr>
-            <w:tcW w:w="963" w:type="dxa"/>
+            <w:tcW w:w="1725" w:type="dxa"/>
           </w:tcPr>
           <w:p>
             <w:pPr>
@@ -1284,7 +1284,7 @@
         </w:tc>
         <w:tc>
           <w:tcPr>
-            <w:tcW w:w="2577" w:type="dxa"/>
+            <w:tcW w:w="2343" w:type="dxa"/>
           </w:tcPr>
           <w:p>
             <w:pPr>
@@ -1298,7 +1298,7 @@
         </w:tc>
         <w:tc>
           <w:tcPr>
-            <w:tcW w:w="1849" w:type="dxa"/>
+            <w:tcW w:w="1681" w:type="dxa"/>
           </w:tcPr>
           <w:p>
             <w:pPr>
@@ -1312,7 +1312,7 @@
         </w:tc>
         <w:tc>
           <w:tcPr>
-            <w:tcW w:w="3970" w:type="dxa"/>
+            <w:tcW w:w="3609" w:type="dxa"/>
           </w:tcPr>
           <w:p>
             <w:pPr>
@@ -1345,11 +1345,11 @@
         <w:tblLayout w:type="fixed"/>
       </w:tblPr>
       <w:tblGrid>
-        <w:gridCol w:w="1749"/>
-        <w:gridCol w:w="1561"/>
-        <w:gridCol w:w="1958"/>
-        <w:gridCol w:w="899"/>
-        <w:gridCol w:w="3190"/>
+        <w:gridCol w:w="1745"/>
+        <w:gridCol w:w="1557"/>
+        <w:gridCol w:w="1953"/>
+        <w:gridCol w:w="920"/>
+        <w:gridCol w:w="3182"/>
       </w:tblGrid>
       <w:tr>
         <w:trPr>
@@ -1357,7 +1357,7 @@
         </w:trPr>
         <w:tc>
           <w:tcPr>
-            <w:tcW w:w="1749" w:type="dxa"/>
+            <w:tcW w:w="1745" w:type="dxa"/>
           </w:tcPr>
           <w:p>
             <w:pPr>
@@ -1371,7 +1371,7 @@
         </w:tc>
         <w:tc>
           <w:tcPr>
-            <w:tcW w:w="1561" w:type="dxa"/>
+            <w:tcW w:w="1557" w:type="dxa"/>
           </w:tcPr>
           <w:p>
             <w:pPr>
@@ -1385,7 +1385,7 @@
         </w:tc>
         <w:tc>
           <w:tcPr>
-            <w:tcW w:w="1958" w:type="dxa"/>
+            <w:tcW w:w="1953" w:type="dxa"/>
           </w:tcPr>
           <w:p>
             <w:pPr>
@@ -1399,7 +1399,7 @@
         </w:tc>
         <w:tc>
           <w:tcPr>
-            <w:tcW w:w="899" w:type="dxa"/>
+            <w:tcW w:w="920" w:type="dxa"/>
           </w:tcPr>
           <w:p>
             <w:pPr>
@@ -1413,7 +1413,7 @@
         </w:tc>
         <w:tc>
           <w:tcPr>
-            <w:tcW w:w="3190" w:type="dxa"/>
+            <w:tcW w:w="3182" w:type="dxa"/>
           </w:tcPr>
           <w:p>
             <w:pPr>
@@ -1429,7 +1429,7 @@
       <w:tr>
         <w:tc>
           <w:tcPr>
-            <w:tcW w:w="1749" w:type="dxa"/>
+            <w:tcW w:w="1745" w:type="dxa"/>
           </w:tcPr>
           <w:p>
             <w:pPr>
@@ -1443,7 +1443,7 @@
         </w:tc>
         <w:tc>
           <w:tcPr>
-            <w:tcW w:w="1561" w:type="dxa"/>
+            <w:tcW w:w="1557" w:type="dxa"/>
           </w:tcPr>
           <w:p>
             <w:pPr>
@@ -1457,7 +1457,7 @@
         </w:tc>
         <w:tc>
           <w:tcPr>
-            <w:tcW w:w="1958" w:type="dxa"/>
+            <w:tcW w:w="1953" w:type="dxa"/>
           </w:tcPr>
           <w:p>
             <w:pPr>
@@ -1471,7 +1471,7 @@
         </w:tc>
         <w:tc>
           <w:tcPr>
-            <w:tcW w:w="899" w:type="dxa"/>
+            <w:tcW w:w="920" w:type="dxa"/>
           </w:tcPr>
           <w:p>
             <w:pPr>
@@ -1485,7 +1485,7 @@
         </w:tc>
         <w:tc>
           <w:tcPr>
-            <w:tcW w:w="3190" w:type="dxa"/>
+            <w:tcW w:w="3182" w:type="dxa"/>
           </w:tcPr>
           <w:p>
             <w:pPr>
@@ -1501,7 +1501,7 @@
       <w:tr>
         <w:tc>
           <w:tcPr>
-            <w:tcW w:w="1749" w:type="dxa"/>
+            <w:tcW w:w="1745" w:type="dxa"/>
           </w:tcPr>
           <w:p>
             <w:pPr>
@@ -1515,7 +1515,7 @@
         </w:tc>
         <w:tc>
           <w:tcPr>
-            <w:tcW w:w="1561" w:type="dxa"/>
+            <w:tcW w:w="1557" w:type="dxa"/>
           </w:tcPr>
           <w:p>
             <w:pPr>
@@ -1529,7 +1529,7 @@
         </w:tc>
         <w:tc>
           <w:tcPr>
-            <w:tcW w:w="1958" w:type="dxa"/>
+            <w:tcW w:w="1953" w:type="dxa"/>
           </w:tcPr>
           <w:p>
             <w:pPr>
@@ -1543,7 +1543,7 @@
         </w:tc>
         <w:tc>
           <w:tcPr>
-            <w:tcW w:w="899" w:type="dxa"/>
+            <w:tcW w:w="920" w:type="dxa"/>
           </w:tcPr>
           <w:p>
             <w:pPr>
@@ -1557,7 +1557,7 @@
         </w:tc>
         <w:tc>
           <w:tcPr>
-            <w:tcW w:w="3190" w:type="dxa"/>
+            <w:tcW w:w="3182" w:type="dxa"/>
           </w:tcPr>
           <w:p>
             <w:pPr>
@@ -1573,7 +1573,7 @@
       <w:tr>
         <w:tc>
           <w:tcPr>
-            <w:tcW w:w="1749" w:type="dxa"/>
+            <w:tcW w:w="1745" w:type="dxa"/>
           </w:tcPr>
           <w:p>
             <w:pPr>
@@ -1587,7 +1587,7 @@
         </w:tc>
         <w:tc>
           <w:tcPr>
-            <w:tcW w:w="1561" w:type="dxa"/>
+            <w:tcW w:w="1557" w:type="dxa"/>
           </w:tcPr>
           <w:p>
             <w:pPr>
@@ -1601,7 +1601,7 @@
         </w:tc>
         <w:tc>
           <w:tcPr>
-            <w:tcW w:w="1958" w:type="dxa"/>
+            <w:tcW w:w="1953" w:type="dxa"/>
           </w:tcPr>
           <w:p>
             <w:pPr>
@@ -1615,7 +1615,7 @@
         </w:tc>
         <w:tc>
           <w:tcPr>
-            <w:tcW w:w="899" w:type="dxa"/>
+            <w:tcW w:w="920" w:type="dxa"/>
           </w:tcPr>
           <w:p>
             <w:pPr>
@@ -1629,7 +1629,7 @@
         </w:tc>
         <w:tc>
           <w:tcPr>
-            <w:tcW w:w="3190" w:type="dxa"/>
+            <w:tcW w:w="3182" w:type="dxa"/>
           </w:tcPr>
           <w:p>
             <w:pPr>
@@ -1645,7 +1645,7 @@
       <w:tr>
         <w:tc>
           <w:tcPr>
-            <w:tcW w:w="1749" w:type="dxa"/>
+            <w:tcW w:w="1745" w:type="dxa"/>
           </w:tcPr>
           <w:p>
             <w:pPr>
@@ -1659,7 +1659,7 @@
         </w:tc>
         <w:tc>
           <w:tcPr>
-            <w:tcW w:w="1561" w:type="dxa"/>
+            <w:tcW w:w="1557" w:type="dxa"/>
           </w:tcPr>
           <w:p>
             <w:pPr>
@@ -1673,7 +1673,7 @@
         </w:tc>
         <w:tc>
           <w:tcPr>
-            <w:tcW w:w="1958" w:type="dxa"/>
+            <w:tcW w:w="1953" w:type="dxa"/>
           </w:tcPr>
           <w:p>
             <w:pPr>
@@ -1687,7 +1687,7 @@
         </w:tc>
         <w:tc>
           <w:tcPr>
-            <w:tcW w:w="899" w:type="dxa"/>
+            <w:tcW w:w="920" w:type="dxa"/>
           </w:tcPr>
           <w:p>
             <w:pPr>
@@ -1701,7 +1701,7 @@
         </w:tc>
         <w:tc>
           <w:tcPr>
-            <w:tcW w:w="3190" w:type="dxa"/>
+            <w:tcW w:w="3182" w:type="dxa"/>
           </w:tcPr>
           <w:p>
             <w:pPr>
@@ -1717,7 +1717,7 @@
       <w:tr>
         <w:tc>
           <w:tcPr>
-            <w:tcW w:w="1749" w:type="dxa"/>
+            <w:tcW w:w="1745" w:type="dxa"/>
           </w:tcPr>
           <w:p>
             <w:pPr>
@@ -1731,7 +1731,7 @@
         </w:tc>
         <w:tc>
           <w:tcPr>
-            <w:tcW w:w="1561" w:type="dxa"/>
+            <w:tcW w:w="1557" w:type="dxa"/>
           </w:tcPr>
           <w:p>
             <w:pPr>
@@ -1745,7 +1745,7 @@
         </w:tc>
         <w:tc>
           <w:tcPr>
-            <w:tcW w:w="1958" w:type="dxa"/>
+            <w:tcW w:w="1953" w:type="dxa"/>
           </w:tcPr>
           <w:p>
             <w:pPr>
@@ -1759,7 +1759,7 @@
         </w:tc>
         <w:tc>
           <w:tcPr>
-            <w:tcW w:w="899" w:type="dxa"/>
+            <w:tcW w:w="920" w:type="dxa"/>
           </w:tcPr>
           <w:p>
             <w:pPr>
@@ -1773,7 +1773,7 @@
         </w:tc>
         <w:tc>
           <w:tcPr>
-            <w:tcW w:w="3190" w:type="dxa"/>
+            <w:tcW w:w="3182" w:type="dxa"/>
           </w:tcPr>
           <w:p>
             <w:pPr>
@@ -1789,7 +1789,7 @@
       <w:tr>
         <w:tc>
           <w:tcPr>
-            <w:tcW w:w="1749" w:type="dxa"/>
+            <w:tcW w:w="1745" w:type="dxa"/>
           </w:tcPr>
           <w:p>
             <w:pPr>
@@ -1803,7 +1803,7 @@
         </w:tc>
         <w:tc>
           <w:tcPr>
-            <w:tcW w:w="1561" w:type="dxa"/>
+            <w:tcW w:w="1557" w:type="dxa"/>
           </w:tcPr>
           <w:p>
             <w:pPr>
@@ -1817,7 +1817,7 @@
         </w:tc>
         <w:tc>
           <w:tcPr>
-            <w:tcW w:w="1958" w:type="dxa"/>
+            <w:tcW w:w="1953" w:type="dxa"/>
           </w:tcPr>
           <w:p>
             <w:pPr>
@@ -1831,7 +1831,7 @@
         </w:tc>
         <w:tc>
           <w:tcPr>
-            <w:tcW w:w="899" w:type="dxa"/>
+            <w:tcW w:w="920" w:type="dxa"/>
           </w:tcPr>
           <w:p>
             <w:pPr>
@@ -1845,7 +1845,7 @@
         </w:tc>
         <w:tc>
           <w:tcPr>
-            <w:tcW w:w="3190" w:type="dxa"/>
+            <w:tcW w:w="3182" w:type="dxa"/>
           </w:tcPr>
           <w:p>
             <w:pPr>
@@ -1861,7 +1861,7 @@
       <w:tr>
         <w:tc>
           <w:tcPr>
-            <w:tcW w:w="1749" w:type="dxa"/>
+            <w:tcW w:w="1745" w:type="dxa"/>
           </w:tcPr>
           <w:p>
             <w:pPr>
@@ -1875,7 +1875,7 @@
         </w:tc>
         <w:tc>
           <w:tcPr>
-            <w:tcW w:w="1561" w:type="dxa"/>
+            <w:tcW w:w="1557" w:type="dxa"/>
           </w:tcPr>
           <w:p>
             <w:pPr>
@@ -1889,7 +1889,7 @@
         </w:tc>
         <w:tc>
           <w:tcPr>
-            <w:tcW w:w="1958" w:type="dxa"/>
+            <w:tcW w:w="1953" w:type="dxa"/>
           </w:tcPr>
           <w:p>
             <w:pPr>
@@ -1903,7 +1903,7 @@
         </w:tc>
         <w:tc>
           <w:tcPr>
-            <w:tcW w:w="899" w:type="dxa"/>
+            <w:tcW w:w="920" w:type="dxa"/>
           </w:tcPr>
           <w:p>
             <w:pPr>
@@ -1917,7 +1917,7 @@
         </w:tc>
         <w:tc>
           <w:tcPr>
-            <w:tcW w:w="3190" w:type="dxa"/>
+            <w:tcW w:w="3182" w:type="dxa"/>
           </w:tcPr>
           <w:p>
             <w:pPr>
@@ -1933,7 +1933,7 @@
       <w:tr>
         <w:tc>
           <w:tcPr>
-            <w:tcW w:w="1749" w:type="dxa"/>
+            <w:tcW w:w="1745" w:type="dxa"/>
           </w:tcPr>
           <w:p>
             <w:pPr>
@@ -1947,7 +1947,7 @@
         </w:tc>
         <w:tc>
           <w:tcPr>
-            <w:tcW w:w="1561" w:type="dxa"/>
+            <w:tcW w:w="1557" w:type="dxa"/>
           </w:tcPr>
           <w:p>
             <w:pPr>
@@ -1961,7 +1961,7 @@
         </w:tc>
         <w:tc>
           <w:tcPr>
-            <w:tcW w:w="1958" w:type="dxa"/>
+            <w:tcW w:w="1953" w:type="dxa"/>
           </w:tcPr>
           <w:p>
             <w:pPr>
@@ -1975,7 +1975,7 @@
         </w:tc>
         <w:tc>
           <w:tcPr>
-            <w:tcW w:w="899" w:type="dxa"/>
+            <w:tcW w:w="920" w:type="dxa"/>
           </w:tcPr>
           <w:p>
             <w:pPr>
@@ -1989,7 +1989,7 @@
         </w:tc>
         <w:tc>
           <w:tcPr>
-            <w:tcW w:w="3190" w:type="dxa"/>
+            <w:tcW w:w="3182" w:type="dxa"/>
           </w:tcPr>
           <w:p>
             <w:pPr>
@@ -2005,7 +2005,7 @@
       <w:tr>
         <w:tc>
           <w:tcPr>
-            <w:tcW w:w="1749" w:type="dxa"/>
+            <w:tcW w:w="1745" w:type="dxa"/>
           </w:tcPr>
           <w:p>
             <w:pPr>
@@ -2019,7 +2019,7 @@
         </w:tc>
         <w:tc>
           <w:tcPr>
-            <w:tcW w:w="1561" w:type="dxa"/>
+            <w:tcW w:w="1557" w:type="dxa"/>
           </w:tcPr>
           <w:p>
             <w:pPr>
@@ -2033,7 +2033,7 @@
         </w:tc>
         <w:tc>
           <w:tcPr>
-            <w:tcW w:w="1958" w:type="dxa"/>
+            <w:tcW w:w="1953" w:type="dxa"/>
           </w:tcPr>
           <w:p>
             <w:pPr>
@@ -2047,7 +2047,7 @@
         </w:tc>
         <w:tc>
           <w:tcPr>
-            <w:tcW w:w="899" w:type="dxa"/>
+            <w:tcW w:w="920" w:type="dxa"/>
           </w:tcPr>
           <w:p>
             <w:pPr>
@@ -2061,7 +2061,7 @@
         </w:tc>
         <w:tc>
           <w:tcPr>
-            <w:tcW w:w="3190" w:type="dxa"/>
+            <w:tcW w:w="3182" w:type="dxa"/>
           </w:tcPr>
           <w:p>
             <w:pPr>
@@ -2165,10 +2165,10 @@
         <w:tblLayout w:type="fixed"/>
       </w:tblPr>
       <w:tblGrid>
-        <w:gridCol w:w="1610"/>
-        <w:gridCol w:w="879"/>
-        <w:gridCol w:w="1508"/>
-        <w:gridCol w:w="5361"/>
+        <w:gridCol w:w="1603"/>
+        <w:gridCol w:w="920"/>
+        <w:gridCol w:w="1501"/>
+        <w:gridCol w:w="5335"/>
       </w:tblGrid>
       <w:tr>
         <w:trPr>
@@ -2176,7 +2176,7 @@
         </w:trPr>
         <w:tc>
           <w:tcPr>
-            <w:tcW w:w="1610" w:type="dxa"/>
+            <w:tcW w:w="1603" w:type="dxa"/>
           </w:tcPr>
           <w:p>
             <w:pPr>
@@ -2190,7 +2190,7 @@
         </w:tc>
         <w:tc>
           <w:tcPr>
-            <w:tcW w:w="879" w:type="dxa"/>
+            <w:tcW w:w="920" w:type="dxa"/>
           </w:tcPr>
           <w:p>
             <w:pPr>
@@ -2204,7 +2204,7 @@
         </w:tc>
         <w:tc>
           <w:tcPr>
-            <w:tcW w:w="1508" w:type="dxa"/>
+            <w:tcW w:w="1501" w:type="dxa"/>
           </w:tcPr>
           <w:p>
             <w:pPr>
@@ -2218,7 +2218,7 @@
         </w:tc>
         <w:tc>
           <w:tcPr>
-            <w:tcW w:w="5361" w:type="dxa"/>
+            <w:tcW w:w="5335" w:type="dxa"/>
           </w:tcPr>
           <w:p>
             <w:pPr>
@@ -2234,7 +2234,7 @@
       <w:tr>
         <w:tc>
           <w:tcPr>
-            <w:tcW w:w="1610" w:type="dxa"/>
+            <w:tcW w:w="1603" w:type="dxa"/>
           </w:tcPr>
           <w:p>
             <w:pPr>
@@ -2248,7 +2248,7 @@
         </w:tc>
         <w:tc>
           <w:tcPr>
-            <w:tcW w:w="879" w:type="dxa"/>
+            <w:tcW w:w="920" w:type="dxa"/>
           </w:tcPr>
           <w:p>
             <w:pPr>
@@ -2262,7 +2262,7 @@
         </w:tc>
         <w:tc>
           <w:tcPr>
-            <w:tcW w:w="1508" w:type="dxa"/>
+            <w:tcW w:w="1501" w:type="dxa"/>
           </w:tcPr>
           <w:p>
             <w:pPr>
@@ -2276,7 +2276,7 @@
         </w:tc>
         <w:tc>
           <w:tcPr>
-            <w:tcW w:w="5361" w:type="dxa"/>
+            <w:tcW w:w="5335" w:type="dxa"/>
           </w:tcPr>
           <w:p>
             <w:pPr>
@@ -2292,7 +2292,7 @@
       <w:tr>
         <w:tc>
           <w:tcPr>
-            <w:tcW w:w="1610" w:type="dxa"/>
+            <w:tcW w:w="1603" w:type="dxa"/>
           </w:tcPr>
           <w:p>
             <w:pPr>
@@ -2306,7 +2306,7 @@
         </w:tc>
         <w:tc>
           <w:tcPr>
-            <w:tcW w:w="879" w:type="dxa"/>
+            <w:tcW w:w="920" w:type="dxa"/>
           </w:tcPr>
           <w:p>
             <w:pPr>
@@ -2320,7 +2320,7 @@
         </w:tc>
         <w:tc>
           <w:tcPr>
-            <w:tcW w:w="1508" w:type="dxa"/>
+            <w:tcW w:w="1501" w:type="dxa"/>
           </w:tcPr>
           <w:p>
             <w:pPr>
@@ -2334,7 +2334,7 @@
         </w:tc>
         <w:tc>
           <w:tcPr>
-            <w:tcW w:w="5361" w:type="dxa"/>
+            <w:tcW w:w="5335" w:type="dxa"/>
           </w:tcPr>
           <w:p>
             <w:pPr>
@@ -2350,7 +2350,7 @@
       <w:tr>
         <w:tc>
           <w:tcPr>
-            <w:tcW w:w="1610" w:type="dxa"/>
+            <w:tcW w:w="1603" w:type="dxa"/>
           </w:tcPr>
           <w:p>
             <w:pPr>
@@ -2364,7 +2364,7 @@
         </w:tc>
         <w:tc>
           <w:tcPr>
-            <w:tcW w:w="879" w:type="dxa"/>
+            <w:tcW w:w="920" w:type="dxa"/>
           </w:tcPr>
           <w:p>
             <w:pPr>
@@ -2378,7 +2378,7 @@
         </w:tc>
         <w:tc>
           <w:tcPr>
-            <w:tcW w:w="1508" w:type="dxa"/>
+            <w:tcW w:w="1501" w:type="dxa"/>
           </w:tcPr>
           <w:p>
             <w:pPr>
@@ -2392,7 +2392,7 @@
         </w:tc>
         <w:tc>
           <w:tcPr>
-            <w:tcW w:w="5361" w:type="dxa"/>
+            <w:tcW w:w="5335" w:type="dxa"/>
           </w:tcPr>
           <w:p>
             <w:pPr>
@@ -2408,7 +2408,7 @@
       <w:tr>
         <w:tc>
           <w:tcPr>
-            <w:tcW w:w="1610" w:type="dxa"/>
+            <w:tcW w:w="1603" w:type="dxa"/>
           </w:tcPr>
           <w:p>
             <w:pPr>
@@ -2422,7 +2422,7 @@
         </w:tc>
         <w:tc>
           <w:tcPr>
-            <w:tcW w:w="879" w:type="dxa"/>
+            <w:tcW w:w="920" w:type="dxa"/>
           </w:tcPr>
           <w:p>
             <w:pPr>
@@ -2436,7 +2436,7 @@
         </w:tc>
         <w:tc>
           <w:tcPr>
-            <w:tcW w:w="1508" w:type="dxa"/>
+            <w:tcW w:w="1501" w:type="dxa"/>
           </w:tcPr>
           <w:p>
             <w:pPr>
@@ -2450,7 +2450,7 @@
         </w:tc>
         <w:tc>
           <w:tcPr>
-            <w:tcW w:w="5361" w:type="dxa"/>
+            <w:tcW w:w="5335" w:type="dxa"/>
           </w:tcPr>
           <w:p>
             <w:pPr>
@@ -2466,7 +2466,7 @@
       <w:tr>
         <w:tc>
           <w:tcPr>
-            <w:tcW w:w="1610" w:type="dxa"/>
+            <w:tcW w:w="1603" w:type="dxa"/>
           </w:tcPr>
           <w:p>
             <w:pPr>
@@ -2480,7 +2480,7 @@
         </w:tc>
         <w:tc>
           <w:tcPr>
-            <w:tcW w:w="879" w:type="dxa"/>
+            <w:tcW w:w="920" w:type="dxa"/>
           </w:tcPr>
           <w:p>
             <w:pPr>
@@ -2494,7 +2494,7 @@
         </w:tc>
         <w:tc>
           <w:tcPr>
-            <w:tcW w:w="1508" w:type="dxa"/>
+            <w:tcW w:w="1501" w:type="dxa"/>
           </w:tcPr>
           <w:p>
             <w:pPr>
@@ -2508,7 +2508,7 @@
         </w:tc>
         <w:tc>
           <w:tcPr>
-            <w:tcW w:w="5361" w:type="dxa"/>
+            <w:tcW w:w="5335" w:type="dxa"/>
           </w:tcPr>
           <w:p>
             <w:pPr>
@@ -2524,7 +2524,7 @@
       <w:tr>
         <w:tc>
           <w:tcPr>
-            <w:tcW w:w="1610" w:type="dxa"/>
+            <w:tcW w:w="1603" w:type="dxa"/>
           </w:tcPr>
           <w:p>
             <w:pPr>
@@ -2538,7 +2538,7 @@
         </w:tc>
         <w:tc>
           <w:tcPr>
-            <w:tcW w:w="879" w:type="dxa"/>
+            <w:tcW w:w="920" w:type="dxa"/>
           </w:tcPr>
           <w:p>
             <w:pPr>
@@ -2552,7 +2552,7 @@
         </w:tc>
         <w:tc>
           <w:tcPr>
-            <w:tcW w:w="1508" w:type="dxa"/>
+            <w:tcW w:w="1501" w:type="dxa"/>
           </w:tcPr>
           <w:p>
             <w:pPr>
@@ -2566,7 +2566,7 @@
         </w:tc>
         <w:tc>
           <w:tcPr>
-            <w:tcW w:w="5361" w:type="dxa"/>
+            <w:tcW w:w="5335" w:type="dxa"/>
           </w:tcPr>
           <w:p>
             <w:pPr>
@@ -2582,7 +2582,7 @@
       <w:tr>
         <w:tc>
           <w:tcPr>
-            <w:tcW w:w="1610" w:type="dxa"/>
+            <w:tcW w:w="1603" w:type="dxa"/>
           </w:tcPr>
           <w:p>
             <w:pPr>
@@ -2596,7 +2596,7 @@
         </w:tc>
         <w:tc>
           <w:tcPr>
-            <w:tcW w:w="879" w:type="dxa"/>
+            <w:tcW w:w="920" w:type="dxa"/>
           </w:tcPr>
           <w:p>
             <w:pPr>
@@ -2610,7 +2610,7 @@
         </w:tc>
         <w:tc>
           <w:tcPr>
-            <w:tcW w:w="1508" w:type="dxa"/>
+            <w:tcW w:w="1501" w:type="dxa"/>
           </w:tcPr>
           <w:p>
             <w:pPr>
@@ -2624,7 +2624,7 @@
         </w:tc>
         <w:tc>
           <w:tcPr>
-            <w:tcW w:w="5361" w:type="dxa"/>
+            <w:tcW w:w="5335" w:type="dxa"/>
           </w:tcPr>
           <w:p>
             <w:pPr>
@@ -3261,7 +3261,7 @@
         <w:pStyle w:val="FirstParagraph"/>
       </w:pPr>
       <w:r>
-        <w:t xml:space="preserve">Method: [COMPANY: load method]. Product: [COMPANY: Oracle EBS or Fusion]. Steps differ by product and release, so follow [COMPANY: Oracle cost update work instruction] where it differs.</w:t>
+        <w:t xml:space="preserve">Method: [COMPANY: load method]. Product: Oracle EBS. Steps differ by product and release, so follow [COMPANY: Oracle cost update work instruction] where it differs.</w:t>
       </w:r>
     </w:p>
     <w:p>
@@ -3615,12 +3615,12 @@
         <w:tblLayout w:type="fixed"/>
       </w:tblPr>
       <w:tblGrid>
-        <w:gridCol w:w="3805"/>
-        <w:gridCol w:w="1123"/>
-        <w:gridCol w:w="1305"/>
-        <w:gridCol w:w="1123"/>
-        <w:gridCol w:w="1018"/>
-        <w:gridCol w:w="983"/>
+        <w:gridCol w:w="3265"/>
+        <w:gridCol w:w="1380"/>
+        <w:gridCol w:w="1150"/>
+        <w:gridCol w:w="1380"/>
+        <w:gridCol w:w="1150"/>
+        <w:gridCol w:w="1035"/>
       </w:tblGrid>
       <w:tr>
         <w:trPr>
@@ -3628,7 +3628,7 @@
         </w:trPr>
         <w:tc>
           <w:tcPr>
-            <w:tcW w:w="3805" w:type="dxa"/>
+            <w:tcW w:w="3265" w:type="dxa"/>
           </w:tcPr>
           <w:p>
             <w:pPr>
@@ -3642,7 +3642,7 @@
         </w:tc>
         <w:tc>
           <w:tcPr>
-            <w:tcW w:w="1123" w:type="dxa"/>
+            <w:tcW w:w="1380" w:type="dxa"/>
           </w:tcPr>
           <w:p>
             <w:pPr>
@@ -3656,7 +3656,7 @@
         </w:tc>
         <w:tc>
           <w:tcPr>
-            <w:tcW w:w="1305" w:type="dxa"/>
+            <w:tcW w:w="1150" w:type="dxa"/>
           </w:tcPr>
           <w:p>
             <w:pPr>
@@ -3670,7 +3670,7 @@
         </w:tc>
         <w:tc>
           <w:tcPr>
-            <w:tcW w:w="1123" w:type="dxa"/>
+            <w:tcW w:w="1380" w:type="dxa"/>
           </w:tcPr>
           <w:p>
             <w:pPr>
@@ -3684,7 +3684,7 @@
         </w:tc>
         <w:tc>
           <w:tcPr>
-            <w:tcW w:w="1018" w:type="dxa"/>
+            <w:tcW w:w="1150" w:type="dxa"/>
           </w:tcPr>
           <w:p>
             <w:pPr>
@@ -3698,7 +3698,7 @@
         </w:tc>
         <w:tc>
           <w:tcPr>
-            <w:tcW w:w="983" w:type="dxa"/>
+            <w:tcW w:w="1035" w:type="dxa"/>
           </w:tcPr>
           <w:p>
             <w:pPr>
@@ -3714,7 +3714,7 @@
       <w:tr>
         <w:tc>
           <w:tcPr>
-            <w:tcW w:w="3805" w:type="dxa"/>
+            <w:tcW w:w="3265" w:type="dxa"/>
           </w:tcPr>
           <w:p>
             <w:pPr>
@@ -3728,7 +3728,7 @@
         </w:tc>
         <w:tc>
           <w:tcPr>
-            <w:tcW w:w="1123" w:type="dxa"/>
+            <w:tcW w:w="1380" w:type="dxa"/>
           </w:tcPr>
           <w:p>
             <w:pPr>
@@ -3742,7 +3742,7 @@
         </w:tc>
         <w:tc>
           <w:tcPr>
-            <w:tcW w:w="1305" w:type="dxa"/>
+            <w:tcW w:w="1150" w:type="dxa"/>
           </w:tcPr>
           <w:p>
             <w:pPr>
@@ -3756,7 +3756,7 @@
         </w:tc>
         <w:tc>
           <w:tcPr>
-            <w:tcW w:w="1123" w:type="dxa"/>
+            <w:tcW w:w="1380" w:type="dxa"/>
           </w:tcPr>
           <w:p>
             <w:pPr>
@@ -3770,7 +3770,7 @@
         </w:tc>
         <w:tc>
           <w:tcPr>
-            <w:tcW w:w="1018" w:type="dxa"/>
+            <w:tcW w:w="1150" w:type="dxa"/>
           </w:tcPr>
           <w:p>
             <w:pPr>
@@ -3784,7 +3784,7 @@
         </w:tc>
         <w:tc>
           <w:tcPr>
-            <w:tcW w:w="983" w:type="dxa"/>
+            <w:tcW w:w="1035" w:type="dxa"/>
           </w:tcPr>
           <w:p>
             <w:pPr>
@@ -3800,7 +3800,7 @@
       <w:tr>
         <w:tc>
           <w:tcPr>
-            <w:tcW w:w="3805" w:type="dxa"/>
+            <w:tcW w:w="3265" w:type="dxa"/>
           </w:tcPr>
           <w:p>
             <w:pPr>
@@ -3814,7 +3814,7 @@
         </w:tc>
         <w:tc>
           <w:tcPr>
-            <w:tcW w:w="1123" w:type="dxa"/>
+            <w:tcW w:w="1380" w:type="dxa"/>
           </w:tcPr>
           <w:p>
             <w:pPr>
@@ -3828,7 +3828,7 @@
         </w:tc>
         <w:tc>
           <w:tcPr>
-            <w:tcW w:w="1305" w:type="dxa"/>
+            <w:tcW w:w="1150" w:type="dxa"/>
           </w:tcPr>
           <w:p>
             <w:pPr>
@@ -3842,7 +3842,7 @@
         </w:tc>
         <w:tc>
           <w:tcPr>
-            <w:tcW w:w="1123" w:type="dxa"/>
+            <w:tcW w:w="1380" w:type="dxa"/>
           </w:tcPr>
           <w:p>
             <w:pPr>
@@ -3856,7 +3856,7 @@
         </w:tc>
         <w:tc>
           <w:tcPr>
-            <w:tcW w:w="1018" w:type="dxa"/>
+            <w:tcW w:w="1150" w:type="dxa"/>
           </w:tcPr>
           <w:p>
             <w:pPr>
@@ -3870,7 +3870,7 @@
         </w:tc>
         <w:tc>
           <w:tcPr>
-            <w:tcW w:w="983" w:type="dxa"/>
+            <w:tcW w:w="1035" w:type="dxa"/>
           </w:tcPr>
           <w:p>
             <w:pPr>
@@ -3886,7 +3886,7 @@
       <w:tr>
         <w:tc>
           <w:tcPr>
-            <w:tcW w:w="3805" w:type="dxa"/>
+            <w:tcW w:w="3265" w:type="dxa"/>
           </w:tcPr>
           <w:p>
             <w:pPr>
@@ -3900,7 +3900,7 @@
         </w:tc>
         <w:tc>
           <w:tcPr>
-            <w:tcW w:w="1123" w:type="dxa"/>
+            <w:tcW w:w="1380" w:type="dxa"/>
           </w:tcPr>
           <w:p>
             <w:pPr>
@@ -3914,7 +3914,7 @@
         </w:tc>
         <w:tc>
           <w:tcPr>
-            <w:tcW w:w="1305" w:type="dxa"/>
+            <w:tcW w:w="1150" w:type="dxa"/>
           </w:tcPr>
           <w:p>
             <w:pPr>
@@ -3928,7 +3928,7 @@
         </w:tc>
         <w:tc>
           <w:tcPr>
-            <w:tcW w:w="1123" w:type="dxa"/>
+            <w:tcW w:w="1380" w:type="dxa"/>
           </w:tcPr>
           <w:p>
             <w:pPr>
@@ -3942,7 +3942,7 @@
         </w:tc>
         <w:tc>
           <w:tcPr>
-            <w:tcW w:w="1018" w:type="dxa"/>
+            <w:tcW w:w="1150" w:type="dxa"/>
           </w:tcPr>
           <w:p>
             <w:pPr>
@@ -3956,7 +3956,7 @@
         </w:tc>
         <w:tc>
           <w:tcPr>
-            <w:tcW w:w="983" w:type="dxa"/>
+            <w:tcW w:w="1035" w:type="dxa"/>
           </w:tcPr>
           <w:p>
             <w:pPr>
@@ -3972,7 +3972,7 @@
       <w:tr>
         <w:tc>
           <w:tcPr>
-            <w:tcW w:w="3805" w:type="dxa"/>
+            <w:tcW w:w="3265" w:type="dxa"/>
           </w:tcPr>
           <w:p>
             <w:pPr>
@@ -3986,7 +3986,7 @@
         </w:tc>
         <w:tc>
           <w:tcPr>
-            <w:tcW w:w="1123" w:type="dxa"/>
+            <w:tcW w:w="1380" w:type="dxa"/>
           </w:tcPr>
           <w:p>
             <w:pPr>
@@ -4000,7 +4000,7 @@
         </w:tc>
         <w:tc>
           <w:tcPr>
-            <w:tcW w:w="1305" w:type="dxa"/>
+            <w:tcW w:w="1150" w:type="dxa"/>
           </w:tcPr>
           <w:p>
             <w:pPr>
@@ -4014,7 +4014,7 @@
         </w:tc>
         <w:tc>
           <w:tcPr>
-            <w:tcW w:w="1123" w:type="dxa"/>
+            <w:tcW w:w="1380" w:type="dxa"/>
           </w:tcPr>
           <w:p>
             <w:pPr>
@@ -4028,7 +4028,7 @@
         </w:tc>
         <w:tc>
           <w:tcPr>
-            <w:tcW w:w="1018" w:type="dxa"/>
+            <w:tcW w:w="1150" w:type="dxa"/>
           </w:tcPr>
           <w:p>
             <w:pPr>
@@ -4042,7 +4042,7 @@
         </w:tc>
         <w:tc>
           <w:tcPr>
-            <w:tcW w:w="983" w:type="dxa"/>
+            <w:tcW w:w="1035" w:type="dxa"/>
           </w:tcPr>
           <w:p>
             <w:pPr>
@@ -4058,7 +4058,7 @@
       <w:tr>
         <w:tc>
           <w:tcPr>
-            <w:tcW w:w="3805" w:type="dxa"/>
+            <w:tcW w:w="3265" w:type="dxa"/>
           </w:tcPr>
           <w:p>
             <w:pPr>
@@ -4072,7 +4072,7 @@
         </w:tc>
         <w:tc>
           <w:tcPr>
-            <w:tcW w:w="1123" w:type="dxa"/>
+            <w:tcW w:w="1380" w:type="dxa"/>
           </w:tcPr>
           <w:p>
             <w:pPr>
@@ -4086,7 +4086,7 @@
         </w:tc>
         <w:tc>
           <w:tcPr>
-            <w:tcW w:w="1305" w:type="dxa"/>
+            <w:tcW w:w="1150" w:type="dxa"/>
           </w:tcPr>
           <w:p>
             <w:pPr>
@@ -4100,7 +4100,7 @@
         </w:tc>
         <w:tc>
           <w:tcPr>
-            <w:tcW w:w="1123" w:type="dxa"/>
+            <w:tcW w:w="1380" w:type="dxa"/>
           </w:tcPr>
           <w:p>
             <w:pPr>
@@ -4114,7 +4114,7 @@
         </w:tc>
         <w:tc>
           <w:tcPr>
-            <w:tcW w:w="1018" w:type="dxa"/>
+            <w:tcW w:w="1150" w:type="dxa"/>
           </w:tcPr>
           <w:p>
             <w:pPr>
@@ -4128,7 +4128,7 @@
         </w:tc>
         <w:tc>
           <w:tcPr>
-            <w:tcW w:w="983" w:type="dxa"/>
+            <w:tcW w:w="1035" w:type="dxa"/>
           </w:tcPr>
           <w:p>
             <w:pPr>
@@ -4144,7 +4144,7 @@
       <w:tr>
         <w:tc>
           <w:tcPr>
-            <w:tcW w:w="3805" w:type="dxa"/>
+            <w:tcW w:w="3265" w:type="dxa"/>
           </w:tcPr>
           <w:p>
             <w:pPr>
@@ -4158,7 +4158,7 @@
         </w:tc>
         <w:tc>
           <w:tcPr>
-            <w:tcW w:w="1123" w:type="dxa"/>
+            <w:tcW w:w="1380" w:type="dxa"/>
           </w:tcPr>
           <w:p>
             <w:pPr>
@@ -4172,7 +4172,7 @@
         </w:tc>
         <w:tc>
           <w:tcPr>
-            <w:tcW w:w="1305" w:type="dxa"/>
+            <w:tcW w:w="1150" w:type="dxa"/>
           </w:tcPr>
           <w:p>
             <w:pPr>
@@ -4186,7 +4186,7 @@
         </w:tc>
         <w:tc>
           <w:tcPr>
-            <w:tcW w:w="1123" w:type="dxa"/>
+            <w:tcW w:w="1380" w:type="dxa"/>
           </w:tcPr>
           <w:p>
             <w:pPr>
@@ -4200,7 +4200,7 @@
         </w:tc>
         <w:tc>
           <w:tcPr>
-            <w:tcW w:w="1018" w:type="dxa"/>
+            <w:tcW w:w="1150" w:type="dxa"/>
           </w:tcPr>
           <w:p>
             <w:pPr>
@@ -4214,7 +4214,7 @@
         </w:tc>
         <w:tc>
           <w:tcPr>
-            <w:tcW w:w="983" w:type="dxa"/>
+            <w:tcW w:w="1035" w:type="dxa"/>
           </w:tcPr>
           <w:p>
             <w:pPr>
@@ -4230,7 +4230,7 @@
       <w:tr>
         <w:tc>
           <w:tcPr>
-            <w:tcW w:w="3805" w:type="dxa"/>
+            <w:tcW w:w="3265" w:type="dxa"/>
           </w:tcPr>
           <w:p>
             <w:pPr>
@@ -4244,7 +4244,7 @@
         </w:tc>
         <w:tc>
           <w:tcPr>
-            <w:tcW w:w="1123" w:type="dxa"/>
+            <w:tcW w:w="1380" w:type="dxa"/>
           </w:tcPr>
           <w:p>
             <w:pPr>
@@ -4258,7 +4258,7 @@
         </w:tc>
         <w:tc>
           <w:tcPr>
-            <w:tcW w:w="1305" w:type="dxa"/>
+            <w:tcW w:w="1150" w:type="dxa"/>
           </w:tcPr>
           <w:p>
             <w:pPr>
@@ -4272,7 +4272,7 @@
         </w:tc>
         <w:tc>
           <w:tcPr>
-            <w:tcW w:w="1123" w:type="dxa"/>
+            <w:tcW w:w="1380" w:type="dxa"/>
           </w:tcPr>
           <w:p>
             <w:pPr>
@@ -4286,7 +4286,7 @@
         </w:tc>
         <w:tc>
           <w:tcPr>
-            <w:tcW w:w="1018" w:type="dxa"/>
+            <w:tcW w:w="1150" w:type="dxa"/>
           </w:tcPr>
           <w:p>
             <w:pPr>
@@ -4300,7 +4300,7 @@
         </w:tc>
         <w:tc>
           <w:tcPr>
-            <w:tcW w:w="983" w:type="dxa"/>
+            <w:tcW w:w="1035" w:type="dxa"/>
           </w:tcPr>
           <w:p>
             <w:pPr>
@@ -4316,7 +4316,7 @@
       <w:tr>
         <w:tc>
           <w:tcPr>
-            <w:tcW w:w="3805" w:type="dxa"/>
+            <w:tcW w:w="3265" w:type="dxa"/>
           </w:tcPr>
           <w:p>
             <w:pPr>
@@ -4330,7 +4330,7 @@
         </w:tc>
         <w:tc>
           <w:tcPr>
-            <w:tcW w:w="1123" w:type="dxa"/>
+            <w:tcW w:w="1380" w:type="dxa"/>
           </w:tcPr>
           <w:p>
             <w:pPr>
@@ -4344,7 +4344,7 @@
         </w:tc>
         <w:tc>
           <w:tcPr>
-            <w:tcW w:w="1305" w:type="dxa"/>
+            <w:tcW w:w="1150" w:type="dxa"/>
           </w:tcPr>
           <w:p>
             <w:pPr>
@@ -4358,7 +4358,7 @@
         </w:tc>
         <w:tc>
           <w:tcPr>
-            <w:tcW w:w="1123" w:type="dxa"/>
+            <w:tcW w:w="1380" w:type="dxa"/>
           </w:tcPr>
           <w:p>
             <w:pPr>
@@ -4372,7 +4372,7 @@
         </w:tc>
         <w:tc>
           <w:tcPr>
-            <w:tcW w:w="1018" w:type="dxa"/>
+            <w:tcW w:w="1150" w:type="dxa"/>
           </w:tcPr>
           <w:p>
             <w:pPr>
@@ -4386,7 +4386,7 @@
         </w:tc>
         <w:tc>
           <w:tcPr>
-            <w:tcW w:w="983" w:type="dxa"/>
+            <w:tcW w:w="1035" w:type="dxa"/>
           </w:tcPr>
           <w:p>
             <w:pPr>
@@ -4402,7 +4402,7 @@
       <w:tr>
         <w:tc>
           <w:tcPr>
-            <w:tcW w:w="3805" w:type="dxa"/>
+            <w:tcW w:w="3265" w:type="dxa"/>
           </w:tcPr>
           <w:p>
             <w:pPr>
@@ -4416,7 +4416,7 @@
         </w:tc>
         <w:tc>
           <w:tcPr>
-            <w:tcW w:w="1123" w:type="dxa"/>
+            <w:tcW w:w="1380" w:type="dxa"/>
           </w:tcPr>
           <w:p>
             <w:pPr>
@@ -4430,7 +4430,7 @@
         </w:tc>
         <w:tc>
           <w:tcPr>
-            <w:tcW w:w="1305" w:type="dxa"/>
+            <w:tcW w:w="1150" w:type="dxa"/>
           </w:tcPr>
           <w:p>
             <w:pPr>
@@ -4444,7 +4444,7 @@
         </w:tc>
         <w:tc>
           <w:tcPr>
-            <w:tcW w:w="1123" w:type="dxa"/>
+            <w:tcW w:w="1380" w:type="dxa"/>
           </w:tcPr>
           <w:p>
             <w:pPr>
@@ -4458,7 +4458,7 @@
         </w:tc>
         <w:tc>
           <w:tcPr>
-            <w:tcW w:w="1018" w:type="dxa"/>
+            <w:tcW w:w="1150" w:type="dxa"/>
           </w:tcPr>
           <w:p>
             <w:pPr>
@@ -4472,7 +4472,7 @@
         </w:tc>
         <w:tc>
           <w:tcPr>
-            <w:tcW w:w="983" w:type="dxa"/>
+            <w:tcW w:w="1035" w:type="dxa"/>
           </w:tcPr>
           <w:p>
             <w:pPr>
@@ -4488,7 +4488,7 @@
       <w:tr>
         <w:tc>
           <w:tcPr>
-            <w:tcW w:w="3805" w:type="dxa"/>
+            <w:tcW w:w="3265" w:type="dxa"/>
           </w:tcPr>
           <w:p>
             <w:pPr>
@@ -4502,7 +4502,7 @@
         </w:tc>
         <w:tc>
           <w:tcPr>
-            <w:tcW w:w="1123" w:type="dxa"/>
+            <w:tcW w:w="1380" w:type="dxa"/>
           </w:tcPr>
           <w:p>
             <w:pPr>
@@ -4516,7 +4516,7 @@
         </w:tc>
         <w:tc>
           <w:tcPr>
-            <w:tcW w:w="1305" w:type="dxa"/>
+            <w:tcW w:w="1150" w:type="dxa"/>
           </w:tcPr>
           <w:p>
             <w:pPr>
@@ -4530,7 +4530,7 @@
         </w:tc>
         <w:tc>
           <w:tcPr>
-            <w:tcW w:w="1123" w:type="dxa"/>
+            <w:tcW w:w="1380" w:type="dxa"/>
           </w:tcPr>
           <w:p>
             <w:pPr>
@@ -4544,7 +4544,7 @@
         </w:tc>
         <w:tc>
           <w:tcPr>
-            <w:tcW w:w="1018" w:type="dxa"/>
+            <w:tcW w:w="1150" w:type="dxa"/>
           </w:tcPr>
           <w:p>
             <w:pPr>
@@ -4558,7 +4558,7 @@
         </w:tc>
         <w:tc>
           <w:tcPr>
-            <w:tcW w:w="983" w:type="dxa"/>
+            <w:tcW w:w="1035" w:type="dxa"/>
           </w:tcPr>
           <w:p>
             <w:pPr>
@@ -4574,7 +4574,7 @@
       <w:tr>
         <w:tc>
           <w:tcPr>
-            <w:tcW w:w="3805" w:type="dxa"/>
+            <w:tcW w:w="3265" w:type="dxa"/>
           </w:tcPr>
           <w:p>
             <w:pPr>
@@ -4588,7 +4588,7 @@
         </w:tc>
         <w:tc>
           <w:tcPr>
-            <w:tcW w:w="1123" w:type="dxa"/>
+            <w:tcW w:w="1380" w:type="dxa"/>
           </w:tcPr>
           <w:p>
             <w:pPr>
@@ -4602,7 +4602,7 @@
         </w:tc>
         <w:tc>
           <w:tcPr>
-            <w:tcW w:w="1305" w:type="dxa"/>
+            <w:tcW w:w="1150" w:type="dxa"/>
           </w:tcPr>
           <w:p>
             <w:pPr>
@@ -4616,7 +4616,7 @@
         </w:tc>
         <w:tc>
           <w:tcPr>
-            <w:tcW w:w="1123" w:type="dxa"/>
+            <w:tcW w:w="1380" w:type="dxa"/>
           </w:tcPr>
           <w:p>
             <w:pPr>
@@ -4630,7 +4630,7 @@
         </w:tc>
         <w:tc>
           <w:tcPr>
-            <w:tcW w:w="1018" w:type="dxa"/>
+            <w:tcW w:w="1150" w:type="dxa"/>
           </w:tcPr>
           <w:p>
             <w:pPr>
@@ -4644,7 +4644,7 @@
         </w:tc>
         <w:tc>
           <w:tcPr>
-            <w:tcW w:w="983" w:type="dxa"/>
+            <w:tcW w:w="1035" w:type="dxa"/>
           </w:tcPr>
           <w:p>
             <w:pPr>

--- a/dist/docs/templates/domain/standard-cost-update-checklist.docx
+++ b/dist/docs/templates/domain/standard-cost-update-checklist.docx
@@ -215,8 +215,8 @@
         <w:tblLayout w:type="fixed"/>
       </w:tblPr>
       <w:tblGrid>
-        <w:gridCol w:w="2984"/>
-        <w:gridCol w:w="6375"/>
+        <w:gridCol w:w="3016"/>
+        <w:gridCol w:w="6343"/>
       </w:tblGrid>
       <w:tr>
         <w:trPr>
@@ -224,7 +224,7 @@
         </w:trPr>
         <w:tc>
           <w:tcPr>
-            <w:tcW w:w="2984" w:type="dxa"/>
+            <w:tcW w:w="3016" w:type="dxa"/>
           </w:tcPr>
           <w:p>
             <w:pPr>
@@ -238,7 +238,7 @@
         </w:tc>
         <w:tc>
           <w:tcPr>
-            <w:tcW w:w="6375" w:type="dxa"/>
+            <w:tcW w:w="6343" w:type="dxa"/>
           </w:tcPr>
           <w:p>
             <w:pPr>
@@ -254,7 +254,7 @@
       <w:tr>
         <w:tc>
           <w:tcPr>
-            <w:tcW w:w="2984" w:type="dxa"/>
+            <w:tcW w:w="3016" w:type="dxa"/>
           </w:tcPr>
           <w:p>
             <w:pPr>
@@ -268,7 +268,7 @@
         </w:tc>
         <w:tc>
           <w:tcPr>
-            <w:tcW w:w="6375" w:type="dxa"/>
+            <w:tcW w:w="6343" w:type="dxa"/>
           </w:tcPr>
           <w:p>
             <w:pPr>
@@ -284,7 +284,7 @@
       <w:tr>
         <w:tc>
           <w:tcPr>
-            <w:tcW w:w="2984" w:type="dxa"/>
+            <w:tcW w:w="3016" w:type="dxa"/>
           </w:tcPr>
           <w:p>
             <w:pPr>
@@ -298,7 +298,7 @@
         </w:tc>
         <w:tc>
           <w:tcPr>
-            <w:tcW w:w="6375" w:type="dxa"/>
+            <w:tcW w:w="6343" w:type="dxa"/>
           </w:tcPr>
           <w:p>
             <w:pPr>
@@ -314,7 +314,7 @@
       <w:tr>
         <w:tc>
           <w:tcPr>
-            <w:tcW w:w="2984" w:type="dxa"/>
+            <w:tcW w:w="3016" w:type="dxa"/>
           </w:tcPr>
           <w:p>
             <w:pPr>
@@ -328,23 +328,23 @@
         </w:tc>
         <w:tc>
           <w:tcPr>
-            <w:tcW w:w="6375" w:type="dxa"/>
-          </w:tcPr>
-          <w:p>
-            <w:pPr>
-              <w:pStyle w:val="Compact"/>
-              <w:jc w:val="left"/>
-            </w:pPr>
-            <w:r>
-              <w:t xml:space="preserve">[COMPANY: EBS pending cost type name, or Fusion cost scenario naming rule]</w:t>
-            </w:r>
-          </w:p>
-        </w:tc>
-      </w:tr>
-      <w:tr>
-        <w:tc>
-          <w:tcPr>
-            <w:tcW w:w="2984" w:type="dxa"/>
+            <w:tcW w:w="6343" w:type="dxa"/>
+          </w:tcPr>
+          <w:p>
+            <w:pPr>
+              <w:pStyle w:val="Compact"/>
+              <w:jc w:val="left"/>
+            </w:pPr>
+            <w:r>
+              <w:t xml:space="preserve">[COMPANY: EBS pending cost type name]</w:t>
+            </w:r>
+          </w:p>
+        </w:tc>
+      </w:tr>
+      <w:tr>
+        <w:tc>
+          <w:tcPr>
+            <w:tcW w:w="3016" w:type="dxa"/>
           </w:tcPr>
           <w:p>
             <w:pPr>
@@ -358,7 +358,7 @@
         </w:tc>
         <w:tc>
           <w:tcPr>
-            <w:tcW w:w="6375" w:type="dxa"/>
+            <w:tcW w:w="6343" w:type="dxa"/>
           </w:tcPr>
           <w:p>
             <w:pPr>
@@ -374,7 +374,7 @@
       <w:tr>
         <w:tc>
           <w:tcPr>
-            <w:tcW w:w="2984" w:type="dxa"/>
+            <w:tcW w:w="3016" w:type="dxa"/>
           </w:tcPr>
           <w:p>
             <w:pPr>
@@ -388,23 +388,23 @@
         </w:tc>
         <w:tc>
           <w:tcPr>
-            <w:tcW w:w="6375" w:type="dxa"/>
-          </w:tcPr>
-          <w:p>
-            <w:pPr>
-              <w:pStyle w:val="Compact"/>
-              <w:jc w:val="left"/>
-            </w:pPr>
-            <w:r>
-              <w:t xml:space="preserve">[COMPANY: per unit amount, or % of material value (EBS basis type Item, Lot or Total Value; Fusion equivalent)]. If duty is held as a % of material value, record how the rate is converted from the customs value: Oracle applies it to the material cost, not to the duty base</w:t>
-            </w:r>
-          </w:p>
-        </w:tc>
-      </w:tr>
-      <w:tr>
-        <w:tc>
-          <w:tcPr>
-            <w:tcW w:w="2984" w:type="dxa"/>
+            <w:tcW w:w="6343" w:type="dxa"/>
+          </w:tcPr>
+          <w:p>
+            <w:pPr>
+              <w:pStyle w:val="Compact"/>
+              <w:jc w:val="left"/>
+            </w:pPr>
+            <w:r>
+              <w:t xml:space="preserve">[COMPANY: per unit amount, or % of material value (EBS basis type Item, Lot or Total Value)]. If duty is held as a % of material value, record how the rate is converted from the customs value: Oracle applies it to the material cost, not to the duty base</w:t>
+            </w:r>
+          </w:p>
+        </w:tc>
+      </w:tr>
+      <w:tr>
+        <w:tc>
+          <w:tcPr>
+            <w:tcW w:w="3016" w:type="dxa"/>
           </w:tcPr>
           <w:p>
             <w:pPr>
@@ -418,7 +418,7 @@
         </w:tc>
         <w:tc>
           <w:tcPr>
-            <w:tcW w:w="6375" w:type="dxa"/>
+            <w:tcW w:w="6343" w:type="dxa"/>
           </w:tcPr>
           <w:p>
             <w:pPr>
@@ -434,7 +434,7 @@
       <w:tr>
         <w:tc>
           <w:tcPr>
-            <w:tcW w:w="2984" w:type="dxa"/>
+            <w:tcW w:w="3016" w:type="dxa"/>
           </w:tcPr>
           <w:p>
             <w:pPr>
@@ -448,7 +448,7 @@
         </w:tc>
         <w:tc>
           <w:tcPr>
-            <w:tcW w:w="6375" w:type="dxa"/>
+            <w:tcW w:w="6343" w:type="dxa"/>
           </w:tcPr>
           <w:p>
             <w:pPr>
@@ -464,7 +464,7 @@
       <w:tr>
         <w:tc>
           <w:tcPr>
-            <w:tcW w:w="2984" w:type="dxa"/>
+            <w:tcW w:w="3016" w:type="dxa"/>
           </w:tcPr>
           <w:p>
             <w:pPr>
@@ -478,7 +478,7 @@
         </w:tc>
         <w:tc>
           <w:tcPr>
-            <w:tcW w:w="6375" w:type="dxa"/>
+            <w:tcW w:w="6343" w:type="dxa"/>
           </w:tcPr>
           <w:p>
             <w:pPr>
@@ -494,7 +494,7 @@
       <w:tr>
         <w:tc>
           <w:tcPr>
-            <w:tcW w:w="2984" w:type="dxa"/>
+            <w:tcW w:w="3016" w:type="dxa"/>
           </w:tcPr>
           <w:p>
             <w:pPr>
@@ -508,7 +508,7 @@
         </w:tc>
         <w:tc>
           <w:tcPr>
-            <w:tcW w:w="6375" w:type="dxa"/>
+            <w:tcW w:w="6343" w:type="dxa"/>
           </w:tcPr>
           <w:p>
             <w:pPr>
@@ -524,7 +524,7 @@
       <w:tr>
         <w:tc>
           <w:tcPr>
-            <w:tcW w:w="2984" w:type="dxa"/>
+            <w:tcW w:w="3016" w:type="dxa"/>
           </w:tcPr>
           <w:p>
             <w:pPr>
@@ -538,7 +538,7 @@
         </w:tc>
         <w:tc>
           <w:tcPr>
-            <w:tcW w:w="6375" w:type="dxa"/>
+            <w:tcW w:w="6343" w:type="dxa"/>
           </w:tcPr>
           <w:p>
             <w:pPr>
@@ -566,7 +566,7 @@
       <w:tr>
         <w:tc>
           <w:tcPr>
-            <w:tcW w:w="2984" w:type="dxa"/>
+            <w:tcW w:w="3016" w:type="dxa"/>
           </w:tcPr>
           <w:p>
             <w:pPr>
@@ -580,7 +580,7 @@
         </w:tc>
         <w:tc>
           <w:tcPr>
-            <w:tcW w:w="6375" w:type="dxa"/>
+            <w:tcW w:w="6343" w:type="dxa"/>
           </w:tcPr>
           <w:p>
             <w:pPr>
@@ -596,7 +596,7 @@
       <w:tr>
         <w:tc>
           <w:tcPr>
-            <w:tcW w:w="2984" w:type="dxa"/>
+            <w:tcW w:w="3016" w:type="dxa"/>
           </w:tcPr>
           <w:p>
             <w:pPr>
@@ -610,7 +610,7 @@
         </w:tc>
         <w:tc>
           <w:tcPr>
-            <w:tcW w:w="6375" w:type="dxa"/>
+            <w:tcW w:w="6343" w:type="dxa"/>
           </w:tcPr>
           <w:p>
             <w:pPr>
@@ -626,7 +626,7 @@
       <w:tr>
         <w:tc>
           <w:tcPr>
-            <w:tcW w:w="2984" w:type="dxa"/>
+            <w:tcW w:w="3016" w:type="dxa"/>
           </w:tcPr>
           <w:p>
             <w:pPr>
@@ -640,7 +640,7 @@
         </w:tc>
         <w:tc>
           <w:tcPr>
-            <w:tcW w:w="6375" w:type="dxa"/>
+            <w:tcW w:w="6343" w:type="dxa"/>
           </w:tcPr>
           <w:p>
             <w:pPr>
@@ -656,7 +656,7 @@
       <w:tr>
         <w:tc>
           <w:tcPr>
-            <w:tcW w:w="2984" w:type="dxa"/>
+            <w:tcW w:w="3016" w:type="dxa"/>
           </w:tcPr>
           <w:p>
             <w:pPr>
@@ -670,7 +670,7 @@
         </w:tc>
         <w:tc>
           <w:tcPr>
-            <w:tcW w:w="6375" w:type="dxa"/>
+            <w:tcW w:w="6343" w:type="dxa"/>
           </w:tcPr>
           <w:p>
             <w:pPr>
@@ -2738,7 +2738,7 @@
         <w:pStyle w:val="Compact"/>
       </w:pPr>
       <w:r>
-        <w:t xml:space="preserve">☐ Book time: checker review (Manager, about 1.5 h between T-10 and T-7), Finance approval (T-6 to T-5), load window. In EBS, Oracle recommends running the update at the start of the accounting period, before transactions start for the new period. In Fusion, the cost scenario's effective date controls when new costs apply.</w:t>
+        <w:t xml:space="preserve">☐ Book time: checker review (Manager, about 1.5 h between T-10 and T-7), Finance approval (T-6 to T-5), load window. Oracle recommends running the update at the start of the accounting period, before transactions start for the new period.</w:t>
       </w:r>
     </w:p>
     <w:p>
@@ -3273,7 +3273,7 @@
         <w:pStyle w:val="Compact"/>
       </w:pPr>
       <w:r>
-        <w:t xml:space="preserve">☐ The pending cost type (EBS) or cost scenario (Fusion) holds the complete new cost for every item in scope: every cost element and sub-element, not only the changed duty or landed-cost sub-elements. In EBS the update replaces the item's whole Frozen cost with its pending cost, so a duty-only file would wipe the other elements: copy the current Frozen costs into the pending cost type first ([COMPANY: copy method]), then apply the changes. Confirm with Finance how items with no pending cost are treated (the cost type's default cost type).</w:t>
+        <w:t xml:space="preserve">☐ The pending cost type holds the complete new cost for every item in scope: every cost element and sub-element, not only the changed duty or landed-cost sub-elements. The update replaces the item's whole Frozen cost with its pending cost, so a duty-only file would wipe the other elements: copy the current Frozen costs into the pending cost type first ([COMPANY: copy method]), then apply the changes. Confirm with Finance how items with no pending cost are treated (the cost type's default cost type).</w:t>
       </w:r>
     </w:p>
     <w:p>
@@ -3285,7 +3285,7 @@
         <w:pStyle w:val="Compact"/>
       </w:pPr>
       <w:r>
-        <w:t xml:space="preserve">☐ Load the approved file into [COMPANY: pending cost type (EBS) or cost scenario (Fusion)], never straight into the live standard.</w:t>
+        <w:t xml:space="preserve">☐ Load the approved file into [COMPANY: pending cost type], never straight into the live standard.</w:t>
       </w:r>
     </w:p>
     <w:p>
@@ -3309,7 +3309,7 @@
         <w:pStyle w:val="Compact"/>
       </w:pPr>
       <w:r>
-        <w:t xml:space="preserve">☐ Simulate before updating. EBS: run Report Pending Adjustments, which produces the inventory, intransit and WIP standard cost adjustment reports without posting. Fusion: compare the scenario's standard costs with the current published costs (and the inventory impact view, where your release has it).</w:t>
+        <w:t xml:space="preserve">☐ Simulate before updating: run Report Pending Adjustments, which produces the inventory, intransit and WIP standard cost adjustment reports without posting.</w:t>
       </w:r>
     </w:p>
     <w:p>
@@ -3333,7 +3333,7 @@
         <w:pStyle w:val="Compact"/>
       </w:pPr>
       <w:r>
-        <w:t xml:space="preserve">☐ Run the update at the agreed time. EBS: Update Standard Costs from the pending cost type to Frozen. Fusion: run the update or publish step for the cost scenario with the agreed effective date. Done by [COMPANY: who runs the update], with Finance informed.</w:t>
+        <w:t xml:space="preserve">☐ Run the update at the agreed time: Update Standard Costs from the pending cost type to Frozen. Done by [COMPANY: who runs the update], with Finance informed.</w:t>
       </w:r>
     </w:p>
     <w:p>
@@ -3357,7 +3357,7 @@
         <w:pStyle w:val="Compact"/>
       </w:pPr>
       <w:r>
-        <w:t xml:space="preserve">☐ Know the correction path before you start: in Fusion a published scenario cannot be unpublished once its costs are used in transactions (an Undo Cost Update task exists for unintended updates); in EBS a correction normally means another cost update. Agree the path with Finance in advance.</w:t>
+        <w:t xml:space="preserve">☐ Know the correction path before you start: a correction normally means another cost update. Agree the path with Finance in advance.</w:t>
       </w:r>
     </w:p>
     <w:bookmarkEnd w:id="30"/>
